--- a/data/revised_2026-10_full/tracked/v2/Physics/SS4.1_Greenhouse_Effect_and_Climate_Change/Physics_Greenhouse_Effect_and_Climate_Change_CBE_LessonSequence_TRACKED.docx
+++ b/data/revised_2026-10_full/tracked/v2/Physics/SS4.1_Greenhouse_Effect_and_Climate_Change/Physics_Greenhouse_Effect_and_Climate_Change_CBE_LessonSequence_TRACKED.docx
@@ -440,7 +440,7 @@
               </w:rPr>
               <w:t xml:space="preserve">7 lessons</w:t>
             </w:r>
-            <w:ins w:id="9001" w:author="Claude (AI) - proposed" w:date="2026-10-15T08:04:54Z">
+            <w:ins w:id="9001" w:author="Claude (AI) - proposed" w:date="2026-10-18T00:32:39Z">
               <w:r>
                 <w:rPr>
                   <w:rFonts w:ascii="Arial" w:cs="Arial" w:eastAsia="Arial" w:hAnsi="Arial"/>
@@ -468,7 +468,7 @@
               </w:rPr>
               <w:t xml:space="preserve"> × 40 minutes = </w:t>
             </w:r>
-            <w:del w:id="9002" w:author="Claude (AI) - proposed" w:date="2026-10-15T08:04:54Z">
+            <w:del w:id="9002" w:author="Claude (AI) - proposed" w:date="2026-10-18T00:32:39Z">
               <w:r>
                 <w:rPr>
                   <w:rFonts w:ascii="Arial" w:cs="Arial" w:eastAsia="Arial" w:hAnsi="Arial"/>
@@ -483,7 +483,7 @@
                 <w:delText xml:space="preserve">280</w:delText>
               </w:r>
             </w:del>
-            <w:ins w:id="9003" w:author="Claude (AI) - proposed" w:date="2026-10-15T08:04:54Z">
+            <w:ins w:id="9003" w:author="Claude (AI) - proposed" w:date="2026-10-18T00:32:39Z">
               <w:r>
                 <w:rPr>
                   <w:rFonts w:ascii="Arial" w:cs="Arial" w:eastAsia="Arial" w:hAnsi="Arial"/>
@@ -566,10 +566,10 @@
               <w:ind w:left="360" w:hanging="180"/>
               <w:jc w:val="left"/>
               <w:rPr>
-                <w:ins w:id="9005" w:author="Claude (AI) - proposed" w:date="2026-10-15T08:04:54Z"/>
-              </w:rPr>
-            </w:pPr>
-            <w:ins w:id="9004" w:author="Claude (AI) - proposed" w:date="2026-10-15T08:04:54Z">
+                <w:ins w:id="9005" w:author="Claude (AI) - proposed" w:date="2026-10-18T00:32:39Z"/>
+              </w:rPr>
+            </w:pPr>
+            <w:ins w:id="9004" w:author="Claude (AI) - proposed" w:date="2026-10-18T00:32:39Z">
               <w:r>
                 <w:rPr>
                   <w:rFonts w:ascii="Arial" w:cs="Arial" w:eastAsia="Arial" w:hAnsi="Arial"/>
@@ -591,10 +591,10 @@
               <w:ind w:left="360" w:hanging="180"/>
               <w:jc w:val="left"/>
               <w:rPr>
-                <w:ins w:id="9007" w:author="Claude (AI) - proposed" w:date="2026-10-15T08:04:54Z"/>
-              </w:rPr>
-            </w:pPr>
-            <w:ins w:id="9006" w:author="Claude (AI) - proposed" w:date="2026-10-15T08:04:54Z">
+                <w:ins w:id="9007" w:author="Claude (AI) - proposed" w:date="2026-10-18T00:32:39Z"/>
+              </w:rPr>
+            </w:pPr>
+            <w:ins w:id="9006" w:author="Claude (AI) - proposed" w:date="2026-10-18T00:32:39Z">
               <w:r>
                 <w:rPr>
                   <w:rFonts w:ascii="Arial" w:cs="Arial" w:eastAsia="Arial" w:hAnsi="Arial"/>
@@ -616,10 +616,10 @@
               <w:ind w:left="360" w:hanging="180"/>
               <w:jc w:val="left"/>
               <w:rPr>
-                <w:ins w:id="9009" w:author="Claude (AI) - proposed" w:date="2026-10-15T08:04:54Z"/>
-              </w:rPr>
-            </w:pPr>
-            <w:ins w:id="9008" w:author="Claude (AI) - proposed" w:date="2026-10-15T08:04:54Z">
+                <w:ins w:id="9009" w:author="Claude (AI) - proposed" w:date="2026-10-18T00:32:39Z"/>
+              </w:rPr>
+            </w:pPr>
+            <w:ins w:id="9008" w:author="Claude (AI) - proposed" w:date="2026-10-18T00:32:39Z">
               <w:r>
                 <w:rPr>
                   <w:rFonts w:ascii="Arial" w:cs="Arial" w:eastAsia="Arial" w:hAnsi="Arial"/>
@@ -641,10 +641,10 @@
               <w:ind w:left="360" w:hanging="180"/>
               <w:jc w:val="left"/>
               <w:rPr>
-                <w:ins w:id="9011" w:author="Claude (AI) - proposed" w:date="2026-10-15T08:04:54Z"/>
-              </w:rPr>
-            </w:pPr>
-            <w:ins w:id="9010" w:author="Claude (AI) - proposed" w:date="2026-10-15T08:04:54Z">
+                <w:ins w:id="9011" w:author="Claude (AI) - proposed" w:date="2026-10-18T00:32:39Z"/>
+              </w:rPr>
+            </w:pPr>
+            <w:ins w:id="9010" w:author="Claude (AI) - proposed" w:date="2026-10-18T00:32:39Z">
               <w:r>
                 <w:rPr>
                   <w:rFonts w:ascii="Arial" w:cs="Arial" w:eastAsia="Arial" w:hAnsi="Arial"/>
@@ -666,10 +666,10 @@
               <w:ind w:left="360" w:hanging="180"/>
               <w:jc w:val="left"/>
               <w:rPr>
-                <w:del w:id="9013" w:author="Claude (AI) - proposed" w:date="2026-10-15T08:04:54Z"/>
-              </w:rPr>
-            </w:pPr>
-            <w:del w:id="9012" w:author="Claude (AI) - proposed" w:date="2026-10-15T08:04:54Z">
+                <w:del w:id="9013" w:author="Claude (AI) - proposed" w:date="2026-10-18T00:32:39Z"/>
+              </w:rPr>
+            </w:pPr>
+            <w:del w:id="9012" w:author="Claude (AI) - proposed" w:date="2026-10-18T00:32:39Z">
               <w:r>
                 <w:rPr>
                   <w:rFonts w:ascii="Arial" w:cs="Arial" w:eastAsia="Arial" w:hAnsi="Arial"/>
@@ -691,10 +691,10 @@
               <w:ind w:left="360" w:hanging="180"/>
               <w:jc w:val="left"/>
               <w:rPr>
-                <w:del w:id="9015" w:author="Claude (AI) - proposed" w:date="2026-10-15T08:04:54Z"/>
-              </w:rPr>
-            </w:pPr>
-            <w:del w:id="9014" w:author="Claude (AI) - proposed" w:date="2026-10-15T08:04:54Z">
+                <w:del w:id="9015" w:author="Claude (AI) - proposed" w:date="2026-10-18T00:32:39Z"/>
+              </w:rPr>
+            </w:pPr>
+            <w:del w:id="9014" w:author="Claude (AI) - proposed" w:date="2026-10-18T00:32:39Z">
               <w:r>
                 <w:rPr>
                   <w:rFonts w:ascii="Arial" w:cs="Arial" w:eastAsia="Arial" w:hAnsi="Arial"/>
@@ -716,10 +716,10 @@
               <w:ind w:left="360" w:hanging="180"/>
               <w:jc w:val="left"/>
               <w:rPr>
-                <w:del w:id="9017" w:author="Claude (AI) - proposed" w:date="2026-10-15T08:04:54Z"/>
-              </w:rPr>
-            </w:pPr>
-            <w:del w:id="9016" w:author="Claude (AI) - proposed" w:date="2026-10-15T08:04:54Z">
+                <w:del w:id="9017" w:author="Claude (AI) - proposed" w:date="2026-10-18T00:32:39Z"/>
+              </w:rPr>
+            </w:pPr>
+            <w:del w:id="9016" w:author="Claude (AI) - proposed" w:date="2026-10-18T00:32:39Z">
               <w:r>
                 <w:rPr>
                   <w:rFonts w:ascii="Arial" w:cs="Arial" w:eastAsia="Arial" w:hAnsi="Arial"/>
@@ -741,10 +741,10 @@
               <w:ind w:left="360" w:hanging="180"/>
               <w:jc w:val="left"/>
               <w:rPr>
-                <w:del w:id="9019" w:author="Claude (AI) - proposed" w:date="2026-10-15T08:04:54Z"/>
-              </w:rPr>
-            </w:pPr>
-            <w:del w:id="9018" w:author="Claude (AI) - proposed" w:date="2026-10-15T08:04:54Z">
+                <w:del w:id="9019" w:author="Claude (AI) - proposed" w:date="2026-10-18T00:32:39Z"/>
+              </w:rPr>
+            </w:pPr>
+            <w:del w:id="9018" w:author="Claude (AI) - proposed" w:date="2026-10-18T00:32:39Z">
               <w:r>
                 <w:rPr>
                   <w:rFonts w:ascii="Arial" w:cs="Arial" w:eastAsia="Arial" w:hAnsi="Arial"/>
@@ -766,10 +766,10 @@
               <w:ind w:left="360" w:hanging="180"/>
               <w:jc w:val="left"/>
               <w:rPr>
-                <w:del w:id="9021" w:author="Claude (AI) - proposed" w:date="2026-10-15T08:04:54Z"/>
-              </w:rPr>
-            </w:pPr>
-            <w:del w:id="9020" w:author="Claude (AI) - proposed" w:date="2026-10-15T08:04:54Z">
+                <w:del w:id="9021" w:author="Claude (AI) - proposed" w:date="2026-10-18T00:32:39Z"/>
+              </w:rPr>
+            </w:pPr>
+            <w:del w:id="9020" w:author="Claude (AI) - proposed" w:date="2026-10-18T00:32:39Z">
               <w:r>
                 <w:rPr>
                   <w:rFonts w:ascii="Arial" w:cs="Arial" w:eastAsia="Arial" w:hAnsi="Arial"/>
@@ -791,10 +791,10 @@
               <w:ind w:left="360" w:hanging="180"/>
               <w:jc w:val="left"/>
               <w:rPr>
-                <w:del w:id="9023" w:author="Claude (AI) - proposed" w:date="2026-10-15T08:04:54Z"/>
-              </w:rPr>
-            </w:pPr>
-            <w:del w:id="9022" w:author="Claude (AI) - proposed" w:date="2026-10-15T08:04:54Z">
+                <w:del w:id="9023" w:author="Claude (AI) - proposed" w:date="2026-10-18T00:32:39Z"/>
+              </w:rPr>
+            </w:pPr>
+            <w:del w:id="9022" w:author="Claude (AI) - proposed" w:date="2026-10-18T00:32:39Z">
               <w:r>
                 <w:rPr>
                   <w:rFonts w:ascii="Arial" w:cs="Arial" w:eastAsia="Arial" w:hAnsi="Arial"/>
@@ -816,10 +816,10 @@
               <w:ind w:left="360" w:hanging="180"/>
               <w:jc w:val="left"/>
               <w:rPr>
-                <w:del w:id="9025" w:author="Claude (AI) - proposed" w:date="2026-10-15T08:04:54Z"/>
-              </w:rPr>
-            </w:pPr>
-            <w:del w:id="9024" w:author="Claude (AI) - proposed" w:date="2026-10-15T08:04:54Z">
+                <w:del w:id="9025" w:author="Claude (AI) - proposed" w:date="2026-10-18T00:32:39Z"/>
+              </w:rPr>
+            </w:pPr>
+            <w:del w:id="9024" w:author="Claude (AI) - proposed" w:date="2026-10-18T00:32:39Z">
               <w:r>
                 <w:rPr>
                   <w:rFonts w:ascii="Arial" w:cs="Arial" w:eastAsia="Arial" w:hAnsi="Arial"/>
@@ -902,7 +902,7 @@
               </w:rPr>
               <w:t xml:space="preserve">By the end of the sub</w:t>
             </w:r>
-            <w:del w:id="9026" w:author="Claude (AI) - proposed" w:date="2026-10-15T08:04:54Z">
+            <w:del w:id="9026" w:author="Claude (AI) - proposed" w:date="2026-10-18T00:32:39Z">
               <w:r>
                 <w:rPr>
                   <w:rFonts w:ascii="Arial" w:cs="Arial" w:eastAsia="Arial" w:hAnsi="Arial"/>
@@ -917,7 +917,7 @@
                 <w:delText xml:space="preserve">-</w:delText>
               </w:r>
             </w:del>
-            <w:ins w:id="9027" w:author="Claude (AI) - proposed" w:date="2026-10-15T08:04:54Z">
+            <w:ins w:id="9027" w:author="Claude (AI) - proposed" w:date="2026-10-18T00:32:39Z">
               <w:r>
                 <w:rPr>
                   <w:rFonts w:ascii="Arial" w:cs="Arial" w:eastAsia="Arial" w:hAnsi="Arial"/>
@@ -965,7 +965,7 @@
               </w:rPr>
               <w:t xml:space="preserve">a) explain the greenhouse effect and </w:t>
             </w:r>
-            <w:del w:id="9028" w:author="Claude (AI) - proposed" w:date="2026-10-15T08:04:54Z">
+            <w:del w:id="9028" w:author="Claude (AI) - proposed" w:date="2026-10-18T00:32:39Z">
               <w:r>
                 <w:rPr>
                   <w:rFonts w:ascii="Arial" w:cs="Arial" w:eastAsia="Arial" w:hAnsi="Arial"/>
@@ -980,7 +980,7 @@
                 <w:delText xml:space="preserve">how it maintains Earth's temperature</w:delText>
               </w:r>
             </w:del>
-            <w:ins w:id="9029" w:author="Claude (AI) - proposed" w:date="2026-10-15T08:04:54Z">
+            <w:ins w:id="9029" w:author="Claude (AI) - proposed" w:date="2026-10-18T00:32:39Z">
               <w:r>
                 <w:rPr>
                   <w:rFonts w:ascii="Arial" w:cs="Arial" w:eastAsia="Arial" w:hAnsi="Arial"/>
@@ -1015,10 +1015,10 @@
               <w:spacing w:after="40" w:before="0"/>
               <w:jc w:val="left"/>
               <w:rPr>
-                <w:ins w:id="9031" w:author="Claude (AI) - proposed" w:date="2026-10-15T08:04:54Z"/>
-              </w:rPr>
-            </w:pPr>
-            <w:ins w:id="9030" w:author="Claude (AI) - proposed" w:date="2026-10-15T08:04:54Z">
+                <w:ins w:id="9031" w:author="Claude (AI) - proposed" w:date="2026-10-18T00:32:39Z"/>
+              </w:rPr>
+            </w:pPr>
+            <w:ins w:id="9030" w:author="Claude (AI) - proposed" w:date="2026-10-18T00:32:39Z">
               <w:r>
                 <w:rPr>
                   <w:rFonts w:ascii="Arial" w:cs="Arial" w:eastAsia="Arial" w:hAnsi="Arial"/>
@@ -1040,10 +1040,10 @@
               <w:spacing w:after="40" w:before="0"/>
               <w:jc w:val="left"/>
               <w:rPr>
-                <w:del w:id="9033" w:author="Claude (AI) - proposed" w:date="2026-10-15T08:04:54Z"/>
-              </w:rPr>
-            </w:pPr>
-            <w:del w:id="9032" w:author="Claude (AI) - proposed" w:date="2026-10-15T08:04:54Z">
+                <w:del w:id="9033" w:author="Claude (AI) - proposed" w:date="2026-10-18T00:32:39Z"/>
+              </w:rPr>
+            </w:pPr>
+            <w:del w:id="9032" w:author="Claude (AI) - proposed" w:date="2026-10-18T00:32:39Z">
               <w:r>
                 <w:rPr>
                   <w:rFonts w:ascii="Arial" w:cs="Arial" w:eastAsia="Arial" w:hAnsi="Arial"/>
@@ -1078,7 +1078,7 @@
               </w:rPr>
               <w:t xml:space="preserve">c) </w:t>
             </w:r>
-            <w:del w:id="9034" w:author="Claude (AI) - proposed" w:date="2026-10-15T08:04:54Z">
+            <w:del w:id="9034" w:author="Claude (AI) - proposed" w:date="2026-10-18T00:32:39Z">
               <w:r>
                 <w:rPr>
                   <w:rFonts w:ascii="Arial" w:cs="Arial" w:eastAsia="Arial" w:hAnsi="Arial"/>
@@ -1093,7 +1093,7 @@
                 <w:delText xml:space="preserve">describe the role of the ozone layer in protecting life on Earth and explain how its depletion relates to</w:delText>
               </w:r>
             </w:del>
-            <w:ins w:id="9035" w:author="Claude (AI) - proposed" w:date="2026-10-15T08:04:54Z">
+            <w:ins w:id="9035" w:author="Claude (AI) - proposed" w:date="2026-10-18T00:32:39Z">
               <w:r>
                 <w:rPr>
                   <w:rFonts w:ascii="Arial" w:cs="Arial" w:eastAsia="Arial" w:hAnsi="Arial"/>
@@ -1141,7 +1141,7 @@
               </w:rPr>
               <w:t xml:space="preserve">d) </w:t>
             </w:r>
-            <w:del w:id="9036" w:author="Claude (AI) - proposed" w:date="2026-10-15T08:04:54Z">
+            <w:del w:id="9036" w:author="Claude (AI) - proposed" w:date="2026-10-18T00:32:39Z">
               <w:r>
                 <w:rPr>
                   <w:rFonts w:ascii="Arial" w:cs="Arial" w:eastAsia="Arial" w:hAnsi="Arial"/>
@@ -1156,7 +1156,7 @@
                 <w:delText xml:space="preserve">analyse the effects of global warming and climate change on the Kenyan environment, food systems, water bodies, and communities,</w:delText>
               </w:r>
             </w:del>
-            <w:ins w:id="9037" w:author="Claude (AI) - proposed" w:date="2026-10-15T08:04:54Z">
+            <w:ins w:id="9037" w:author="Claude (AI) - proposed" w:date="2026-10-18T00:32:39Z">
               <w:r>
                 <w:rPr>
                   <w:rFonts w:ascii="Arial" w:cs="Arial" w:eastAsia="Arial" w:hAnsi="Arial"/>
@@ -1178,10 +1178,10 @@
               <w:spacing w:after="40" w:before="0"/>
               <w:jc w:val="left"/>
               <w:rPr>
-                <w:ins w:id="9039" w:author="Claude (AI) - proposed" w:date="2026-10-15T08:04:54Z"/>
-              </w:rPr>
-            </w:pPr>
-            <w:ins w:id="9038" w:author="Claude (AI) - proposed" w:date="2026-10-15T08:04:54Z">
+                <w:ins w:id="9039" w:author="Claude (AI) - proposed" w:date="2026-10-18T00:32:39Z"/>
+              </w:rPr>
+            </w:pPr>
+            <w:ins w:id="9038" w:author="Claude (AI) - proposed" w:date="2026-10-18T00:32:39Z">
               <w:r>
                 <w:rPr>
                   <w:rFonts w:ascii="Arial" w:cs="Arial" w:eastAsia="Arial" w:hAnsi="Arial"/>
@@ -1203,10 +1203,10 @@
               <w:spacing w:after="40" w:before="0"/>
               <w:jc w:val="left"/>
               <w:rPr>
-                <w:del w:id="9041" w:author="Claude (AI) - proposed" w:date="2026-10-15T08:04:54Z"/>
-              </w:rPr>
-            </w:pPr>
-            <w:del w:id="9040" w:author="Claude (AI) - proposed" w:date="2026-10-15T08:04:54Z">
+                <w:del w:id="9041" w:author="Claude (AI) - proposed" w:date="2026-10-18T00:32:39Z"/>
+              </w:rPr>
+            </w:pPr>
+            <w:del w:id="9040" w:author="Claude (AI) - proposed" w:date="2026-10-18T00:32:39Z">
               <w:r>
                 <w:rPr>
                   <w:rFonts w:ascii="Arial" w:cs="Arial" w:eastAsia="Arial" w:hAnsi="Arial"/>
@@ -1228,10 +1228,10 @@
               <w:spacing w:after="40" w:before="0"/>
               <w:jc w:val="left"/>
               <w:rPr>
-                <w:del w:id="9043" w:author="Claude (AI) - proposed" w:date="2026-10-15T08:04:54Z"/>
-              </w:rPr>
-            </w:pPr>
-            <w:del w:id="9042" w:author="Claude (AI) - proposed" w:date="2026-10-15T08:04:54Z">
+                <w:del w:id="9043" w:author="Claude (AI) - proposed" w:date="2026-10-18T00:32:39Z"/>
+              </w:rPr>
+            </w:pPr>
+            <w:del w:id="9042" w:author="Claude (AI) - proposed" w:date="2026-10-18T00:32:39Z">
               <w:r>
                 <w:rPr>
                   <w:rFonts w:ascii="Arial" w:cs="Arial" w:eastAsia="Arial" w:hAnsi="Arial"/>
@@ -1301,10 +1301,10 @@
               <w:ind w:left="360" w:hanging="180"/>
               <w:jc w:val="left"/>
               <w:rPr>
-                <w:ins w:id="9045" w:author="Claude (AI) - proposed" w:date="2026-10-15T08:04:54Z"/>
-              </w:rPr>
-            </w:pPr>
-            <w:ins w:id="9044" w:author="Claude (AI) - proposed" w:date="2026-10-15T08:04:54Z">
+                <w:ins w:id="9045" w:author="Claude (AI) - proposed" w:date="2026-10-18T00:32:39Z"/>
+              </w:rPr>
+            </w:pPr>
+            <w:ins w:id="9044" w:author="Claude (AI) - proposed" w:date="2026-10-18T00:32:39Z">
               <w:r>
                 <w:rPr>
                   <w:rFonts w:ascii="Arial" w:cs="Arial" w:eastAsia="Arial" w:hAnsi="Arial"/>
@@ -1326,10 +1326,10 @@
               <w:ind w:left="360" w:hanging="180"/>
               <w:jc w:val="left"/>
               <w:rPr>
-                <w:ins w:id="9047" w:author="Claude (AI) - proposed" w:date="2026-10-15T08:04:54Z"/>
-              </w:rPr>
-            </w:pPr>
-            <w:ins w:id="9046" w:author="Claude (AI) - proposed" w:date="2026-10-15T08:04:54Z">
+                <w:ins w:id="9047" w:author="Claude (AI) - proposed" w:date="2026-10-18T00:32:39Z"/>
+              </w:rPr>
+            </w:pPr>
+            <w:ins w:id="9046" w:author="Claude (AI) - proposed" w:date="2026-10-18T00:32:39Z">
               <w:r>
                 <w:rPr>
                   <w:rFonts w:ascii="Arial" w:cs="Arial" w:eastAsia="Arial" w:hAnsi="Arial"/>
@@ -1351,10 +1351,10 @@
               <w:ind w:left="360" w:hanging="180"/>
               <w:jc w:val="left"/>
               <w:rPr>
-                <w:ins w:id="9049" w:author="Claude (AI) - proposed" w:date="2026-10-15T08:04:54Z"/>
-              </w:rPr>
-            </w:pPr>
-            <w:ins w:id="9048" w:author="Claude (AI) - proposed" w:date="2026-10-15T08:04:54Z">
+                <w:ins w:id="9049" w:author="Claude (AI) - proposed" w:date="2026-10-18T00:32:39Z"/>
+              </w:rPr>
+            </w:pPr>
+            <w:ins w:id="9048" w:author="Claude (AI) - proposed" w:date="2026-10-18T00:32:39Z">
               <w:r>
                 <w:rPr>
                   <w:rFonts w:ascii="Arial" w:cs="Arial" w:eastAsia="Arial" w:hAnsi="Arial"/>
@@ -1376,10 +1376,10 @@
               <w:spacing w:after="40" w:before="0"/>
               <w:jc w:val="left"/>
               <w:rPr>
-                <w:ins w:id="9051" w:author="Claude (AI) - proposed" w:date="2026-10-15T08:04:54Z"/>
-              </w:rPr>
-            </w:pPr>
-            <w:ins w:id="9050" w:author="Claude (AI) - proposed" w:date="2026-10-15T08:04:54Z">
+                <w:ins w:id="9051" w:author="Claude (AI) - proposed" w:date="2026-10-18T00:32:39Z"/>
+              </w:rPr>
+            </w:pPr>
+            <w:ins w:id="9050" w:author="Claude (AI) - proposed" w:date="2026-10-18T00:32:39Z">
               <w:r>
                 <w:rPr>
                   <w:rFonts w:ascii="Arial" w:cs="Arial" w:eastAsia="Arial" w:hAnsi="Arial"/>
@@ -1401,10 +1401,10 @@
               <w:ind w:left="360" w:hanging="180"/>
               <w:jc w:val="left"/>
               <w:rPr>
-                <w:del w:id="9053" w:author="Claude (AI) - proposed" w:date="2026-10-15T08:04:54Z"/>
-              </w:rPr>
-            </w:pPr>
-            <w:del w:id="9052" w:author="Claude (AI) - proposed" w:date="2026-10-15T08:04:54Z">
+                <w:del w:id="9053" w:author="Claude (AI) - proposed" w:date="2026-10-18T00:32:39Z"/>
+              </w:rPr>
+            </w:pPr>
+            <w:del w:id="9052" w:author="Claude (AI) - proposed" w:date="2026-10-18T00:32:39Z">
               <w:r>
                 <w:rPr>
                   <w:rFonts w:ascii="Arial" w:cs="Arial" w:eastAsia="Arial" w:hAnsi="Arial"/>
@@ -1426,10 +1426,10 @@
               <w:ind w:left="360" w:hanging="180"/>
               <w:jc w:val="left"/>
               <w:rPr>
-                <w:del w:id="9055" w:author="Claude (AI) - proposed" w:date="2026-10-15T08:04:54Z"/>
-              </w:rPr>
-            </w:pPr>
-            <w:del w:id="9054" w:author="Claude (AI) - proposed" w:date="2026-10-15T08:04:54Z">
+                <w:del w:id="9055" w:author="Claude (AI) - proposed" w:date="2026-10-18T00:32:39Z"/>
+              </w:rPr>
+            </w:pPr>
+            <w:del w:id="9054" w:author="Claude (AI) - proposed" w:date="2026-10-18T00:32:39Z">
               <w:r>
                 <w:rPr>
                   <w:rFonts w:ascii="Arial" w:cs="Arial" w:eastAsia="Arial" w:hAnsi="Arial"/>
@@ -1451,10 +1451,10 @@
               <w:ind w:left="360" w:hanging="180"/>
               <w:jc w:val="left"/>
               <w:rPr>
-                <w:del w:id="9057" w:author="Claude (AI) - proposed" w:date="2026-10-15T08:04:54Z"/>
-              </w:rPr>
-            </w:pPr>
-            <w:del w:id="9056" w:author="Claude (AI) - proposed" w:date="2026-10-15T08:04:54Z">
+                <w:del w:id="9057" w:author="Claude (AI) - proposed" w:date="2026-10-18T00:32:39Z"/>
+              </w:rPr>
+            </w:pPr>
+            <w:del w:id="9056" w:author="Claude (AI) - proposed" w:date="2026-10-18T00:32:39Z">
               <w:r>
                 <w:rPr>
                   <w:rFonts w:ascii="Arial" w:cs="Arial" w:eastAsia="Arial" w:hAnsi="Arial"/>
@@ -1476,10 +1476,10 @@
               <w:ind w:left="360" w:hanging="180"/>
               <w:jc w:val="left"/>
               <w:rPr>
-                <w:del w:id="9059" w:author="Claude (AI) - proposed" w:date="2026-10-15T08:04:54Z"/>
-              </w:rPr>
-            </w:pPr>
-            <w:del w:id="9058" w:author="Claude (AI) - proposed" w:date="2026-10-15T08:04:54Z">
+                <w:del w:id="9059" w:author="Claude (AI) - proposed" w:date="2026-10-18T00:32:39Z"/>
+              </w:rPr>
+            </w:pPr>
+            <w:del w:id="9058" w:author="Claude (AI) - proposed" w:date="2026-10-18T00:32:39Z">
               <w:r>
                 <w:rPr>
                   <w:rFonts w:ascii="Arial" w:cs="Arial" w:eastAsia="Arial" w:hAnsi="Arial"/>
@@ -1501,10 +1501,10 @@
               <w:ind w:left="360" w:hanging="180"/>
               <w:jc w:val="left"/>
               <w:rPr>
-                <w:del w:id="9061" w:author="Claude (AI) - proposed" w:date="2026-10-15T08:04:54Z"/>
-              </w:rPr>
-            </w:pPr>
-            <w:del w:id="9060" w:author="Claude (AI) - proposed" w:date="2026-10-15T08:04:54Z">
+                <w:del w:id="9061" w:author="Claude (AI) - proposed" w:date="2026-10-18T00:32:39Z"/>
+              </w:rPr>
+            </w:pPr>
+            <w:del w:id="9060" w:author="Claude (AI) - proposed" w:date="2026-10-18T00:32:39Z">
               <w:r>
                 <w:rPr>
                   <w:rFonts w:ascii="Arial" w:cs="Arial" w:eastAsia="Arial" w:hAnsi="Arial"/>
@@ -1574,10 +1574,10 @@
               <w:ind w:left="360" w:hanging="180"/>
               <w:jc w:val="left"/>
               <w:rPr>
-                <w:del w:id="9063" w:author="Claude (AI) - proposed" w:date="2026-10-15T08:04:54Z"/>
-              </w:rPr>
-            </w:pPr>
-            <w:del w:id="9062" w:author="Claude (AI) - proposed" w:date="2026-10-15T08:04:54Z">
+                <w:del w:id="9063" w:author="Claude (AI) - proposed" w:date="2026-10-18T00:32:39Z"/>
+              </w:rPr>
+            </w:pPr>
+            <w:del w:id="9062" w:author="Claude (AI) - proposed" w:date="2026-10-18T00:32:39Z">
               <w:r>
                 <w:rPr>
                   <w:rFonts w:ascii="Arial" w:cs="Arial" w:eastAsia="Arial" w:hAnsi="Arial"/>
@@ -1612,7 +1612,7 @@
               </w:rPr>
               <w:t xml:space="preserve">–  </w:t>
             </w:r>
-            <w:del w:id="9064" w:author="Claude (AI) - proposed" w:date="2026-10-15T08:04:54Z">
+            <w:del w:id="9064" w:author="Claude (AI) - proposed" w:date="2026-10-18T00:32:39Z">
               <w:r>
                 <w:rPr>
                   <w:rFonts w:ascii="Arial" w:cs="Arial" w:eastAsia="Arial" w:hAnsi="Arial"/>
@@ -1627,7 +1627,7 @@
                 <w:delText xml:space="preserve">Respect</w:delText>
               </w:r>
             </w:del>
-            <w:ins w:id="9065" w:author="Claude (AI) - proposed" w:date="2026-10-15T08:04:54Z">
+            <w:ins w:id="9065" w:author="Claude (AI) - proposed" w:date="2026-10-18T00:32:39Z">
               <w:r>
                 <w:rPr>
                   <w:rFonts w:ascii="Arial" w:cs="Arial" w:eastAsia="Arial" w:hAnsi="Arial"/>
@@ -1655,7 +1655,7 @@
               </w:rPr>
               <w:t xml:space="preserve">: the learner </w:t>
             </w:r>
-            <w:del w:id="9066" w:author="Claude (AI) - proposed" w:date="2026-10-15T08:04:54Z">
+            <w:del w:id="9066" w:author="Claude (AI) - proposed" w:date="2026-10-18T00:32:39Z">
               <w:r>
                 <w:rPr>
                   <w:rFonts w:ascii="Arial" w:cs="Arial" w:eastAsia="Arial" w:hAnsi="Arial"/>
@@ -1670,7 +1670,7 @@
                 <w:delText xml:space="preserve">demonstrates open-mindedness and appreciates diverse opinions when discussing the lived experiences of communities affected by climate change across different regions of Kenya</w:delText>
               </w:r>
             </w:del>
-            <w:ins w:id="9067" w:author="Claude (AI) - proposed" w:date="2026-10-15T08:04:54Z">
+            <w:ins w:id="9067" w:author="Claude (AI) - proposed" w:date="2026-10-18T00:32:39Z">
               <w:r>
                 <w:rPr>
                   <w:rFonts w:ascii="Arial" w:cs="Arial" w:eastAsia="Arial" w:hAnsi="Arial"/>
@@ -1705,10 +1705,10 @@
               <w:ind w:left="360" w:hanging="180"/>
               <w:jc w:val="left"/>
               <w:rPr>
-                <w:ins w:id="9069" w:author="Claude (AI) - proposed" w:date="2026-10-15T08:04:54Z"/>
-              </w:rPr>
-            </w:pPr>
-            <w:ins w:id="9068" w:author="Claude (AI) - proposed" w:date="2026-10-15T08:04:54Z">
+                <w:ins w:id="9069" w:author="Claude (AI) - proposed" w:date="2026-10-18T00:32:39Z"/>
+              </w:rPr>
+            </w:pPr>
+            <w:ins w:id="9068" w:author="Claude (AI) - proposed" w:date="2026-10-18T00:32:39Z">
               <w:r>
                 <w:rPr>
                   <w:rFonts w:ascii="Arial" w:cs="Arial" w:eastAsia="Arial" w:hAnsi="Arial"/>
@@ -1730,10 +1730,10 @@
               <w:spacing w:after="40" w:before="0"/>
               <w:jc w:val="left"/>
               <w:rPr>
-                <w:ins w:id="9071" w:author="Claude (AI) - proposed" w:date="2026-10-15T08:04:54Z"/>
-              </w:rPr>
-            </w:pPr>
-            <w:ins w:id="9070" w:author="Claude (AI) - proposed" w:date="2026-10-15T08:04:54Z">
+                <w:ins w:id="9071" w:author="Claude (AI) - proposed" w:date="2026-10-18T00:32:39Z"/>
+              </w:rPr>
+            </w:pPr>
+            <w:ins w:id="9070" w:author="Claude (AI) - proposed" w:date="2026-10-18T00:32:39Z">
               <w:r>
                 <w:rPr>
                   <w:rFonts w:ascii="Arial" w:cs="Arial" w:eastAsia="Arial" w:hAnsi="Arial"/>
@@ -1755,10 +1755,10 @@
               <w:ind w:left="360" w:hanging="180"/>
               <w:jc w:val="left"/>
               <w:rPr>
-                <w:del w:id="9073" w:author="Claude (AI) - proposed" w:date="2026-10-15T08:04:54Z"/>
-              </w:rPr>
-            </w:pPr>
-            <w:del w:id="9072" w:author="Claude (AI) - proposed" w:date="2026-10-15T08:04:54Z">
+                <w:del w:id="9073" w:author="Claude (AI) - proposed" w:date="2026-10-18T00:32:39Z"/>
+              </w:rPr>
+            </w:pPr>
+            <w:del w:id="9072" w:author="Claude (AI) - proposed" w:date="2026-10-18T00:32:39Z">
               <w:r>
                 <w:rPr>
                   <w:rFonts w:ascii="Arial" w:cs="Arial" w:eastAsia="Arial" w:hAnsi="Arial"/>
@@ -1780,10 +1780,10 @@
               <w:ind w:left="360" w:hanging="180"/>
               <w:jc w:val="left"/>
               <w:rPr>
-                <w:del w:id="9075" w:author="Claude (AI) - proposed" w:date="2026-10-15T08:04:54Z"/>
-              </w:rPr>
-            </w:pPr>
-            <w:del w:id="9074" w:author="Claude (AI) - proposed" w:date="2026-10-15T08:04:54Z">
+                <w:del w:id="9075" w:author="Claude (AI) - proposed" w:date="2026-10-18T00:32:39Z"/>
+              </w:rPr>
+            </w:pPr>
+            <w:del w:id="9074" w:author="Claude (AI) - proposed" w:date="2026-10-18T00:32:39Z">
               <w:r>
                 <w:rPr>
                   <w:rFonts w:ascii="Arial" w:cs="Arial" w:eastAsia="Arial" w:hAnsi="Arial"/>
@@ -2041,10 +2041,10 @@
               <w:ind w:left="360" w:hanging="180"/>
               <w:jc w:val="left"/>
               <w:rPr>
-                <w:ins w:id="9077" w:author="Claude (AI) - proposed" w:date="2026-10-15T08:04:54Z"/>
-              </w:rPr>
-            </w:pPr>
-            <w:ins w:id="9076" w:author="Claude (AI) - proposed" w:date="2026-10-15T08:04:54Z">
+                <w:ins w:id="9077" w:author="Claude (AI) - proposed" w:date="2026-10-18T00:32:39Z"/>
+              </w:rPr>
+            </w:pPr>
+            <w:ins w:id="9076" w:author="Claude (AI) - proposed" w:date="2026-10-18T00:32:39Z">
               <w:r>
                 <w:rPr>
                   <w:rFonts w:ascii="Arial" w:cs="Arial" w:eastAsia="Arial" w:hAnsi="Arial"/>
@@ -2066,10 +2066,10 @@
               <w:spacing w:after="40" w:before="0"/>
               <w:jc w:val="left"/>
               <w:rPr>
-                <w:ins w:id="9079" w:author="Claude (AI) - proposed" w:date="2026-10-15T08:04:54Z"/>
-              </w:rPr>
-            </w:pPr>
-            <w:ins w:id="9078" w:author="Claude (AI) - proposed" w:date="2026-10-15T08:04:54Z">
+                <w:ins w:id="9079" w:author="Claude (AI) - proposed" w:date="2026-10-18T00:32:39Z"/>
+              </w:rPr>
+            </w:pPr>
+            <w:ins w:id="9078" w:author="Claude (AI) - proposed" w:date="2026-10-18T00:32:39Z">
               <w:r>
                 <w:rPr>
                   <w:rFonts w:ascii="Arial" w:cs="Arial" w:eastAsia="Arial" w:hAnsi="Arial"/>
@@ -2091,10 +2091,10 @@
               <w:ind w:left="360" w:hanging="180"/>
               <w:jc w:val="left"/>
               <w:rPr>
-                <w:del w:id="9081" w:author="Claude (AI) - proposed" w:date="2026-10-15T08:04:54Z"/>
-              </w:rPr>
-            </w:pPr>
-            <w:del w:id="9080" w:author="Claude (AI) - proposed" w:date="2026-10-15T08:04:54Z">
+                <w:del w:id="9081" w:author="Claude (AI) - proposed" w:date="2026-10-18T00:32:39Z"/>
+              </w:rPr>
+            </w:pPr>
+            <w:del w:id="9080" w:author="Claude (AI) - proposed" w:date="2026-10-18T00:32:39Z">
               <w:r>
                 <w:rPr>
                   <w:rFonts w:ascii="Arial" w:cs="Arial" w:eastAsia="Arial" w:hAnsi="Arial"/>
@@ -2116,10 +2116,10 @@
               <w:ind w:left="360" w:hanging="180"/>
               <w:jc w:val="left"/>
               <w:rPr>
-                <w:del w:id="9083" w:author="Claude (AI) - proposed" w:date="2026-10-15T08:04:54Z"/>
-              </w:rPr>
-            </w:pPr>
-            <w:del w:id="9082" w:author="Claude (AI) - proposed" w:date="2026-10-15T08:04:54Z">
+                <w:del w:id="9083" w:author="Claude (AI) - proposed" w:date="2026-10-18T00:32:39Z"/>
+              </w:rPr>
+            </w:pPr>
+            <w:del w:id="9082" w:author="Claude (AI) - proposed" w:date="2026-10-18T00:32:39Z">
               <w:r>
                 <w:rPr>
                   <w:rFonts w:ascii="Arial" w:cs="Arial" w:eastAsia="Arial" w:hAnsi="Arial"/>
@@ -2141,10 +2141,10 @@
               <w:ind w:left="360" w:hanging="180"/>
               <w:jc w:val="left"/>
               <w:rPr>
-                <w:del w:id="9085" w:author="Claude (AI) - proposed" w:date="2026-10-15T08:04:54Z"/>
-              </w:rPr>
-            </w:pPr>
-            <w:del w:id="9084" w:author="Claude (AI) - proposed" w:date="2026-10-15T08:04:54Z">
+                <w:del w:id="9085" w:author="Claude (AI) - proposed" w:date="2026-10-18T00:32:39Z"/>
+              </w:rPr>
+            </w:pPr>
+            <w:del w:id="9084" w:author="Claude (AI) - proposed" w:date="2026-10-18T00:32:39Z">
               <w:r>
                 <w:rPr>
                   <w:rFonts w:ascii="Arial" w:cs="Arial" w:eastAsia="Arial" w:hAnsi="Arial"/>
@@ -2166,10 +2166,10 @@
               <w:ind w:left="360" w:hanging="180"/>
               <w:jc w:val="left"/>
               <w:rPr>
-                <w:del w:id="9087" w:author="Claude (AI) - proposed" w:date="2026-10-15T08:04:54Z"/>
-              </w:rPr>
-            </w:pPr>
-            <w:del w:id="9086" w:author="Claude (AI) - proposed" w:date="2026-10-15T08:04:54Z">
+                <w:del w:id="9087" w:author="Claude (AI) - proposed" w:date="2026-10-18T00:32:39Z"/>
+              </w:rPr>
+            </w:pPr>
+            <w:del w:id="9086" w:author="Claude (AI) - proposed" w:date="2026-10-18T00:32:39Z">
               <w:r>
                 <w:rPr>
                   <w:rFonts w:ascii="Arial" w:cs="Arial" w:eastAsia="Arial" w:hAnsi="Arial"/>
@@ -2535,10 +2535,10 @@
               <w:spacing w:after="40" w:before="0"/>
               <w:jc w:val="left"/>
               <w:rPr>
-                <w:ins w:id="9089" w:author="Claude (AI) - proposed" w:date="2026-10-15T08:04:54Z"/>
-              </w:rPr>
-            </w:pPr>
-            <w:ins w:id="9088" w:author="Claude (AI) - proposed" w:date="2026-10-15T08:04:54Z">
+                <w:ins w:id="9089" w:author="Claude (AI) - proposed" w:date="2026-10-18T00:32:39Z"/>
+              </w:rPr>
+            </w:pPr>
+            <w:ins w:id="9088" w:author="Claude (AI) - proposed" w:date="2026-10-18T00:32:39Z">
               <w:r>
                 <w:rPr>
                   <w:rFonts w:ascii="Arial" w:cs="Arial" w:eastAsia="Arial" w:hAnsi="Arial"/>
@@ -2560,10 +2560,10 @@
               <w:spacing w:after="40" w:before="0"/>
               <w:jc w:val="left"/>
               <w:rPr>
-                <w:ins w:id="9091" w:author="Claude (AI) - proposed" w:date="2026-10-15T08:04:54Z"/>
-              </w:rPr>
-            </w:pPr>
-            <w:ins w:id="9090" w:author="Claude (AI) - proposed" w:date="2026-10-15T08:04:54Z">
+                <w:ins w:id="9091" w:author="Claude (AI) - proposed" w:date="2026-10-18T00:32:39Z"/>
+              </w:rPr>
+            </w:pPr>
+            <w:ins w:id="9090" w:author="Claude (AI) - proposed" w:date="2026-10-18T00:32:39Z">
               <w:r>
                 <w:rPr>
                   <w:rFonts w:ascii="Arial" w:cs="Arial" w:eastAsia="Arial" w:hAnsi="Arial"/>
@@ -2585,10 +2585,10 @@
               <w:spacing w:after="40" w:before="0"/>
               <w:jc w:val="left"/>
               <w:rPr>
-                <w:del w:id="9093" w:author="Claude (AI) - proposed" w:date="2026-10-15T08:04:54Z"/>
-              </w:rPr>
-            </w:pPr>
-            <w:del w:id="9092" w:author="Claude (AI) - proposed" w:date="2026-10-15T08:04:54Z">
+                <w:del w:id="9093" w:author="Claude (AI) - proposed" w:date="2026-10-18T00:32:39Z"/>
+              </w:rPr>
+            </w:pPr>
+            <w:del w:id="9092" w:author="Claude (AI) - proposed" w:date="2026-10-18T00:32:39Z">
               <w:r>
                 <w:rPr>
                   <w:rFonts w:ascii="Arial" w:cs="Arial" w:eastAsia="Arial" w:hAnsi="Arial"/>
@@ -2610,10 +2610,10 @@
               <w:spacing w:after="40" w:before="0"/>
               <w:jc w:val="left"/>
               <w:rPr>
-                <w:del w:id="9095" w:author="Claude (AI) - proposed" w:date="2026-10-15T08:04:54Z"/>
-              </w:rPr>
-            </w:pPr>
-            <w:del w:id="9094" w:author="Claude (AI) - proposed" w:date="2026-10-15T08:04:54Z">
+                <w:del w:id="9095" w:author="Claude (AI) - proposed" w:date="2026-10-18T00:32:39Z"/>
+              </w:rPr>
+            </w:pPr>
+            <w:del w:id="9094" w:author="Claude (AI) - proposed" w:date="2026-10-18T00:32:39Z">
               <w:r>
                 <w:rPr>
                   <w:rFonts w:ascii="Arial" w:cs="Arial" w:eastAsia="Arial" w:hAnsi="Arial"/>
@@ -2736,7 +2736,7 @@
               </w:rPr>
               <w:t xml:space="preserve">Students are presented with a striking paired image: a historical photograph of Mount Kenya's Lewis Glacier taken in 1934 alongside a current satellite image showing its dramatic retreat. Alongside this, students read a short testimony from a maize farmer in Embu County who explains that the long rains (March–May) now arrive weeks later than they did in their grandparents' time, and that yields of maize and beans have fallen sharply. Students are asked: "Both of these changes — a shrinking glacier on a volcanic mountain and unpredictable rains on a farm </w:t>
             </w:r>
-            <w:del w:id="9096" w:author="Claude (AI) - proposed" w:date="2026-10-15T08:04:54Z">
+            <w:del w:id="9096" w:author="Claude (AI) - proposed" w:date="2026-10-18T00:32:39Z">
               <w:r>
                 <w:rPr>
                   <w:rFonts w:ascii="Arial" w:cs="Arial" w:eastAsia="Arial" w:hAnsi="Arial"/>
@@ -2751,7 +2751,7 @@
                 <w:delText xml:space="preserve">hundreds of</w:delText>
               </w:r>
             </w:del>
-            <w:ins w:id="9097" w:author="Claude (AI) - proposed" w:date="2026-10-15T08:04:54Z">
+            <w:ins w:id="9097" w:author="Claude (AI) - proposed" w:date="2026-10-18T00:32:39Z">
               <w:r>
                 <w:rPr>
                   <w:rFonts w:ascii="Arial" w:cs="Arial" w:eastAsia="Arial" w:hAnsi="Arial"/>
@@ -2847,7 +2847,7 @@
               </w:rPr>
               <w:t xml:space="preserve">Lesson 1 — What Is the Greenhouse Effect? (Anchoring Phenomenon Introduction</w:t>
             </w:r>
-            <w:ins w:id="9098" w:author="Claude (AI) - proposed" w:date="2026-10-15T08:04:54Z">
+            <w:ins w:id="9098" w:author="Claude (AI) - proposed" w:date="2026-10-18T00:32:39Z">
               <w:r>
                 <w:rPr>
                   <w:rFonts w:ascii="Arial" w:cs="Arial" w:eastAsia="Arial" w:hAnsi="Arial"/>
@@ -2882,10 +2882,10 @@
               <w:spacing w:after="40" w:before="0"/>
               <w:jc w:val="left"/>
               <w:rPr>
-                <w:ins w:id="9100" w:author="Claude (AI) - proposed" w:date="2026-10-15T08:04:54Z"/>
-              </w:rPr>
-            </w:pPr>
-            <w:ins w:id="9099" w:author="Claude (AI) - proposed" w:date="2026-10-15T08:04:54Z">
+                <w:ins w:id="9100" w:author="Claude (AI) - proposed" w:date="2026-10-18T00:32:39Z"/>
+              </w:rPr>
+            </w:pPr>
+            <w:ins w:id="9099" w:author="Claude (AI) - proposed" w:date="2026-10-18T00:32:39Z">
               <w:r>
                 <w:rPr>
                   <w:rFonts w:ascii="Arial" w:cs="Arial" w:eastAsia="Arial" w:hAnsi="Arial"/>
@@ -2907,10 +2907,10 @@
               <w:spacing w:after="40" w:before="0"/>
               <w:jc w:val="left"/>
               <w:rPr>
-                <w:del w:id="9102" w:author="Claude (AI) - proposed" w:date="2026-10-15T08:04:54Z"/>
-              </w:rPr>
-            </w:pPr>
-            <w:del w:id="9101" w:author="Claude (AI) - proposed" w:date="2026-10-15T08:04:54Z">
+                <w:del w:id="9102" w:author="Claude (AI) - proposed" w:date="2026-10-18T00:32:39Z"/>
+              </w:rPr>
+            </w:pPr>
+            <w:del w:id="9101" w:author="Claude (AI) - proposed" w:date="2026-10-18T00:32:39Z">
               <w:r>
                 <w:rPr>
                   <w:rFonts w:ascii="Arial" w:cs="Arial" w:eastAsia="Arial" w:hAnsi="Arial"/>
@@ -2965,7 +2965,7 @@
               </w:rPr>
               <w:t xml:space="preserve">Lesson 2 — What Human Activities in Kenya Are Increasing Greenhouse Gases?</w:t>
             </w:r>
-            <w:ins w:id="9103" w:author="Claude (AI) - proposed" w:date="2026-10-15T08:04:54Z">
+            <w:ins w:id="9103" w:author="Claude (AI) - proposed" w:date="2026-10-18T00:32:39Z">
               <w:r>
                 <w:rPr>
                   <w:rFonts w:ascii="Arial" w:cs="Arial" w:eastAsia="Arial" w:hAnsi="Arial"/>
@@ -2987,10 +2987,10 @@
               <w:spacing w:after="40" w:before="0"/>
               <w:jc w:val="left"/>
               <w:rPr>
-                <w:ins w:id="9105" w:author="Claude (AI) - proposed" w:date="2026-10-15T08:04:54Z"/>
-              </w:rPr>
-            </w:pPr>
-            <w:ins w:id="9104" w:author="Claude (AI) - proposed" w:date="2026-10-15T08:04:54Z">
+                <w:ins w:id="9105" w:author="Claude (AI) - proposed" w:date="2026-10-18T00:32:39Z"/>
+              </w:rPr>
+            </w:pPr>
+            <w:ins w:id="9104" w:author="Claude (AI) - proposed" w:date="2026-10-18T00:32:39Z">
               <w:r>
                 <w:rPr>
                   <w:rFonts w:ascii="Arial" w:cs="Arial" w:eastAsia="Arial" w:hAnsi="Arial"/>
@@ -3012,10 +3012,10 @@
               <w:spacing w:after="40" w:before="0"/>
               <w:jc w:val="left"/>
               <w:rPr>
-                <w:del w:id="9107" w:author="Claude (AI) - proposed" w:date="2026-10-15T08:04:54Z"/>
-              </w:rPr>
-            </w:pPr>
-            <w:del w:id="9106" w:author="Claude (AI) - proposed" w:date="2026-10-15T08:04:54Z">
+                <w:del w:id="9107" w:author="Claude (AI) - proposed" w:date="2026-10-18T00:32:39Z"/>
+              </w:rPr>
+            </w:pPr>
+            <w:del w:id="9106" w:author="Claude (AI) - proposed" w:date="2026-10-18T00:32:39Z">
               <w:r>
                 <w:rPr>
                   <w:rFonts w:ascii="Arial" w:cs="Arial" w:eastAsia="Arial" w:hAnsi="Arial"/>
@@ -3057,10 +3057,10 @@
               <w:spacing w:after="40" w:before="0"/>
               <w:jc w:val="left"/>
               <w:rPr>
-                <w:ins w:id="9109" w:author="Claude (AI) - proposed" w:date="2026-10-15T08:04:54Z"/>
-              </w:rPr>
-            </w:pPr>
-            <w:ins w:id="9108" w:author="Claude (AI) - proposed" w:date="2026-10-15T08:04:54Z">
+                <w:ins w:id="9109" w:author="Claude (AI) - proposed" w:date="2026-10-18T00:32:39Z"/>
+              </w:rPr>
+            </w:pPr>
+            <w:ins w:id="9108" w:author="Claude (AI) - proposed" w:date="2026-10-18T00:32:39Z">
               <w:r>
                 <w:rPr>
                   <w:rFonts w:ascii="Arial" w:cs="Arial" w:eastAsia="Arial" w:hAnsi="Arial"/>
@@ -3082,10 +3082,10 @@
               <w:spacing w:after="40" w:before="0"/>
               <w:jc w:val="left"/>
               <w:rPr>
-                <w:ins w:id="9111" w:author="Claude (AI) - proposed" w:date="2026-10-15T08:04:54Z"/>
-              </w:rPr>
-            </w:pPr>
-            <w:ins w:id="9110" w:author="Claude (AI) - proposed" w:date="2026-10-15T08:04:54Z">
+                <w:ins w:id="9111" w:author="Claude (AI) - proposed" w:date="2026-10-18T00:32:39Z"/>
+              </w:rPr>
+            </w:pPr>
+            <w:ins w:id="9110" w:author="Claude (AI) - proposed" w:date="2026-10-18T00:32:39Z">
               <w:r>
                 <w:rPr>
                   <w:rFonts w:ascii="Arial" w:cs="Arial" w:eastAsia="Arial" w:hAnsi="Arial"/>
@@ -3107,10 +3107,10 @@
               <w:spacing w:after="40" w:before="0"/>
               <w:jc w:val="left"/>
               <w:rPr>
-                <w:del w:id="9113" w:author="Claude (AI) - proposed" w:date="2026-10-15T08:04:54Z"/>
-              </w:rPr>
-            </w:pPr>
-            <w:del w:id="9112" w:author="Claude (AI) - proposed" w:date="2026-10-15T08:04:54Z">
+                <w:del w:id="9113" w:author="Claude (AI) - proposed" w:date="2026-10-18T00:32:39Z"/>
+              </w:rPr>
+            </w:pPr>
+            <w:del w:id="9112" w:author="Claude (AI) - proposed" w:date="2026-10-18T00:32:39Z">
               <w:r>
                 <w:rPr>
                   <w:rFonts w:ascii="Arial" w:cs="Arial" w:eastAsia="Arial" w:hAnsi="Arial"/>
@@ -3132,10 +3132,10 @@
               <w:spacing w:after="40" w:before="0"/>
               <w:jc w:val="left"/>
               <w:rPr>
-                <w:del w:id="9115" w:author="Claude (AI) - proposed" w:date="2026-10-15T08:04:54Z"/>
-              </w:rPr>
-            </w:pPr>
-            <w:del w:id="9114" w:author="Claude (AI) - proposed" w:date="2026-10-15T08:04:54Z">
+                <w:del w:id="9115" w:author="Claude (AI) - proposed" w:date="2026-10-18T00:32:39Z"/>
+              </w:rPr>
+            </w:pPr>
+            <w:del w:id="9114" w:author="Claude (AI) - proposed" w:date="2026-10-18T00:32:39Z">
               <w:r>
                 <w:rPr>
                   <w:rFonts w:ascii="Arial" w:cs="Arial" w:eastAsia="Arial" w:hAnsi="Arial"/>
@@ -3190,7 +3190,7 @@
               </w:rPr>
               <w:t xml:space="preserve">Lesson 4 — How Is Global Warming Changing Kenya's Environment?</w:t>
             </w:r>
-            <w:ins w:id="9116" w:author="Claude (AI) - proposed" w:date="2026-10-15T08:04:54Z">
+            <w:ins w:id="9116" w:author="Claude (AI) - proposed" w:date="2026-10-18T00:32:39Z">
               <w:r>
                 <w:rPr>
                   <w:rFonts w:ascii="Arial" w:cs="Arial" w:eastAsia="Arial" w:hAnsi="Arial"/>
@@ -3212,10 +3212,10 @@
               <w:spacing w:after="40" w:before="0"/>
               <w:jc w:val="left"/>
               <w:rPr>
-                <w:ins w:id="9118" w:author="Claude (AI) - proposed" w:date="2026-10-15T08:04:54Z"/>
-              </w:rPr>
-            </w:pPr>
-            <w:ins w:id="9117" w:author="Claude (AI) - proposed" w:date="2026-10-15T08:04:54Z">
+                <w:ins w:id="9118" w:author="Claude (AI) - proposed" w:date="2026-10-18T00:32:39Z"/>
+              </w:rPr>
+            </w:pPr>
+            <w:ins w:id="9117" w:author="Claude (AI) - proposed" w:date="2026-10-18T00:32:39Z">
               <w:r>
                 <w:rPr>
                   <w:rFonts w:ascii="Arial" w:cs="Arial" w:eastAsia="Arial" w:hAnsi="Arial"/>
@@ -3237,10 +3237,10 @@
               <w:spacing w:after="40" w:before="0"/>
               <w:jc w:val="left"/>
               <w:rPr>
-                <w:del w:id="9120" w:author="Claude (AI) - proposed" w:date="2026-10-15T08:04:54Z"/>
-              </w:rPr>
-            </w:pPr>
-            <w:del w:id="9119" w:author="Claude (AI) - proposed" w:date="2026-10-15T08:04:54Z">
+                <w:del w:id="9120" w:author="Claude (AI) - proposed" w:date="2026-10-18T00:32:39Z"/>
+              </w:rPr>
+            </w:pPr>
+            <w:del w:id="9119" w:author="Claude (AI) - proposed" w:date="2026-10-18T00:32:39Z">
               <w:r>
                 <w:rPr>
                   <w:rFonts w:ascii="Arial" w:cs="Arial" w:eastAsia="Arial" w:hAnsi="Arial"/>
@@ -3282,10 +3282,10 @@
               <w:spacing w:after="40" w:before="0"/>
               <w:jc w:val="left"/>
               <w:rPr>
-                <w:ins w:id="9122" w:author="Claude (AI) - proposed" w:date="2026-10-15T08:04:54Z"/>
-              </w:rPr>
-            </w:pPr>
-            <w:ins w:id="9121" w:author="Claude (AI) - proposed" w:date="2026-10-15T08:04:54Z">
+                <w:ins w:id="9122" w:author="Claude (AI) - proposed" w:date="2026-10-18T00:32:39Z"/>
+              </w:rPr>
+            </w:pPr>
+            <w:ins w:id="9121" w:author="Claude (AI) - proposed" w:date="2026-10-18T00:32:39Z">
               <w:r>
                 <w:rPr>
                   <w:rFonts w:ascii="Arial" w:cs="Arial" w:eastAsia="Arial" w:hAnsi="Arial"/>
@@ -3307,10 +3307,10 @@
               <w:spacing w:after="40" w:before="0"/>
               <w:jc w:val="left"/>
               <w:rPr>
-                <w:ins w:id="9124" w:author="Claude (AI) - proposed" w:date="2026-10-15T08:04:54Z"/>
-              </w:rPr>
-            </w:pPr>
-            <w:ins w:id="9123" w:author="Claude (AI) - proposed" w:date="2026-10-15T08:04:54Z">
+                <w:ins w:id="9124" w:author="Claude (AI) - proposed" w:date="2026-10-18T00:32:39Z"/>
+              </w:rPr>
+            </w:pPr>
+            <w:ins w:id="9123" w:author="Claude (AI) - proposed" w:date="2026-10-18T00:32:39Z">
               <w:r>
                 <w:rPr>
                   <w:rFonts w:ascii="Arial" w:cs="Arial" w:eastAsia="Arial" w:hAnsi="Arial"/>
@@ -3332,10 +3332,10 @@
               <w:spacing w:after="40" w:before="0"/>
               <w:jc w:val="left"/>
               <w:rPr>
-                <w:del w:id="9126" w:author="Claude (AI) - proposed" w:date="2026-10-15T08:04:54Z"/>
-              </w:rPr>
-            </w:pPr>
-            <w:del w:id="9125" w:author="Claude (AI) - proposed" w:date="2026-10-15T08:04:54Z">
+                <w:del w:id="9126" w:author="Claude (AI) - proposed" w:date="2026-10-18T00:32:39Z"/>
+              </w:rPr>
+            </w:pPr>
+            <w:del w:id="9125" w:author="Claude (AI) - proposed" w:date="2026-10-18T00:32:39Z">
               <w:r>
                 <w:rPr>
                   <w:rFonts w:ascii="Arial" w:cs="Arial" w:eastAsia="Arial" w:hAnsi="Arial"/>
@@ -3357,10 +3357,10 @@
               <w:spacing w:after="40" w:before="0"/>
               <w:jc w:val="left"/>
               <w:rPr>
-                <w:del w:id="9128" w:author="Claude (AI) - proposed" w:date="2026-10-15T08:04:54Z"/>
-              </w:rPr>
-            </w:pPr>
-            <w:del w:id="9127" w:author="Claude (AI) - proposed" w:date="2026-10-15T08:04:54Z">
+                <w:del w:id="9128" w:author="Claude (AI) - proposed" w:date="2026-10-18T00:32:39Z"/>
+              </w:rPr>
+            </w:pPr>
+            <w:del w:id="9127" w:author="Claude (AI) - proposed" w:date="2026-10-18T00:32:39Z">
               <w:r>
                 <w:rPr>
                   <w:rFonts w:ascii="Arial" w:cs="Arial" w:eastAsia="Arial" w:hAnsi="Arial"/>
@@ -3402,10 +3402,10 @@
               <w:spacing w:after="40" w:before="0"/>
               <w:jc w:val="left"/>
               <w:rPr>
-                <w:ins w:id="9130" w:author="Claude (AI) - proposed" w:date="2026-10-15T08:04:54Z"/>
-              </w:rPr>
-            </w:pPr>
-            <w:ins w:id="9129" w:author="Claude (AI) - proposed" w:date="2026-10-15T08:04:54Z">
+                <w:ins w:id="9130" w:author="Claude (AI) - proposed" w:date="2026-10-18T00:32:39Z"/>
+              </w:rPr>
+            </w:pPr>
+            <w:ins w:id="9129" w:author="Claude (AI) - proposed" w:date="2026-10-18T00:32:39Z">
               <w:r>
                 <w:rPr>
                   <w:rFonts w:ascii="Arial" w:cs="Arial" w:eastAsia="Arial" w:hAnsi="Arial"/>
@@ -3427,10 +3427,10 @@
               <w:spacing w:after="40" w:before="0"/>
               <w:jc w:val="left"/>
               <w:rPr>
-                <w:ins w:id="9132" w:author="Claude (AI) - proposed" w:date="2026-10-15T08:04:54Z"/>
-              </w:rPr>
-            </w:pPr>
-            <w:ins w:id="9131" w:author="Claude (AI) - proposed" w:date="2026-10-15T08:04:54Z">
+                <w:ins w:id="9132" w:author="Claude (AI) - proposed" w:date="2026-10-18T00:32:39Z"/>
+              </w:rPr>
+            </w:pPr>
+            <w:ins w:id="9131" w:author="Claude (AI) - proposed" w:date="2026-10-18T00:32:39Z">
               <w:r>
                 <w:rPr>
                   <w:rFonts w:ascii="Arial" w:cs="Arial" w:eastAsia="Arial" w:hAnsi="Arial"/>
@@ -3452,10 +3452,10 @@
               <w:spacing w:after="40" w:before="0"/>
               <w:jc w:val="left"/>
               <w:rPr>
-                <w:del w:id="9134" w:author="Claude (AI) - proposed" w:date="2026-10-15T08:04:54Z"/>
-              </w:rPr>
-            </w:pPr>
-            <w:del w:id="9133" w:author="Claude (AI) - proposed" w:date="2026-10-15T08:04:54Z">
+                <w:del w:id="9134" w:author="Claude (AI) - proposed" w:date="2026-10-18T00:32:39Z"/>
+              </w:rPr>
+            </w:pPr>
+            <w:del w:id="9133" w:author="Claude (AI) - proposed" w:date="2026-10-18T00:32:39Z">
               <w:r>
                 <w:rPr>
                   <w:rFonts w:ascii="Arial" w:cs="Arial" w:eastAsia="Arial" w:hAnsi="Arial"/>
@@ -3477,10 +3477,10 @@
               <w:spacing w:after="40" w:before="0"/>
               <w:jc w:val="left"/>
               <w:rPr>
-                <w:del w:id="9136" w:author="Claude (AI) - proposed" w:date="2026-10-15T08:04:54Z"/>
-              </w:rPr>
-            </w:pPr>
-            <w:del w:id="9135" w:author="Claude (AI) - proposed" w:date="2026-10-15T08:04:54Z">
+                <w:del w:id="9136" w:author="Claude (AI) - proposed" w:date="2026-10-18T00:32:39Z"/>
+              </w:rPr>
+            </w:pPr>
+            <w:del w:id="9135" w:author="Claude (AI) - proposed" w:date="2026-10-18T00:32:39Z">
               <w:r>
                 <w:rPr>
                   <w:rFonts w:ascii="Arial" w:cs="Arial" w:eastAsia="Arial" w:hAnsi="Arial"/>
@@ -3535,7 +3535,7 @@
               </w:rPr>
               <w:t xml:space="preserve">Lesson 7 — Final Model Building, </w:t>
             </w:r>
-            <w:del w:id="9137" w:author="Claude (AI) - proposed" w:date="2026-10-15T08:04:54Z">
+            <w:del w:id="9137" w:author="Claude (AI) - proposed" w:date="2026-10-18T00:32:39Z">
               <w:r>
                 <w:rPr>
                   <w:rFonts w:ascii="Arial" w:cs="Arial" w:eastAsia="Arial" w:hAnsi="Arial"/>
@@ -3550,7 +3550,7 @@
                 <w:delText xml:space="preserve">DQB</w:delText>
               </w:r>
             </w:del>
-            <w:ins w:id="9138" w:author="Claude (AI) - proposed" w:date="2026-10-15T08:04:54Z">
+            <w:ins w:id="9138" w:author="Claude (AI) - proposed" w:date="2026-10-18T00:32:39Z">
               <w:r>
                 <w:rPr>
                   <w:rFonts w:ascii="Arial" w:cs="Arial" w:eastAsia="Arial" w:hAnsi="Arial"/>
@@ -3578,7 +3578,7 @@
               </w:rPr>
               <w:t xml:space="preserve"> Closure, and Unit Synthesis</w:t>
             </w:r>
-            <w:ins w:id="9139" w:author="Claude (AI) - proposed" w:date="2026-10-15T08:04:54Z">
+            <w:ins w:id="9139" w:author="Claude (AI) - proposed" w:date="2026-10-18T00:32:39Z">
               <w:r>
                 <w:rPr>
                   <w:rFonts w:ascii="Arial" w:cs="Arial" w:eastAsia="Arial" w:hAnsi="Arial"/>
@@ -3600,10 +3600,10 @@
               <w:spacing w:after="40" w:before="0"/>
               <w:jc w:val="left"/>
               <w:rPr>
-                <w:ins w:id="9141" w:author="Claude (AI) - proposed" w:date="2026-10-15T08:04:54Z"/>
-              </w:rPr>
-            </w:pPr>
-            <w:ins w:id="9140" w:author="Claude (AI) - proposed" w:date="2026-10-15T08:04:54Z">
+                <w:ins w:id="9141" w:author="Claude (AI) - proposed" w:date="2026-10-18T00:32:39Z"/>
+              </w:rPr>
+            </w:pPr>
+            <w:ins w:id="9140" w:author="Claude (AI) - proposed" w:date="2026-10-18T00:32:39Z">
               <w:r>
                 <w:rPr>
                   <w:rFonts w:ascii="Arial" w:cs="Arial" w:eastAsia="Arial" w:hAnsi="Arial"/>
@@ -3625,10 +3625,10 @@
               <w:spacing w:after="40" w:before="0"/>
               <w:jc w:val="left"/>
               <w:rPr>
-                <w:del w:id="9143" w:author="Claude (AI) - proposed" w:date="2026-10-15T08:04:54Z"/>
-              </w:rPr>
-            </w:pPr>
-            <w:del w:id="9142" w:author="Claude (AI) - proposed" w:date="2026-10-15T08:04:54Z">
+                <w:del w:id="9143" w:author="Claude (AI) - proposed" w:date="2026-10-18T00:32:39Z"/>
+              </w:rPr>
+            </w:pPr>
+            <w:del w:id="9142" w:author="Claude (AI) - proposed" w:date="2026-10-18T00:32:39Z">
               <w:r>
                 <w:rPr>
                   <w:rFonts w:ascii="Arial" w:cs="Arial" w:eastAsia="Arial" w:hAnsi="Arial"/>
@@ -3731,7 +3731,7 @@
               </w:rPr>
               <w:t xml:space="preserve">–  The Ozone Hole Over Antarctica and </w:t>
             </w:r>
-            <w:del w:id="9144" w:author="Claude (AI) - proposed" w:date="2026-10-15T08:04:54Z">
+            <w:del w:id="9144" w:author="Claude (AI) - proposed" w:date="2026-10-18T00:32:39Z">
               <w:r>
                 <w:rPr>
                   <w:rFonts w:ascii="Arial" w:cs="Arial" w:eastAsia="Arial" w:hAnsi="Arial"/>
@@ -3759,7 +3759,7 @@
               </w:rPr>
               <w:t xml:space="preserve">UV Levels in Nairobi: students examine </w:t>
             </w:r>
-            <w:del w:id="9145" w:author="Claude (AI) - proposed" w:date="2026-10-15T08:04:54Z">
+            <w:del w:id="9145" w:author="Claude (AI) - proposed" w:date="2026-10-18T00:32:39Z">
               <w:r>
                 <w:rPr>
                   <w:rFonts w:ascii="Arial" w:cs="Arial" w:eastAsia="Arial" w:hAnsi="Arial"/>
@@ -3774,7 +3774,7 @@
                 <w:delText xml:space="preserve">UNEP data showing that</w:delText>
               </w:r>
             </w:del>
-            <w:ins w:id="9146" w:author="Claude (AI) - proposed" w:date="2026-10-15T08:04:54Z">
+            <w:ins w:id="9146" w:author="Claude (AI) - proposed" w:date="2026-10-18T00:32:39Z">
               <w:r>
                 <w:rPr>
                   <w:rFonts w:ascii="Arial" w:cs="Arial" w:eastAsia="Arial" w:hAnsi="Arial"/>
@@ -3802,7 +3802,7 @@
               </w:rPr>
               <w:t xml:space="preserve"> UV-B </w:t>
             </w:r>
-            <w:del w:id="9147" w:author="Claude (AI) - proposed" w:date="2026-10-15T08:04:54Z">
+            <w:del w:id="9147" w:author="Claude (AI) - proposed" w:date="2026-10-18T00:32:39Z">
               <w:r>
                 <w:rPr>
                   <w:rFonts w:ascii="Arial" w:cs="Arial" w:eastAsia="Arial" w:hAnsi="Arial"/>
@@ -3817,7 +3817,7 @@
                 <w:delText xml:space="preserve">radiation reaching Nairobi has measurably increased over decades and is linked to higher rates of skin conditions</w:delText>
               </w:r>
             </w:del>
-            <w:ins w:id="9148" w:author="Claude (AI) - proposed" w:date="2026-10-15T08:04:54Z">
+            <w:ins w:id="9148" w:author="Claude (AI) - proposed" w:date="2026-10-18T00:32:39Z">
               <w:r>
                 <w:rPr>
                   <w:rFonts w:ascii="Arial" w:cs="Arial" w:eastAsia="Arial" w:hAnsi="Arial"/>
@@ -3845,7 +3845,7 @@
               </w:rPr>
               <w:t xml:space="preserve"> — connecting the physics of ozone depletion to </w:t>
             </w:r>
-            <w:del w:id="9149" w:author="Claude (AI) - proposed" w:date="2026-10-15T08:04:54Z">
+            <w:del w:id="9149" w:author="Claude (AI) - proposed" w:date="2026-10-18T00:32:39Z">
               <w:r>
                 <w:rPr>
                   <w:rFonts w:ascii="Arial" w:cs="Arial" w:eastAsia="Arial" w:hAnsi="Arial"/>
@@ -3860,7 +3860,7 @@
                 <w:delText xml:space="preserve">real health consequences in Kenya</w:delText>
               </w:r>
             </w:del>
-            <w:ins w:id="9150" w:author="Claude (AI) - proposed" w:date="2026-10-15T08:04:54Z">
+            <w:ins w:id="9150" w:author="Claude (AI) - proposed" w:date="2026-10-18T00:32:39Z">
               <w:r>
                 <w:rPr>
                   <w:rFonts w:ascii="Arial" w:cs="Arial" w:eastAsia="Arial" w:hAnsi="Arial"/>
@@ -3908,7 +3908,7 @@
               </w:rPr>
               <w:t xml:space="preserve">–  Lake Victoria's </w:t>
             </w:r>
-            <w:del w:id="9151" w:author="Claude (AI) - proposed" w:date="2026-10-15T08:04:54Z">
+            <w:del w:id="9151" w:author="Claude (AI) - proposed" w:date="2026-10-18T00:32:39Z">
               <w:r>
                 <w:rPr>
                   <w:rFonts w:ascii="Arial" w:cs="Arial" w:eastAsia="Arial" w:hAnsi="Arial"/>
@@ -3923,7 +3923,7 @@
                 <w:delText xml:space="preserve">Shrinking Shoreline and Changing Fish Catches: fishermen in Kisumu report that the lake's water levels and fish populations are shifting. Students analyse temperature and evaporation data to connect warmer air temperatures (driven by the greenhouse effect) to increased lake evaporation and disrupted aquatic ecosystems</w:delText>
               </w:r>
             </w:del>
-            <w:ins w:id="9152" w:author="Claude (AI) - proposed" w:date="2026-10-15T08:04:54Z">
+            <w:ins w:id="9152" w:author="Claude (AI) - proposed" w:date="2026-10-18T00:32:39Z">
               <w:r>
                 <w:rPr>
                   <w:rFonts w:ascii="Arial" w:cs="Arial" w:eastAsia="Arial" w:hAnsi="Arial"/>
@@ -4093,7 +4093,7 @@
         </w:rPr>
         <w:t xml:space="preserve">© 2026 SeaVuria and ARES. This work is licensed under a </w:t>
       </w:r>
-      <w:hyperlink w:history="1" r:id="rId3dnminbwloenglih-uycc">
+      <w:hyperlink w:history="1" r:id="rIdqakkdfpytvh01lvrti5w3">
         <w:r>
           <w:rPr>
             <w:rFonts w:ascii="Arial" w:cs="Arial" w:eastAsia="Arial" w:hAnsi="Arial"/>
@@ -4113,7 +4113,7 @@
         </w:rPr>
         <w:t xml:space="preserve"> (</w:t>
       </w:r>
-      <w:hyperlink w:history="1" r:id="rIdzecrctfui-vihmnxarjeu">
+      <w:hyperlink w:history="1" r:id="rId6sxnocmmmnybtk1sbyobr">
         <w:r>
           <w:rPr>
             <w:rFonts w:ascii="Arial" w:cs="Arial" w:eastAsia="Arial" w:hAnsi="Arial"/>
@@ -4133,7 +4133,7 @@
         </w:rPr>
         <w:t xml:space="preserve">). To view a copy of this license, visit </w:t>
       </w:r>
-      <w:hyperlink w:history="1" r:id="rIdr5fdxnmlji_y5aakvwgdu">
+      <w:hyperlink w:history="1" r:id="rIdak4_ct5yda-fzn0vva7uf">
         <w:r>
           <w:rPr>
             <w:rFonts w:ascii="Arial" w:cs="Arial" w:eastAsia="Arial" w:hAnsi="Arial"/>
@@ -4640,10 +4640,10 @@
               <w:spacing w:after="40" w:before="0"/>
               <w:jc w:val="left"/>
               <w:rPr>
-                <w:ins w:id="9154" w:author="Claude (AI) - proposed" w:date="2026-10-15T08:04:54Z"/>
-              </w:rPr>
-            </w:pPr>
-            <w:ins w:id="9153" w:author="Claude (AI) - proposed" w:date="2026-10-15T08:04:54Z">
+                <w:ins w:id="9154" w:author="Claude (AI) - proposed" w:date="2026-10-18T00:32:39Z"/>
+              </w:rPr>
+            </w:pPr>
+            <w:ins w:id="9153" w:author="Claude (AI) - proposed" w:date="2026-10-18T00:32:39Z">
               <w:r>
                 <w:rPr>
                   <w:rFonts w:ascii="Arial" w:cs="Arial" w:eastAsia="Arial" w:hAnsi="Arial"/>
@@ -4665,10 +4665,10 @@
               <w:spacing w:after="40" w:before="0"/>
               <w:jc w:val="left"/>
               <w:rPr>
-                <w:del w:id="9156" w:author="Claude (AI) - proposed" w:date="2026-10-15T08:04:54Z"/>
-              </w:rPr>
-            </w:pPr>
-            <w:del w:id="9155" w:author="Claude (AI) - proposed" w:date="2026-10-15T08:04:54Z">
+                <w:del w:id="9156" w:author="Claude (AI) - proposed" w:date="2026-10-18T00:32:39Z"/>
+              </w:rPr>
+            </w:pPr>
+            <w:del w:id="9155" w:author="Claude (AI) - proposed" w:date="2026-10-18T00:32:39Z">
               <w:r>
                 <w:rPr>
                   <w:rFonts w:ascii="Arial" w:cs="Arial" w:eastAsia="Arial" w:hAnsi="Arial"/>
@@ -5202,7 +5202,7 @@
             <w:pPr>
               <w:spacing w:after="20" w:before="0"/>
             </w:pPr>
-            <w:hyperlink w:history="1" r:id="rId1r6rpccrtul1karm5o_bo">
+            <w:hyperlink w:history="1" r:id="rIdqgclvvyxzmnpx4u_pa-i3">
               <w:r>
                 <w:rPr>
                   <w:rFonts w:ascii="Arial" w:cs="Arial" w:eastAsia="Arial" w:hAnsi="Arial"/>
@@ -5251,7 +5251,7 @@
               <w:spacing w:after="10" w:before="0"/>
               <w:ind w:left="120"/>
             </w:pPr>
-            <w:hyperlink w:history="1" r:id="rIdsneczn7proohs_wk3_d48">
+            <w:hyperlink w:history="1" r:id="rIdtdcp3l1kb_62yaxsbpdgj">
               <w:r>
                 <w:rPr>
                   <w:rFonts w:ascii="Arial" w:cs="Arial" w:eastAsia="Arial" w:hAnsi="Arial"/>
@@ -5313,7 +5313,7 @@
               <w:spacing w:after="10" w:before="0"/>
               <w:ind w:left="120"/>
             </w:pPr>
-            <w:hyperlink w:history="1" r:id="rIdc6-jzfqp3yxzbxnp6sd36">
+            <w:hyperlink w:history="1" r:id="rIdc-npzhi76yj_qwg_dhnap">
               <w:r>
                 <w:rPr>
                   <w:rFonts w:ascii="Arial" w:cs="Arial" w:eastAsia="Arial" w:hAnsi="Arial"/>
@@ -5608,7 +5608,7 @@
             <w:pPr>
               <w:spacing w:after="20" w:before="0"/>
             </w:pPr>
-            <w:hyperlink w:history="1" r:id="rIdewxm-etavldgogo5usmnd">
+            <w:hyperlink w:history="1" r:id="rIdjrculitw9en6mo_lwpdmw">
               <w:r>
                 <w:rPr>
                   <w:rFonts w:ascii="Arial" w:cs="Arial" w:eastAsia="Arial" w:hAnsi="Arial"/>
@@ -5657,7 +5657,7 @@
               <w:spacing w:after="10" w:before="0"/>
               <w:ind w:left="120"/>
             </w:pPr>
-            <w:hyperlink w:history="1" r:id="rId-1w1cy1eehfqszl4v7vjr">
+            <w:hyperlink w:history="1" r:id="rIdlxnmyjc8toyqtxruih4rn">
               <w:r>
                 <w:rPr>
                   <w:rFonts w:ascii="Arial" w:cs="Arial" w:eastAsia="Arial" w:hAnsi="Arial"/>
@@ -5719,7 +5719,7 @@
               <w:spacing w:after="10" w:before="0"/>
               <w:ind w:left="120"/>
             </w:pPr>
-            <w:hyperlink w:history="1" r:id="rIdasmx30vdqe1lt1laurum4">
+            <w:hyperlink w:history="1" r:id="rIdp3ghczttf3lmey8filix-">
               <w:r>
                 <w:rPr>
                   <w:rFonts w:ascii="Arial" w:cs="Arial" w:eastAsia="Arial" w:hAnsi="Arial"/>
@@ -5872,7 +5872,7 @@
               </w:rPr>
               <w:t xml:space="preserve">4. After the reading, ask: 'James Muriithi's farm is </w:t>
             </w:r>
-            <w:del w:id="9157" w:author="Claude (AI) - proposed" w:date="2026-10-15T08:04:54Z">
+            <w:del w:id="9157" w:author="Claude (AI) - proposed" w:date="2026-10-18T00:32:39Z">
               <w:r>
                 <w:rPr>
                   <w:rFonts w:ascii="Arial" w:cs="Arial" w:eastAsia="Arial" w:hAnsi="Arial"/>
@@ -5887,7 +5887,7 @@
                 <w:delText xml:space="preserve">roughly 300</w:delText>
               </w:r>
             </w:del>
-            <w:ins w:id="9158" w:author="Claude (AI) - proposed" w:date="2026-10-15T08:04:54Z">
+            <w:ins w:id="9158" w:author="Claude (AI) - proposed" w:date="2026-10-18T00:32:39Z">
               <w:r>
                 <w:rPr>
                   <w:rFonts w:ascii="Arial" w:cs="Arial" w:eastAsia="Arial" w:hAnsi="Arial"/>
@@ -5915,7 +5915,7 @@
               </w:rPr>
               <w:t xml:space="preserve"> km from Mount Kenya</w:t>
             </w:r>
-            <w:ins w:id="9159" w:author="Claude (AI) - proposed" w:date="2026-10-15T08:04:54Z">
+            <w:ins w:id="9159" w:author="Claude (AI) - proposed" w:date="2026-10-18T00:32:39Z">
               <w:r>
                 <w:rPr>
                   <w:rFonts w:ascii="Arial" w:cs="Arial" w:eastAsia="Arial" w:hAnsi="Arial"/>
@@ -6105,7 +6105,7 @@
             <w:pPr>
               <w:spacing w:after="20" w:before="0"/>
             </w:pPr>
-            <w:hyperlink w:history="1" r:id="rId8nxx2qed4fivptkytmv8w">
+            <w:hyperlink w:history="1" r:id="rId2vp06dxw5n11l8vscg2gw">
               <w:r>
                 <w:rPr>
                   <w:rFonts w:ascii="Arial" w:cs="Arial" w:eastAsia="Arial" w:hAnsi="Arial"/>
@@ -6154,7 +6154,7 @@
               <w:spacing w:after="10" w:before="0"/>
               <w:ind w:left="120"/>
             </w:pPr>
-            <w:hyperlink w:history="1" r:id="rId-i9didezpwjrzxmqgdjie">
+            <w:hyperlink w:history="1" r:id="rIdvu1i_iu-d3jvem2lmteg0">
               <w:r>
                 <w:rPr>
                   <w:rFonts w:ascii="Arial" w:cs="Arial" w:eastAsia="Arial" w:hAnsi="Arial"/>
@@ -6216,7 +6216,7 @@
               <w:spacing w:after="10" w:before="0"/>
               <w:ind w:left="120"/>
             </w:pPr>
-            <w:hyperlink w:history="1" r:id="rIdtsr4r0czbloecvgcwme9d">
+            <w:hyperlink w:history="1" r:id="rId4xnwkzgouqo61mxhbjseq">
               <w:r>
                 <w:rPr>
                   <w:rFonts w:ascii="Arial" w:cs="Arial" w:eastAsia="Arial" w:hAnsi="Arial"/>
@@ -6276,7 +6276,7 @@
               </w:rPr>
               <w:t xml:space="preserve">The teacher guides students through a structured explanation of the greenhouse effect using an analogy, a diagram, and a short PhET simulation interaction. ANALOGY: Students are first asked to recall what happens inside a car parked in the sun in Nairobi at noon — the interior becomes much hotter than the outside air. The teacher explains that Earth's atmosphere acts similarly: shortwave solar radiation passes through the atmosphere and heats the surface, but the longwave infrared radiation emitted by the warm surface is partially absorbed and re-emitted back downward by greenhouse gases, warming the surface further. DIAGRAM: Students copy and label a teacher-drawn diagram in their books: (1) incoming solar shortwave radiation → passes through atmosphere → absorbed by Earth's surface; (2) Earth's surface emits longwave infrared radiation upward; (3) greenhouse gas molecules in the atmosphere absorb and re-emit this infrared radiation in all directions, including back toward Earth; (4) surface warms further. Students label: solar radiation, infrared radiation, greenhouse gases (CO₂, H₂O, CH₄), absorption, re-emission, and enhanced warming. </w:t>
             </w:r>
-            <w:ins w:id="9160" w:author="Claude (AI) - proposed" w:date="2026-10-15T08:04:54Z">
+            <w:ins w:id="9160" w:author="Claude (AI) - proposed" w:date="2026-10-18T00:32:39Z">
               <w:r>
                 <w:rPr>
                   <w:rFonts w:ascii="Arial" w:cs="Arial" w:eastAsia="Arial" w:hAnsi="Arial"/>
@@ -6337,7 +6337,7 @@
               </w:rPr>
               <w:t xml:space="preserve">1. Begin with the car analogy: 'Raise your hand if you have ever opened a car door after it has been parked in the sun on Moi Avenue in Nairobi. What did you notice?' [WAIT 10 seconds.] Cold-call 3 students. Say: 'The glass let sunlight in but trapped the heat inside. Earth's atmosphere does something similar — but with gases instead of glass. This is the greenhouse effect.'</w:t>
             </w:r>
-            <w:ins w:id="9161" w:author="Claude (AI) - proposed" w:date="2026-10-15T08:04:54Z">
+            <w:ins w:id="9161" w:author="Claude (AI) - proposed" w:date="2026-10-18T00:32:39Z">
               <w:r>
                 <w:rPr>
                   <w:rFonts w:ascii="Arial" w:cs="Arial" w:eastAsia="Arial" w:hAnsi="Arial"/>
@@ -6574,7 +6574,7 @@
             <w:pPr>
               <w:spacing w:after="20" w:before="0"/>
             </w:pPr>
-            <w:hyperlink w:history="1" r:id="rId6udi-1k4ct4yhw9ah0rg4">
+            <w:hyperlink w:history="1" r:id="rIddct9yr6-qiipogwsabrn_">
               <w:r>
                 <w:rPr>
                   <w:rFonts w:ascii="Arial" w:cs="Arial" w:eastAsia="Arial" w:hAnsi="Arial"/>
@@ -6623,7 +6623,7 @@
               <w:spacing w:after="10" w:before="0"/>
               <w:ind w:left="120"/>
             </w:pPr>
-            <w:hyperlink w:history="1" r:id="rIdhlus7h09vuv0g_9gyms_n">
+            <w:hyperlink w:history="1" r:id="rIdjil_8mfxafc8dxq2xzhdc">
               <w:r>
                 <w:rPr>
                   <w:rFonts w:ascii="Arial" w:cs="Arial" w:eastAsia="Arial" w:hAnsi="Arial"/>
@@ -6685,7 +6685,7 @@
               <w:spacing w:after="10" w:before="0"/>
               <w:ind w:left="120"/>
             </w:pPr>
-            <w:hyperlink w:history="1" r:id="rIdjzxfrihdgodlblrgwkog1">
+            <w:hyperlink w:history="1" r:id="rIdy_ygdkcrghwly8sedvfbs">
               <w:r>
                 <w:rPr>
                   <w:rFonts w:ascii="Arial" w:cs="Arial" w:eastAsia="Arial" w:hAnsi="Arial"/>
@@ -7000,7 +7000,7 @@
             <w:pPr>
               <w:spacing w:after="20" w:before="0"/>
             </w:pPr>
-            <w:hyperlink w:history="1" r:id="rIdpt7q1-x6biosau1fnskv1">
+            <w:hyperlink w:history="1" r:id="rId0dk9f5goofn0rrhmgj513">
               <w:r>
                 <w:rPr>
                   <w:rFonts w:ascii="Arial" w:cs="Arial" w:eastAsia="Arial" w:hAnsi="Arial"/>
@@ -7049,7 +7049,7 @@
               <w:spacing w:after="10" w:before="0"/>
               <w:ind w:left="120"/>
             </w:pPr>
-            <w:hyperlink w:history="1" r:id="rIdny_ap2clkkqto8lmvdctc">
+            <w:hyperlink w:history="1" r:id="rId7-p0wknjkv7ri5me41odw">
               <w:r>
                 <w:rPr>
                   <w:rFonts w:ascii="Arial" w:cs="Arial" w:eastAsia="Arial" w:hAnsi="Arial"/>
@@ -7111,7 +7111,7 @@
               <w:spacing w:after="10" w:before="0"/>
               <w:ind w:left="120"/>
             </w:pPr>
-            <w:hyperlink w:history="1" r:id="rIdp0oazzzvlgr1sn1prkure">
+            <w:hyperlink w:history="1" r:id="rId4xmvmfm0hwx9pk4a3a-l4">
               <w:r>
                 <w:rPr>
                   <w:rFonts w:ascii="Arial" w:cs="Arial" w:eastAsia="Arial" w:hAnsi="Arial"/>
@@ -7871,7 +7871,7 @@
         </w:rPr>
         <w:t xml:space="preserve">© 2026 SeaVuria and ARES. Aligned with KICD objectives. Developed by SeaVuria; technical implementation by ARES (with AI assistance from Claude). Licensed under </w:t>
       </w:r>
-      <w:hyperlink w:history="1" r:id="rIdqfmu3mhoqiibybwlphfmq">
+      <w:hyperlink w:history="1" r:id="rIda2nzw6pblcler3dxpsrve">
         <w:r>
           <w:rPr>
             <w:rFonts w:ascii="Arial" w:cs="Arial" w:eastAsia="Arial" w:hAnsi="Arial"/>
@@ -7892,7 +7892,7 @@
         </w:rPr>
         <w:t xml:space="preserve"> (</w:t>
       </w:r>
-      <w:hyperlink w:history="1" r:id="rIdkrj_8tclb_8n4qs74sitp">
+      <w:hyperlink w:history="1" r:id="rIdlqbnek0ppku-qprzcjgnb">
         <w:r>
           <w:rPr>
             <w:rFonts w:ascii="Arial" w:cs="Arial" w:eastAsia="Arial" w:hAnsi="Arial"/>
@@ -8400,10 +8400,10 @@
               <w:spacing w:after="40" w:before="0"/>
               <w:jc w:val="left"/>
               <w:rPr>
-                <w:ins w:id="9163" w:author="Claude (AI) - proposed" w:date="2026-10-15T08:04:54Z"/>
-              </w:rPr>
-            </w:pPr>
-            <w:ins w:id="9162" w:author="Claude (AI) - proposed" w:date="2026-10-15T08:04:54Z">
+                <w:ins w:id="9163" w:author="Claude (AI) - proposed" w:date="2026-10-18T00:32:39Z"/>
+              </w:rPr>
+            </w:pPr>
+            <w:ins w:id="9162" w:author="Claude (AI) - proposed" w:date="2026-10-18T00:32:39Z">
               <w:r>
                 <w:rPr>
                   <w:rFonts w:ascii="Arial" w:cs="Arial" w:eastAsia="Arial" w:hAnsi="Arial"/>
@@ -8425,10 +8425,10 @@
               <w:spacing w:after="40" w:before="0"/>
               <w:jc w:val="left"/>
               <w:rPr>
-                <w:del w:id="9165" w:author="Claude (AI) - proposed" w:date="2026-10-15T08:04:54Z"/>
-              </w:rPr>
-            </w:pPr>
-            <w:del w:id="9164" w:author="Claude (AI) - proposed" w:date="2026-10-15T08:04:54Z">
+                <w:del w:id="9165" w:author="Claude (AI) - proposed" w:date="2026-10-18T00:32:39Z"/>
+              </w:rPr>
+            </w:pPr>
+            <w:del w:id="9164" w:author="Claude (AI) - proposed" w:date="2026-10-18T00:32:39Z">
               <w:r>
                 <w:rPr>
                   <w:rFonts w:ascii="Arial" w:cs="Arial" w:eastAsia="Arial" w:hAnsi="Arial"/>
@@ -8962,7 +8962,7 @@
             <w:pPr>
               <w:spacing w:after="20" w:before="0"/>
             </w:pPr>
-            <w:hyperlink w:history="1" r:id="rIdiovaopdtgqzux_piix3zv">
+            <w:hyperlink w:history="1" r:id="rId6_59-xv1r9yxy7vek9me2">
               <w:r>
                 <w:rPr>
                   <w:rFonts w:ascii="Arial" w:cs="Arial" w:eastAsia="Arial" w:hAnsi="Arial"/>
@@ -9011,7 +9011,7 @@
               <w:spacing w:after="10" w:before="0"/>
               <w:ind w:left="120"/>
             </w:pPr>
-            <w:hyperlink w:history="1" r:id="rId8lkao9aqhwr42lk-b9iun">
+            <w:hyperlink w:history="1" r:id="rIdsl1sfsozwra7mbwvcwsiz">
               <w:r>
                 <w:rPr>
                   <w:rFonts w:ascii="Arial" w:cs="Arial" w:eastAsia="Arial" w:hAnsi="Arial"/>
@@ -9073,7 +9073,7 @@
               <w:spacing w:after="10" w:before="0"/>
               <w:ind w:left="120"/>
             </w:pPr>
-            <w:hyperlink w:history="1" r:id="rIdnioxoca6pqbnoseksovkn">
+            <w:hyperlink w:history="1" r:id="rId_l4dtcdzmho_hzjhgjisa">
               <w:r>
                 <w:rPr>
                   <w:rFonts w:ascii="Arial" w:cs="Arial" w:eastAsia="Arial" w:hAnsi="Arial"/>
@@ -9288,7 +9288,7 @@
             <w:pPr>
               <w:spacing w:after="20" w:before="0"/>
             </w:pPr>
-            <w:hyperlink w:history="1" r:id="rIdupl5gtw1rf4fvj9k173nm">
+            <w:hyperlink w:history="1" r:id="rIdupxdoip9dq9qr9n2din1g">
               <w:r>
                 <w:rPr>
                   <w:rFonts w:ascii="Arial" w:cs="Arial" w:eastAsia="Arial" w:hAnsi="Arial"/>
@@ -9337,7 +9337,7 @@
               <w:spacing w:after="10" w:before="0"/>
               <w:ind w:left="120"/>
             </w:pPr>
-            <w:hyperlink w:history="1" r:id="rIdqcf6pz201a4qkwzbvwcnj">
+            <w:hyperlink w:history="1" r:id="rIdbtd0eyie35k8qwmciugko">
               <w:r>
                 <w:rPr>
                   <w:rFonts w:ascii="Arial" w:cs="Arial" w:eastAsia="Arial" w:hAnsi="Arial"/>
@@ -9399,7 +9399,7 @@
               <w:spacing w:after="10" w:before="0"/>
               <w:ind w:left="120"/>
             </w:pPr>
-            <w:hyperlink w:history="1" r:id="rIdijnszgddbyal3kyoguogo">
+            <w:hyperlink w:history="1" r:id="rId4vklemojb2exabfkcstp9">
               <w:r>
                 <w:rPr>
                   <w:rFonts w:ascii="Arial" w:cs="Arial" w:eastAsia="Arial" w:hAnsi="Arial"/>
@@ -9614,7 +9614,7 @@
             <w:pPr>
               <w:spacing w:after="20" w:before="0"/>
             </w:pPr>
-            <w:hyperlink w:history="1" r:id="rIdkuy7xgz0shbqk5iuj-pse">
+            <w:hyperlink w:history="1" r:id="rIdi2i0zsopdgznuadlyts2u">
               <w:r>
                 <w:rPr>
                   <w:rFonts w:ascii="Arial" w:cs="Arial" w:eastAsia="Arial" w:hAnsi="Arial"/>
@@ -9663,7 +9663,7 @@
               <w:spacing w:after="10" w:before="0"/>
               <w:ind w:left="120"/>
             </w:pPr>
-            <w:hyperlink w:history="1" r:id="rIdrhwrlouhmqf6cgg6gwqzb">
+            <w:hyperlink w:history="1" r:id="rIdtkylp1wxya2d9rnutpey4">
               <w:r>
                 <w:rPr>
                   <w:rFonts w:ascii="Arial" w:cs="Arial" w:eastAsia="Arial" w:hAnsi="Arial"/>
@@ -9725,7 +9725,7 @@
               <w:spacing w:after="10" w:before="0"/>
               <w:ind w:left="120"/>
             </w:pPr>
-            <w:hyperlink w:history="1" r:id="rIdrn3pycv5usbtlzynhybhk">
+            <w:hyperlink w:history="1" r:id="rIdbrbd3nxmwvm6cdaqgplra">
               <w:r>
                 <w:rPr>
                   <w:rFonts w:ascii="Arial" w:cs="Arial" w:eastAsia="Arial" w:hAnsi="Arial"/>
@@ -9884,7 +9884,7 @@
               </w:rPr>
               <w:t xml:space="preserve">Collect or photograph student evidence claims. Assess for: (a) correct identification of source, gas, and mechanism, (b) accurate connection to the infrared absorption physics from Lesson 1, (c) use of precise language (infrared radiation, concentration, absorb, re-emit). </w:t>
             </w:r>
-            <w:ins w:id="9166" w:author="Claude (AI) - proposed" w:date="2026-10-15T08:04:54Z">
+            <w:ins w:id="9166" w:author="Claude (AI) - proposed" w:date="2026-10-18T00:32:39Z">
               <w:r>
                 <w:rPr>
                   <w:rFonts w:ascii="Arial" w:cs="Arial" w:eastAsia="Arial" w:hAnsi="Arial"/>
@@ -9968,7 +9968,7 @@
             <w:pPr>
               <w:spacing w:after="20" w:before="0"/>
             </w:pPr>
-            <w:hyperlink w:history="1" r:id="rIdoigdpjc0rxrmkbgt4-59v">
+            <w:hyperlink w:history="1" r:id="rIdf4ymq2kxh--jb30wam53g">
               <w:r>
                 <w:rPr>
                   <w:rFonts w:ascii="Arial" w:cs="Arial" w:eastAsia="Arial" w:hAnsi="Arial"/>
@@ -10017,7 +10017,7 @@
               <w:spacing w:after="10" w:before="0"/>
               <w:ind w:left="120"/>
             </w:pPr>
-            <w:hyperlink w:history="1" r:id="rIdcfwh57p9q-ncu1kkyanx6">
+            <w:hyperlink w:history="1" r:id="rIdps0wu3jt2zhwjdam4xomv">
               <w:r>
                 <w:rPr>
                   <w:rFonts w:ascii="Arial" w:cs="Arial" w:eastAsia="Arial" w:hAnsi="Arial"/>
@@ -10079,7 +10079,7 @@
               <w:spacing w:after="10" w:before="0"/>
               <w:ind w:left="120"/>
             </w:pPr>
-            <w:hyperlink w:history="1" r:id="rId3h8byssjmzb9dlnem2ukp">
+            <w:hyperlink w:history="1" r:id="rId5n3bal-vfeaambfwlhgln">
               <w:r>
                 <w:rPr>
                   <w:rFonts w:ascii="Arial" w:cs="Arial" w:eastAsia="Arial" w:hAnsi="Arial"/>
@@ -10294,7 +10294,7 @@
             <w:pPr>
               <w:spacing w:after="20" w:before="0"/>
             </w:pPr>
-            <w:hyperlink w:history="1" r:id="rIdmjig8pf6bnx1bky-rd6nt">
+            <w:hyperlink w:history="1" r:id="rIdsfi0fzd3ssmjsvq9jnq_6">
               <w:r>
                 <w:rPr>
                   <w:rFonts w:ascii="Arial" w:cs="Arial" w:eastAsia="Arial" w:hAnsi="Arial"/>
@@ -10343,7 +10343,7 @@
               <w:spacing w:after="10" w:before="0"/>
               <w:ind w:left="120"/>
             </w:pPr>
-            <w:hyperlink w:history="1" r:id="rId7bhplvh7l86qyzjiefsvf">
+            <w:hyperlink w:history="1" r:id="rIdtizjkaydqjaf29pq2dvh-">
               <w:r>
                 <w:rPr>
                   <w:rFonts w:ascii="Arial" w:cs="Arial" w:eastAsia="Arial" w:hAnsi="Arial"/>
@@ -10405,7 +10405,7 @@
               <w:spacing w:after="10" w:before="0"/>
               <w:ind w:left="120"/>
             </w:pPr>
-            <w:hyperlink w:history="1" r:id="rIdp6cwa1q3vas0k92xmqw6e">
+            <w:hyperlink w:history="1" r:id="rIdq2qulefb-bmh8_3zxsuft">
               <w:r>
                 <w:rPr>
                   <w:rFonts w:ascii="Arial" w:cs="Arial" w:eastAsia="Arial" w:hAnsi="Arial"/>
@@ -10945,7 +10945,7 @@
         </w:rPr>
         <w:t xml:space="preserve">© 2026 SeaVuria and ARES. Aligned with KICD objectives. Developed by SeaVuria; technical implementation by ARES (with AI assistance from Claude). Licensed under </w:t>
       </w:r>
-      <w:hyperlink w:history="1" r:id="rIdzv3eiewkqa456oawjlju1">
+      <w:hyperlink w:history="1" r:id="rIdwlxp6vsapxy9ggdll5dzf">
         <w:r>
           <w:rPr>
             <w:rFonts w:ascii="Arial" w:cs="Arial" w:eastAsia="Arial" w:hAnsi="Arial"/>
@@ -10966,7 +10966,7 @@
         </w:rPr>
         <w:t xml:space="preserve"> (</w:t>
       </w:r>
-      <w:hyperlink w:history="1" r:id="rIddoibcy0rj7rhkovj5aw-w">
+      <w:hyperlink w:history="1" r:id="rIdrvj0y2mxs-wshkwthilso">
         <w:r>
           <w:rPr>
             <w:rFonts w:ascii="Arial" w:cs="Arial" w:eastAsia="Arial" w:hAnsi="Arial"/>
@@ -11474,10 +11474,10 @@
               <w:spacing w:after="40" w:before="0"/>
               <w:jc w:val="left"/>
               <w:rPr>
-                <w:ins w:id="9168" w:author="Claude (AI) - proposed" w:date="2026-10-15T08:04:54Z"/>
-              </w:rPr>
-            </w:pPr>
-            <w:ins w:id="9167" w:author="Claude (AI) - proposed" w:date="2026-10-15T08:04:54Z">
+                <w:ins w:id="9168" w:author="Claude (AI) - proposed" w:date="2026-10-18T00:32:39Z"/>
+              </w:rPr>
+            </w:pPr>
+            <w:ins w:id="9167" w:author="Claude (AI) - proposed" w:date="2026-10-18T00:32:39Z">
               <w:r>
                 <w:rPr>
                   <w:rFonts w:ascii="Arial" w:cs="Arial" w:eastAsia="Arial" w:hAnsi="Arial"/>
@@ -11499,10 +11499,10 @@
               <w:spacing w:after="40" w:before="0"/>
               <w:jc w:val="left"/>
               <w:rPr>
-                <w:del w:id="9170" w:author="Claude (AI) - proposed" w:date="2026-10-15T08:04:54Z"/>
-              </w:rPr>
-            </w:pPr>
-            <w:del w:id="9169" w:author="Claude (AI) - proposed" w:date="2026-10-15T08:04:54Z">
+                <w:del w:id="9170" w:author="Claude (AI) - proposed" w:date="2026-10-18T00:32:39Z"/>
+              </w:rPr>
+            </w:pPr>
+            <w:del w:id="9169" w:author="Claude (AI) - proposed" w:date="2026-10-18T00:32:39Z">
               <w:r>
                 <w:rPr>
                   <w:rFonts w:ascii="Arial" w:cs="Arial" w:eastAsia="Arial" w:hAnsi="Arial"/>
@@ -12036,7 +12036,7 @@
             <w:pPr>
               <w:spacing w:after="20" w:before="0"/>
             </w:pPr>
-            <w:hyperlink w:history="1" r:id="rId92flxu767ufyyohjbay4m">
+            <w:hyperlink w:history="1" r:id="rIdf4f_9snrq40a0p0yuzm2h">
               <w:r>
                 <w:rPr>
                   <w:rFonts w:ascii="Arial" w:cs="Arial" w:eastAsia="Arial" w:hAnsi="Arial"/>
@@ -12085,7 +12085,7 @@
               <w:spacing w:after="10" w:before="0"/>
               <w:ind w:left="120"/>
             </w:pPr>
-            <w:hyperlink w:history="1" r:id="rIdn6tuutv_sprpxs9rafqzb">
+            <w:hyperlink w:history="1" r:id="rIdx48pomyytrg9js98q5dex">
               <w:r>
                 <w:rPr>
                   <w:rFonts w:ascii="Arial" w:cs="Arial" w:eastAsia="Arial" w:hAnsi="Arial"/>
@@ -12130,7 +12130,7 @@
             <w:pPr>
               <w:spacing w:after="20" w:before="0"/>
             </w:pPr>
-            <w:hyperlink w:history="1" r:id="rId640gwbycnf-5uocwlfvzz">
+            <w:hyperlink w:history="1" r:id="rIdwbxkhpmr38odktsxos0in">
               <w:r>
                 <w:rPr>
                   <w:rFonts w:ascii="Arial" w:cs="Arial" w:eastAsia="Arial" w:hAnsi="Arial"/>
@@ -12179,7 +12179,7 @@
               <w:spacing w:after="10" w:before="0"/>
               <w:ind w:left="120"/>
             </w:pPr>
-            <w:hyperlink w:history="1" r:id="rIduhqkmmdaohto55z_rksme">
+            <w:hyperlink w:history="1" r:id="rIdebvdcjpadfnbfmbavhiyj">
               <w:r>
                 <w:rPr>
                   <w:rFonts w:ascii="Arial" w:cs="Arial" w:eastAsia="Arial" w:hAnsi="Arial"/>
@@ -12224,7 +12224,7 @@
               </w:rPr>
               <w:t xml:space="preserve">Students individually read a 4-sentence stimulus card: 'The average temperature of the Moon's surface facing the Sun is about 127 °C during the day, but −173 °C at night. The Moon is almost the same distance from the Sun as the Earth. Yet Earth's average surface temperature </w:t>
             </w:r>
-            <w:del w:id="9171" w:author="Claude (AI) - proposed" w:date="2026-10-15T08:04:54Z">
+            <w:del w:id="9171" w:author="Claude (AI) - proposed" w:date="2026-10-18T00:32:39Z">
               <w:r>
                 <w:rPr>
                   <w:rFonts w:ascii="Arial" w:cs="Arial" w:eastAsia="Arial" w:hAnsi="Arial"/>
@@ -12239,7 +12239,7 @@
                 <w:delText xml:space="preserve">stays around</w:delText>
               </w:r>
             </w:del>
-            <w:ins w:id="9172" w:author="Claude (AI) - proposed" w:date="2026-10-15T08:04:54Z">
+            <w:ins w:id="9172" w:author="Claude (AI) - proposed" w:date="2026-10-18T00:32:39Z">
               <w:r>
                 <w:rPr>
                   <w:rFonts w:ascii="Arial" w:cs="Arial" w:eastAsia="Arial" w:hAnsi="Arial"/>
@@ -12267,7 +12267,7 @@
               </w:rPr>
               <w:t xml:space="preserve"> 15 °C</w:t>
             </w:r>
-            <w:del w:id="9173" w:author="Claude (AI) - proposed" w:date="2026-10-15T08:04:54Z">
+            <w:del w:id="9173" w:author="Claude (AI) - proposed" w:date="2026-10-18T00:32:39Z">
               <w:r>
                 <w:rPr>
                   <w:rFonts w:ascii="Arial" w:cs="Arial" w:eastAsia="Arial" w:hAnsi="Arial"/>
@@ -12282,7 +12282,7 @@
                 <w:delText xml:space="preserve"> day and night</w:delText>
               </w:r>
             </w:del>
-            <w:ins w:id="9174" w:author="Claude (AI) - proposed" w:date="2026-10-15T08:04:54Z">
+            <w:ins w:id="9174" w:author="Claude (AI) - proposed" w:date="2026-10-18T00:32:39Z">
               <w:r>
                 <w:rPr>
                   <w:rFonts w:ascii="Arial" w:cs="Arial" w:eastAsia="Arial" w:hAnsi="Arial"/>
@@ -12465,7 +12465,7 @@
             <w:pPr>
               <w:spacing w:after="20" w:before="0"/>
             </w:pPr>
-            <w:hyperlink w:history="1" r:id="rIdgjy_u6su9dcj9jdz1t5jy">
+            <w:hyperlink w:history="1" r:id="rId3xq5pyoq-9vcpip5atnmf">
               <w:r>
                 <w:rPr>
                   <w:rFonts w:ascii="Arial" w:cs="Arial" w:eastAsia="Arial" w:hAnsi="Arial"/>
@@ -12514,7 +12514,7 @@
               <w:spacing w:after="10" w:before="0"/>
               <w:ind w:left="120"/>
             </w:pPr>
-            <w:hyperlink w:history="1" r:id="rId214jixy-e3hm7us4qtck1">
+            <w:hyperlink w:history="1" r:id="rId-mfy8tdegvlxeu30lq__k">
               <w:r>
                 <w:rPr>
                   <w:rFonts w:ascii="Arial" w:cs="Arial" w:eastAsia="Arial" w:hAnsi="Arial"/>
@@ -12559,7 +12559,7 @@
             <w:pPr>
               <w:spacing w:after="20" w:before="0"/>
             </w:pPr>
-            <w:hyperlink w:history="1" r:id="rIdbzuwlgdpxvmeytlh_3tz9">
+            <w:hyperlink w:history="1" r:id="rIdskkryiwnpebdy8jli57xm">
               <w:r>
                 <w:rPr>
                   <w:rFonts w:ascii="Arial" w:cs="Arial" w:eastAsia="Arial" w:hAnsi="Arial"/>
@@ -12608,7 +12608,7 @@
               <w:spacing w:after="10" w:before="0"/>
               <w:ind w:left="120"/>
             </w:pPr>
-            <w:hyperlink w:history="1" r:id="rIdz12bqs9fzgbou4byl3x4-">
+            <w:hyperlink w:history="1" r:id="rIdcrlaqhchpscftgrsqhxq_">
               <w:r>
                 <w:rPr>
                   <w:rFonts w:ascii="Arial" w:cs="Arial" w:eastAsia="Arial" w:hAnsi="Arial"/>
@@ -12808,7 +12808,7 @@
             <w:pPr>
               <w:spacing w:after="20" w:before="0"/>
             </w:pPr>
-            <w:hyperlink w:history="1" r:id="rIdq5sd1ljvqm1db2wnxicoy">
+            <w:hyperlink w:history="1" r:id="rId66mzsbc3l3hxnidifs92j">
               <w:r>
                 <w:rPr>
                   <w:rFonts w:ascii="Arial" w:cs="Arial" w:eastAsia="Arial" w:hAnsi="Arial"/>
@@ -12857,7 +12857,7 @@
               <w:spacing w:after="10" w:before="0"/>
               <w:ind w:left="120"/>
             </w:pPr>
-            <w:hyperlink w:history="1" r:id="rIdbtit5hhawjrb7mmtet_my">
+            <w:hyperlink w:history="1" r:id="rIdu1e8ozvlaah5w_yb4aygs">
               <w:r>
                 <w:rPr>
                   <w:rFonts w:ascii="Arial" w:cs="Arial" w:eastAsia="Arial" w:hAnsi="Arial"/>
@@ -12902,7 +12902,7 @@
             <w:pPr>
               <w:spacing w:after="20" w:before="0"/>
             </w:pPr>
-            <w:hyperlink w:history="1" r:id="rIdaosu1tidd5ltexkeeimts">
+            <w:hyperlink w:history="1" r:id="rIdrfe9sz5z72qvoib89myen">
               <w:r>
                 <w:rPr>
                   <w:rFonts w:ascii="Arial" w:cs="Arial" w:eastAsia="Arial" w:hAnsi="Arial"/>
@@ -12951,7 +12951,7 @@
               <w:spacing w:after="10" w:before="0"/>
               <w:ind w:left="120"/>
             </w:pPr>
-            <w:hyperlink w:history="1" r:id="rIdo8jmhhrp-3-y8qx3s07m_">
+            <w:hyperlink w:history="1" r:id="rIduthzhfiez3im3qfrzzy27">
               <w:r>
                 <w:rPr>
                   <w:rFonts w:ascii="Arial" w:cs="Arial" w:eastAsia="Arial" w:hAnsi="Arial"/>
@@ -12996,7 +12996,7 @@
               </w:rPr>
               <w:t xml:space="preserve">Teacher delivers a focused 12-minute direct instruction segment using a projected annotated diagram (or whiteboard drawing) that formalises the energy-flow model students observed. Key concepts introduced with precise physics language: (a) Incoming solar radiation is predominantly shortwave (visible + UV); (b) Earth's surface absorbs this and re-emits it as longwave infrared radiation — </w:t>
             </w:r>
-            <w:del w:id="9175" w:author="Claude (AI) - proposed" w:date="2026-10-15T08:04:54Z">
+            <w:del w:id="9175" w:author="Claude (AI) - proposed" w:date="2026-10-18T00:32:39Z">
               <w:r>
                 <w:rPr>
                   <w:rFonts w:ascii="Arial" w:cs="Arial" w:eastAsia="Arial" w:hAnsi="Arial"/>
@@ -13011,7 +13011,7 @@
                 <w:delText xml:space="preserve">this is Kirchhoff's/Stefan–Boltzmann's principle at an accessible level</w:delText>
               </w:r>
             </w:del>
-            <w:ins w:id="9176" w:author="Claude (AI) - proposed" w:date="2026-10-15T08:04:54Z">
+            <w:ins w:id="9176" w:author="Claude (AI) - proposed" w:date="2026-10-18T00:32:39Z">
               <w:r>
                 <w:rPr>
                   <w:rFonts w:ascii="Arial" w:cs="Arial" w:eastAsia="Arial" w:hAnsi="Arial"/>
@@ -13039,7 +13039,7 @@
               </w:rPr>
               <w:t xml:space="preserve">; (c) GHG molecules (CO₂, H₂O, CH₄) have molecular bond geometries that allow them to absorb IR photons and re-emit them in all directions, including back toward the surface; (d) This 'back-radiation' raises equilibrium surface temperature above what it would be with no atmosphere — the natural greenhouse effect; (e) Adding more GHGs (from burning charcoal in Nairobi, from cattle on Laikipia ranches, from clearing forest in Mau) increases back-radiation, raising temperatures beyond natural levels — the enhanced greenhouse effect. Students then complete an 'Explain It to a Farmer' task: they write 4–5 sentences explaining to the Embu maize farmer from the anchoring phenomenon exactly why burning more charcoal and clearing more trees is connected to Mount Kenya's glaciers melting. They must use the terms: shortwave radiation, infrared radiation, greenhouse gas, re-emission, and surface temperature. Pairs read each other's explanations and provide one 'glow' (something well explained) and one 'grow' (something to improve).</w:t>
             </w:r>
-            <w:ins w:id="9177" w:author="Claude (AI) - proposed" w:date="2026-10-15T08:04:54Z">
+            <w:ins w:id="9177" w:author="Claude (AI) - proposed" w:date="2026-10-18T00:32:39Z">
               <w:r>
                 <w:rPr>
                   <w:rFonts w:ascii="Arial" w:cs="Arial" w:eastAsia="Arial" w:hAnsi="Arial"/>
@@ -13209,7 +13209,7 @@
             <w:pPr>
               <w:spacing w:after="20" w:before="0"/>
             </w:pPr>
-            <w:hyperlink w:history="1" r:id="rId0zam3xq0fzvkvlcnyqn3n">
+            <w:hyperlink w:history="1" r:id="rIdpzfcwugfnzm8ut2dts5bn">
               <w:r>
                 <w:rPr>
                   <w:rFonts w:ascii="Arial" w:cs="Arial" w:eastAsia="Arial" w:hAnsi="Arial"/>
@@ -13258,7 +13258,7 @@
               <w:spacing w:after="10" w:before="0"/>
               <w:ind w:left="120"/>
             </w:pPr>
-            <w:hyperlink w:history="1" r:id="rIdwhmrh8qxkbpdtmmx0llgr">
+            <w:hyperlink w:history="1" r:id="rIdy-ubujzrxg0so4ky-nhks">
               <w:r>
                 <w:rPr>
                   <w:rFonts w:ascii="Arial" w:cs="Arial" w:eastAsia="Arial" w:hAnsi="Arial"/>
@@ -13303,7 +13303,7 @@
             <w:pPr>
               <w:spacing w:after="20" w:before="0"/>
             </w:pPr>
-            <w:hyperlink w:history="1" r:id="rId-hewu0boyadyipbqeshho">
+            <w:hyperlink w:history="1" r:id="rIdnn7nfxjd-ndkfaklskza9">
               <w:r>
                 <w:rPr>
                   <w:rFonts w:ascii="Arial" w:cs="Arial" w:eastAsia="Arial" w:hAnsi="Arial"/>
@@ -13352,7 +13352,7 @@
               <w:spacing w:after="10" w:before="0"/>
               <w:ind w:left="120"/>
             </w:pPr>
-            <w:hyperlink w:history="1" r:id="rIdanhe6uej8mz2qw5rpa3ze">
+            <w:hyperlink w:history="1" r:id="rId6jajrjescdhnwuaaqmz9r">
               <w:r>
                 <w:rPr>
                   <w:rFonts w:ascii="Arial" w:cs="Arial" w:eastAsia="Arial" w:hAnsi="Arial"/>
@@ -13552,7 +13552,7 @@
             <w:pPr>
               <w:spacing w:after="20" w:before="0"/>
             </w:pPr>
-            <w:hyperlink w:history="1" r:id="rId8meexthvltqiuetuws5ji">
+            <w:hyperlink w:history="1" r:id="rIdndedtmvvij5asrsalf5bh">
               <w:r>
                 <w:rPr>
                   <w:rFonts w:ascii="Arial" w:cs="Arial" w:eastAsia="Arial" w:hAnsi="Arial"/>
@@ -13601,7 +13601,7 @@
               <w:spacing w:after="10" w:before="0"/>
               <w:ind w:left="120"/>
             </w:pPr>
-            <w:hyperlink w:history="1" r:id="rIdbxgf-mbflpgojzzey3enh">
+            <w:hyperlink w:history="1" r:id="rId6zle7x_xurkmzkxrnzodp">
               <w:r>
                 <w:rPr>
                   <w:rFonts w:ascii="Arial" w:cs="Arial" w:eastAsia="Arial" w:hAnsi="Arial"/>
@@ -13646,7 +13646,7 @@
             <w:pPr>
               <w:spacing w:after="20" w:before="0"/>
             </w:pPr>
-            <w:hyperlink w:history="1" r:id="rIdsr4fnbcpzhszpamof86dc">
+            <w:hyperlink w:history="1" r:id="rIdluxewzwiyejjfxdiv-deb">
               <w:r>
                 <w:rPr>
                   <w:rFonts w:ascii="Arial" w:cs="Arial" w:eastAsia="Arial" w:hAnsi="Arial"/>
@@ -13695,7 +13695,7 @@
               <w:spacing w:after="10" w:before="0"/>
               <w:ind w:left="120"/>
             </w:pPr>
-            <w:hyperlink w:history="1" r:id="rIdgjvpu9djvko4xjvheky2b">
+            <w:hyperlink w:history="1" r:id="rIdkhnkf6jinkcaw5glb7n7j">
               <w:r>
                 <w:rPr>
                   <w:rFonts w:ascii="Arial" w:cs="Arial" w:eastAsia="Arial" w:hAnsi="Arial"/>
@@ -13740,7 +13740,7 @@
               </w:rPr>
               <w:t xml:space="preserve">Students open their cumulative 'Atmospheric Model' page — a running diagram they have been building since Lesson 1. In Lesson 1 they drew where the Sun's energy goes and how the atmosphere is involved. In Lesson 2 they added arrows showing sources of greenhouse gas emissions from Kenyan activities. Today, in Lesson 3, they add the energy-flow layer: (a) yellow arrows for incoming shortwave solar radiation passing through the atmosphere to the surface; (b) red upward arrows for IR radiation emitted by the surface; (c) orange curved arrows from GHG molecules showing re-emission in all directions, including back toward the surface; (d) a thermometer symbol at the surface labelled 'Enhanced Greenhouse Effect → ΔT &gt; 0'; (e) a dotted box around the Lewis Glacier at high altitude with the annotation: 'Increased ΔT drives glacial melt — Lewis Glacier </w:t>
             </w:r>
-            <w:del w:id="9178" w:author="Claude (AI) - proposed" w:date="2026-10-15T08:04:54Z">
+            <w:del w:id="9178" w:author="Claude (AI) - proposed" w:date="2026-10-18T00:32:39Z">
               <w:r>
                 <w:rPr>
                   <w:rFonts w:ascii="Arial" w:cs="Arial" w:eastAsia="Arial" w:hAnsi="Arial"/>
@@ -13755,7 +13755,7 @@
                 <w:delText xml:space="preserve">−92</w:delText>
               </w:r>
             </w:del>
-            <w:ins w:id="9179" w:author="Claude (AI) - proposed" w:date="2026-10-15T08:04:54Z">
+            <w:ins w:id="9179" w:author="Claude (AI) - proposed" w:date="2026-10-18T00:32:39Z">
               <w:r>
                 <w:rPr>
                   <w:rFonts w:ascii="Arial" w:cs="Arial" w:eastAsia="Arial" w:hAnsi="Arial"/>
@@ -14243,7 +14243,7 @@
               </w:rPr>
               <w:t xml:space="preserve">Students can now explain: WHY Mount Kenya's Lewis Glacier is melting (enhanced back-radiation from elevated CO₂ and CH₄ concentrations raises atmospheric and surface temperatures above the glacier's equilibrium freezing point, driving ice loss); WHY the Embu County farmer's rainfall is becoming unpredictable (higher surface temperatures increase evaporation </w:t>
             </w:r>
-            <w:del w:id="9180" w:author="Claude (AI) - proposed" w:date="2026-10-15T08:04:54Z">
+            <w:del w:id="9180" w:author="Claude (AI) - proposed" w:date="2026-10-18T00:32:39Z">
               <w:r>
                 <w:rPr>
                   <w:rFonts w:ascii="Arial" w:cs="Arial" w:eastAsia="Arial" w:hAnsi="Arial"/>
@@ -14271,7 +14271,7 @@
               </w:rPr>
               <w:t xml:space="preserve">from Lake Victoria and the Indian Ocean</w:t>
             </w:r>
-            <w:del w:id="9181" w:author="Claude (AI) - proposed" w:date="2026-10-15T08:04:54Z">
+            <w:del w:id="9181" w:author="Claude (AI) - proposed" w:date="2026-10-18T00:32:39Z">
               <w:r>
                 <w:rPr>
                   <w:rFonts w:ascii="Arial" w:cs="Arial" w:eastAsia="Arial" w:hAnsi="Arial"/>
@@ -14286,7 +14286,7 @@
                 <w:delText xml:space="preserve">, altering</w:delText>
               </w:r>
             </w:del>
-            <w:ins w:id="9182" w:author="Claude (AI) - proposed" w:date="2026-10-15T08:04:54Z">
+            <w:ins w:id="9182" w:author="Claude (AI) - proposed" w:date="2026-10-18T00:32:39Z">
               <w:r>
                 <w:rPr>
                   <w:rFonts w:ascii="Arial" w:cs="Arial" w:eastAsia="Arial" w:hAnsi="Arial"/>
@@ -14314,7 +14314,7 @@
               </w:rPr>
               <w:t xml:space="preserve"> the moisture and energy</w:t>
             </w:r>
-            <w:del w:id="9183" w:author="Claude (AI) - proposed" w:date="2026-10-15T08:04:54Z">
+            <w:del w:id="9183" w:author="Claude (AI) - proposed" w:date="2026-10-18T00:32:39Z">
               <w:r>
                 <w:rPr>
                   <w:rFonts w:ascii="Arial" w:cs="Arial" w:eastAsia="Arial" w:hAnsi="Arial"/>
@@ -14342,7 +14342,7 @@
               </w:rPr>
               <w:t xml:space="preserve"> of the long-rains system, </w:t>
             </w:r>
-            <w:del w:id="9184" w:author="Claude (AI) - proposed" w:date="2026-10-15T08:04:54Z">
+            <w:del w:id="9184" w:author="Claude (AI) - proposed" w:date="2026-10-18T00:32:39Z">
               <w:r>
                 <w:rPr>
                   <w:rFonts w:ascii="Arial" w:cs="Arial" w:eastAsia="Arial" w:hAnsi="Arial"/>
@@ -14357,7 +14357,7 @@
                 <w:delText xml:space="preserve">disrupting the</w:delText>
               </w:r>
             </w:del>
-            <w:ins w:id="9185" w:author="Claude (AI) - proposed" w:date="2026-10-15T08:04:54Z">
+            <w:ins w:id="9185" w:author="Claude (AI) - proposed" w:date="2026-10-18T00:32:39Z">
               <w:r>
                 <w:rPr>
                   <w:rFonts w:ascii="Arial" w:cs="Arial" w:eastAsia="Arial" w:hAnsi="Arial"/>
@@ -14385,7 +14385,7 @@
               </w:rPr>
               <w:t xml:space="preserve"> March–May </w:t>
             </w:r>
-            <w:del w:id="9186" w:author="Claude (AI) - proposed" w:date="2026-10-15T08:04:54Z">
+            <w:del w:id="9186" w:author="Claude (AI) - proposed" w:date="2026-10-18T00:32:39Z">
               <w:r>
                 <w:rPr>
                   <w:rFonts w:ascii="Arial" w:cs="Arial" w:eastAsia="Arial" w:hAnsi="Arial"/>
@@ -14400,7 +14400,7 @@
                 <w:delText xml:space="preserve">precipitation patterns</w:delText>
               </w:r>
             </w:del>
-            <w:ins w:id="9187" w:author="Claude (AI) - proposed" w:date="2026-10-15T08:04:54Z">
+            <w:ins w:id="9187" w:author="Claude (AI) - proposed" w:date="2026-10-18T00:32:39Z">
               <w:r>
                 <w:rPr>
                   <w:rFonts w:ascii="Arial" w:cs="Arial" w:eastAsia="Arial" w:hAnsi="Arial"/>
@@ -14448,7 +14448,7 @@
         </w:rPr>
         <w:t xml:space="preserve">© 2026 SeaVuria and ARES. Aligned with KICD objectives. Developed by SeaVuria; technical implementation by ARES (with AI assistance from Claude). Licensed under </w:t>
       </w:r>
-      <w:hyperlink w:history="1" r:id="rIdcdpeiq--hcpx5ms0xl8me">
+      <w:hyperlink w:history="1" r:id="rIdc9idg2c75xajarsasmeib">
         <w:r>
           <w:rPr>
             <w:rFonts w:ascii="Arial" w:cs="Arial" w:eastAsia="Arial" w:hAnsi="Arial"/>
@@ -14469,7 +14469,7 @@
         </w:rPr>
         <w:t xml:space="preserve"> (</w:t>
       </w:r>
-      <w:hyperlink w:history="1" r:id="rId9lqe9drzy1ooauz0ubcr4">
+      <w:hyperlink w:history="1" r:id="rIdvw5ayw21c1si9dokko7up">
         <w:r>
           <w:rPr>
             <w:rFonts w:ascii="Arial" w:cs="Arial" w:eastAsia="Arial" w:hAnsi="Arial"/>
@@ -14977,10 +14977,10 @@
               <w:spacing w:after="40" w:before="0"/>
               <w:jc w:val="left"/>
               <w:rPr>
-                <w:ins w:id="9189" w:author="Claude (AI) - proposed" w:date="2026-10-15T08:04:54Z"/>
-              </w:rPr>
-            </w:pPr>
-            <w:ins w:id="9188" w:author="Claude (AI) - proposed" w:date="2026-10-15T08:04:54Z">
+                <w:ins w:id="9189" w:author="Claude (AI) - proposed" w:date="2026-10-18T00:32:39Z"/>
+              </w:rPr>
+            </w:pPr>
+            <w:ins w:id="9188" w:author="Claude (AI) - proposed" w:date="2026-10-18T00:32:39Z">
               <w:r>
                 <w:rPr>
                   <w:rFonts w:ascii="Arial" w:cs="Arial" w:eastAsia="Arial" w:hAnsi="Arial"/>
@@ -15002,10 +15002,10 @@
               <w:spacing w:after="40" w:before="0"/>
               <w:jc w:val="left"/>
               <w:rPr>
-                <w:del w:id="9191" w:author="Claude (AI) - proposed" w:date="2026-10-15T08:04:54Z"/>
-              </w:rPr>
-            </w:pPr>
-            <w:del w:id="9190" w:author="Claude (AI) - proposed" w:date="2026-10-15T08:04:54Z">
+                <w:del w:id="9191" w:author="Claude (AI) - proposed" w:date="2026-10-18T00:32:39Z"/>
+              </w:rPr>
+            </w:pPr>
+            <w:del w:id="9190" w:author="Claude (AI) - proposed" w:date="2026-10-18T00:32:39Z">
               <w:r>
                 <w:rPr>
                   <w:rFonts w:ascii="Arial" w:cs="Arial" w:eastAsia="Arial" w:hAnsi="Arial"/>
@@ -15088,7 +15088,7 @@
               </w:rPr>
               <w:t xml:space="preserve">This lesson is the evidence-gathering pivot of the unit. Students now have the physics mechanism (Lessons 1 and </w:t>
             </w:r>
-            <w:del w:id="9192" w:author="Claude (AI) - proposed" w:date="2026-10-15T08:04:54Z">
+            <w:del w:id="9192" w:author="Claude (AI) - proposed" w:date="2026-10-18T00:32:39Z">
               <w:r>
                 <w:rPr>
                   <w:rFonts w:ascii="Arial" w:cs="Arial" w:eastAsia="Arial" w:hAnsi="Arial"/>
@@ -15103,7 +15103,7 @@
                 <w:delText xml:space="preserve">2</w:delText>
               </w:r>
             </w:del>
-            <w:ins w:id="9193" w:author="Claude (AI) - proposed" w:date="2026-10-15T08:04:54Z">
+            <w:ins w:id="9193" w:author="Claude (AI) - proposed" w:date="2026-10-18T00:32:39Z">
               <w:r>
                 <w:rPr>
                   <w:rFonts w:ascii="Arial" w:cs="Arial" w:eastAsia="Arial" w:hAnsi="Arial"/>
@@ -15131,7 +15131,7 @@
               </w:rPr>
               <w:t xml:space="preserve">), the emission sources (Lesson 2)</w:t>
             </w:r>
-            <w:del w:id="9194" w:author="Claude (AI) - proposed" w:date="2026-10-15T08:04:54Z">
+            <w:del w:id="9194" w:author="Claude (AI) - proposed" w:date="2026-10-18T00:32:39Z">
               <w:r>
                 <w:rPr>
                   <w:rFonts w:ascii="Arial" w:cs="Arial" w:eastAsia="Arial" w:hAnsi="Arial"/>
@@ -15146,7 +15146,7 @@
                 <w:delText xml:space="preserve">, and the ozone context</w:delText>
               </w:r>
             </w:del>
-            <w:ins w:id="9195" w:author="Claude (AI) - proposed" w:date="2026-10-15T08:04:54Z">
+            <w:ins w:id="9195" w:author="Claude (AI) - proposed" w:date="2026-10-18T00:32:39Z">
               <w:r>
                 <w:rPr>
                   <w:rFonts w:ascii="Arial" w:cs="Arial" w:eastAsia="Arial" w:hAnsi="Arial"/>
@@ -15174,7 +15174,7 @@
               </w:rPr>
               <w:t xml:space="preserve"> (Lesson 3</w:t>
             </w:r>
-            <w:ins w:id="9196" w:author="Claude (AI) - proposed" w:date="2026-10-15T08:04:54Z">
+            <w:ins w:id="9196" w:author="Claude (AI) - proposed" w:date="2026-10-18T00:32:39Z">
               <w:r>
                 <w:rPr>
                   <w:rFonts w:ascii="Arial" w:cs="Arial" w:eastAsia="Arial" w:hAnsi="Arial"/>
@@ -15653,7 +15653,7 @@
             <w:pPr>
               <w:spacing w:after="20" w:before="0"/>
             </w:pPr>
-            <w:hyperlink w:history="1" r:id="rIdcmwg7e6g6dz0npg6rfbc0">
+            <w:hyperlink w:history="1" r:id="rIdarekukm0fv-jenff8pld0">
               <w:r>
                 <w:rPr>
                   <w:rFonts w:ascii="Arial" w:cs="Arial" w:eastAsia="Arial" w:hAnsi="Arial"/>
@@ -15702,7 +15702,7 @@
               <w:spacing w:after="10" w:before="0"/>
               <w:ind w:left="120"/>
             </w:pPr>
-            <w:hyperlink w:history="1" r:id="rIdptm8rj5himvplh6owhkvi">
+            <w:hyperlink w:history="1" r:id="rIdch1gjplsiqvfklbmz1hkf">
               <w:r>
                 <w:rPr>
                   <w:rFonts w:ascii="Arial" w:cs="Arial" w:eastAsia="Arial" w:hAnsi="Arial"/>
@@ -15747,7 +15747,7 @@
             <w:pPr>
               <w:spacing w:after="20" w:before="0"/>
             </w:pPr>
-            <w:hyperlink w:history="1" r:id="rId3vqcaduqofprlxuhyaum2">
+            <w:hyperlink w:history="1" r:id="rIdctaokguqwikmotrzcnh3j">
               <w:r>
                 <w:rPr>
                   <w:rFonts w:ascii="Arial" w:cs="Arial" w:eastAsia="Arial" w:hAnsi="Arial"/>
@@ -15780,7 +15780,7 @@
               <w:spacing w:after="10" w:before="0"/>
               <w:ind w:left="120"/>
             </w:pPr>
-            <w:hyperlink w:history="1" r:id="rIdrmp4fcpsi4q2xvp8amup7">
+            <w:hyperlink w:history="1" r:id="rIdwsodoqnosx9usf3chnctg">
               <w:r>
                 <w:rPr>
                   <w:rFonts w:ascii="Arial" w:cs="Arial" w:eastAsia="Arial" w:hAnsi="Arial"/>
@@ -15980,7 +15980,7 @@
             <w:pPr>
               <w:spacing w:after="20" w:before="0"/>
             </w:pPr>
-            <w:hyperlink w:history="1" r:id="rIdgppqejv6oowzwcmkale25">
+            <w:hyperlink w:history="1" r:id="rIduq2rct8srptbcyvkbgias">
               <w:r>
                 <w:rPr>
                   <w:rFonts w:ascii="Arial" w:cs="Arial" w:eastAsia="Arial" w:hAnsi="Arial"/>
@@ -16029,7 +16029,7 @@
               <w:spacing w:after="10" w:before="0"/>
               <w:ind w:left="120"/>
             </w:pPr>
-            <w:hyperlink w:history="1" r:id="rIdymbmvkpka7_lmna_voy5r">
+            <w:hyperlink w:history="1" r:id="rId6evb5inmxjggoojes2j-k">
               <w:r>
                 <w:rPr>
                   <w:rFonts w:ascii="Arial" w:cs="Arial" w:eastAsia="Arial" w:hAnsi="Arial"/>
@@ -16074,7 +16074,7 @@
             <w:pPr>
               <w:spacing w:after="20" w:before="0"/>
             </w:pPr>
-            <w:hyperlink w:history="1" r:id="rId59lpeqebbv9ltycw4e5kx">
+            <w:hyperlink w:history="1" r:id="rIdo-r9hsx0kycwkpne6rza3">
               <w:r>
                 <w:rPr>
                   <w:rFonts w:ascii="Arial" w:cs="Arial" w:eastAsia="Arial" w:hAnsi="Arial"/>
@@ -16107,7 +16107,7 @@
               <w:spacing w:after="10" w:before="0"/>
               <w:ind w:left="120"/>
             </w:pPr>
-            <w:hyperlink w:history="1" r:id="rIdpspxlna_m4c4ugopln5vu">
+            <w:hyperlink w:history="1" r:id="rIds2yr0lwubooimdv-q1ymv">
               <w:r>
                 <w:rPr>
                   <w:rFonts w:ascii="Arial" w:cs="Arial" w:eastAsia="Arial" w:hAnsi="Arial"/>
@@ -16185,7 +16185,7 @@
               </w:rPr>
               <w:t xml:space="preserve">While students examine the NASA graph, teacher circulates and asks: Can you find the year when the anomaly first exceeded 0.5 degrees Celsius? What was happening in Kenya around that time in terms of industrialisation or population growth? After the video clip, teacher says: The Lake Victoria flooding is not a random disaster. Scientists </w:t>
             </w:r>
-            <w:del w:id="9197" w:author="Claude (AI) - proposed" w:date="2026-10-15T08:04:54Z">
+            <w:del w:id="9197" w:author="Claude (AI) - proposed" w:date="2026-10-18T00:32:39Z">
               <w:r>
                 <w:rPr>
                   <w:rFonts w:ascii="Arial" w:cs="Arial" w:eastAsia="Arial" w:hAnsi="Arial"/>
@@ -16200,7 +16200,7 @@
                 <w:delText xml:space="preserve">have linked it to changes in rainfall patterns over the Lake Victoria basin driven by warmer regional temperatures</w:delText>
               </w:r>
             </w:del>
-            <w:ins w:id="9198" w:author="Claude (AI) - proposed" w:date="2026-10-15T08:04:54Z">
+            <w:ins w:id="9198" w:author="Claude (AI) - proposed" w:date="2026-10-18T00:32:39Z">
               <w:r>
                 <w:rPr>
                   <w:rFonts w:ascii="Arial" w:cs="Arial" w:eastAsia="Arial" w:hAnsi="Arial"/>
@@ -16350,7 +16350,7 @@
             <w:pPr>
               <w:spacing w:after="20" w:before="0"/>
             </w:pPr>
-            <w:hyperlink w:history="1" r:id="rId0tyhijjwmnroskb79y6z9">
+            <w:hyperlink w:history="1" r:id="rId5eu_o8fjfbemrzpzl3ueu">
               <w:r>
                 <w:rPr>
                   <w:rFonts w:ascii="Arial" w:cs="Arial" w:eastAsia="Arial" w:hAnsi="Arial"/>
@@ -16399,7 +16399,7 @@
               <w:spacing w:after="10" w:before="0"/>
               <w:ind w:left="120"/>
             </w:pPr>
-            <w:hyperlink w:history="1" r:id="rId6asjeg7c4akepdtlikg1v">
+            <w:hyperlink w:history="1" r:id="rIdpckmbh-gbr888kwfeycwy">
               <w:r>
                 <w:rPr>
                   <w:rFonts w:ascii="Arial" w:cs="Arial" w:eastAsia="Arial" w:hAnsi="Arial"/>
@@ -16444,7 +16444,7 @@
             <w:pPr>
               <w:spacing w:after="20" w:before="0"/>
             </w:pPr>
-            <w:hyperlink w:history="1" r:id="rIdyk84nkldqvsgcxmpwtrvf">
+            <w:hyperlink w:history="1" r:id="rIdsahzw6f6aowqazu1mcyzw">
               <w:r>
                 <w:rPr>
                   <w:rFonts w:ascii="Arial" w:cs="Arial" w:eastAsia="Arial" w:hAnsi="Arial"/>
@@ -16477,7 +16477,7 @@
               <w:spacing w:after="10" w:before="0"/>
               <w:ind w:left="120"/>
             </w:pPr>
-            <w:hyperlink w:history="1" r:id="rIdmhqaktby2k0d6_x_54hd9">
+            <w:hyperlink w:history="1" r:id="rIdrhb3zjxozobmn6latg-0j">
               <w:r>
                 <w:rPr>
                   <w:rFonts w:ascii="Arial" w:cs="Arial" w:eastAsia="Arial" w:hAnsi="Arial"/>
@@ -16522,7 +16522,7 @@
               </w:rPr>
               <w:t xml:space="preserve">Student groups of four receive a large sheet of paper and a set of labelled sticky notes in four colours: orange for causes, yellow for physical processes, green for environmental effects, and pink for social or economic effects on Kenyan communities. Groups construct an effects web starting from the central node Enhanced Greenhouse Effect and branching outward. They must include at least </w:t>
             </w:r>
-            <w:del w:id="9199" w:author="Claude (AI) - proposed" w:date="2026-10-15T08:04:54Z">
+            <w:del w:id="9199" w:author="Claude (AI) - proposed" w:date="2026-10-18T00:32:39Z">
               <w:r>
                 <w:rPr>
                   <w:rFonts w:ascii="Arial" w:cs="Arial" w:eastAsia="Arial" w:hAnsi="Arial"/>
@@ -16537,7 +16537,7 @@
                 <w:delText xml:space="preserve">one chain</w:delText>
               </w:r>
             </w:del>
-            <w:ins w:id="9200" w:author="Claude (AI) - proposed" w:date="2026-10-15T08:04:54Z">
+            <w:ins w:id="9200" w:author="Claude (AI) - proposed" w:date="2026-10-18T00:32:39Z">
               <w:r>
                 <w:rPr>
                   <w:rFonts w:ascii="Arial" w:cs="Arial" w:eastAsia="Arial" w:hAnsi="Arial"/>
@@ -16565,7 +16565,7 @@
               </w:rPr>
               <w:t xml:space="preserve"> ending at Mount Kenya Lewis Glacier retreat, one ending at disrupted long rains in Embu County, </w:t>
             </w:r>
-            <w:ins w:id="9201" w:author="Claude (AI) - proposed" w:date="2026-10-15T08:04:54Z">
+            <w:ins w:id="9201" w:author="Claude (AI) - proposed" w:date="2026-10-18T00:32:39Z">
               <w:r>
                 <w:rPr>
                   <w:rFonts w:ascii="Arial" w:cs="Arial" w:eastAsia="Arial" w:hAnsi="Arial"/>
@@ -16593,7 +16593,7 @@
               </w:rPr>
               <w:t xml:space="preserve">one ending at</w:t>
             </w:r>
-            <w:ins w:id="9202" w:author="Claude (AI) - proposed" w:date="2026-10-15T08:04:54Z">
+            <w:ins w:id="9202" w:author="Claude (AI) - proposed" w:date="2026-10-18T00:32:39Z">
               <w:r>
                 <w:rPr>
                   <w:rFonts w:ascii="Arial" w:cs="Arial" w:eastAsia="Arial" w:hAnsi="Arial"/>
@@ -16621,7 +16621,7 @@
               </w:rPr>
               <w:t xml:space="preserve"> Rift Valley drought,</w:t>
             </w:r>
-            <w:del w:id="9203" w:author="Claude (AI) - proposed" w:date="2026-10-15T08:04:54Z">
+            <w:del w:id="9203" w:author="Claude (AI) - proposed" w:date="2026-10-18T00:32:39Z">
               <w:r>
                 <w:rPr>
                   <w:rFonts w:ascii="Arial" w:cs="Arial" w:eastAsia="Arial" w:hAnsi="Arial"/>
@@ -16649,7 +16649,7 @@
               </w:rPr>
               <w:t xml:space="preserve"> Kisumu or Lake Victoria flooding, </w:t>
             </w:r>
-            <w:del w:id="9204" w:author="Claude (AI) - proposed" w:date="2026-10-15T08:04:54Z">
+            <w:del w:id="9204" w:author="Claude (AI) - proposed" w:date="2026-10-18T00:32:39Z">
               <w:r>
                 <w:rPr>
                   <w:rFonts w:ascii="Arial" w:cs="Arial" w:eastAsia="Arial" w:hAnsi="Arial"/>
@@ -16664,7 +16664,7 @@
                 <w:delText xml:space="preserve">and one ending at</w:delText>
               </w:r>
             </w:del>
-            <w:ins w:id="9205" w:author="Claude (AI) - proposed" w:date="2026-10-15T08:04:54Z">
+            <w:ins w:id="9205" w:author="Claude (AI) - proposed" w:date="2026-10-18T00:32:39Z">
               <w:r>
                 <w:rPr>
                   <w:rFonts w:ascii="Arial" w:cs="Arial" w:eastAsia="Arial" w:hAnsi="Arial"/>
@@ -16692,7 +16692,7 @@
               </w:rPr>
               <w:t xml:space="preserve"> Kericho tea harvest disruption</w:t>
             </w:r>
-            <w:ins w:id="9206" w:author="Claude (AI) - proposed" w:date="2026-10-15T08:04:54Z">
+            <w:ins w:id="9206" w:author="Claude (AI) - proposed" w:date="2026-10-18T00:32:39Z">
               <w:r>
                 <w:rPr>
                   <w:rFonts w:ascii="Arial" w:cs="Arial" w:eastAsia="Arial" w:hAnsi="Arial"/>
@@ -16720,7 +16720,7 @@
               </w:rPr>
               <w:t xml:space="preserve">. Students use their prior lesson notes, the NASA handout, and the cause-chain cards. After </w:t>
             </w:r>
-            <w:del w:id="9207" w:author="Claude (AI) - proposed" w:date="2026-10-15T08:04:54Z">
+            <w:del w:id="9207" w:author="Claude (AI) - proposed" w:date="2026-10-18T00:32:39Z">
               <w:r>
                 <w:rPr>
                   <w:rFonts w:ascii="Arial" w:cs="Arial" w:eastAsia="Arial" w:hAnsi="Arial"/>
@@ -16735,7 +16735,7 @@
                 <w:delText xml:space="preserve">10</w:delText>
               </w:r>
             </w:del>
-            <w:ins w:id="9208" w:author="Claude (AI) - proposed" w:date="2026-10-15T08:04:54Z">
+            <w:ins w:id="9208" w:author="Claude (AI) - proposed" w:date="2026-10-18T00:32:39Z">
               <w:r>
                 <w:rPr>
                   <w:rFonts w:ascii="Arial" w:cs="Arial" w:eastAsia="Arial" w:hAnsi="Arial"/>
@@ -16763,7 +16763,7 @@
               </w:rPr>
               <w:t xml:space="preserve"> minutes of group construction, each group does a</w:t>
             </w:r>
-            <w:ins w:id="9209" w:author="Claude (AI) - proposed" w:date="2026-10-15T08:04:54Z">
+            <w:ins w:id="9209" w:author="Claude (AI) - proposed" w:date="2026-10-18T00:32:39Z">
               <w:r>
                 <w:rPr>
                   <w:rFonts w:ascii="Arial" w:cs="Arial" w:eastAsia="Arial" w:hAnsi="Arial"/>
@@ -16946,7 +16946,7 @@
             <w:pPr>
               <w:spacing w:after="20" w:before="0"/>
             </w:pPr>
-            <w:hyperlink w:history="1" r:id="rIdadggpdvmwaz9qx1txhfpa">
+            <w:hyperlink w:history="1" r:id="rIdn9re-wk_woonhvjgbtt5v">
               <w:r>
                 <w:rPr>
                   <w:rFonts w:ascii="Arial" w:cs="Arial" w:eastAsia="Arial" w:hAnsi="Arial"/>
@@ -16995,7 +16995,7 @@
               <w:spacing w:after="10" w:before="0"/>
               <w:ind w:left="120"/>
             </w:pPr>
-            <w:hyperlink w:history="1" r:id="rIdnqe4opnm8upcw9hldulau">
+            <w:hyperlink w:history="1" r:id="rIdrt_hvjdd9hoes5ejl0go7">
               <w:r>
                 <w:rPr>
                   <w:rFonts w:ascii="Arial" w:cs="Arial" w:eastAsia="Arial" w:hAnsi="Arial"/>
@@ -17040,7 +17040,7 @@
             <w:pPr>
               <w:spacing w:after="20" w:before="0"/>
             </w:pPr>
-            <w:hyperlink w:history="1" r:id="rIdwfan5tdt8to2tooqh651b">
+            <w:hyperlink w:history="1" r:id="rIdyca20mfiaumhqj5mud8hm">
               <w:r>
                 <w:rPr>
                   <w:rFonts w:ascii="Arial" w:cs="Arial" w:eastAsia="Arial" w:hAnsi="Arial"/>
@@ -17073,7 +17073,7 @@
               <w:spacing w:after="10" w:before="0"/>
               <w:ind w:left="120"/>
             </w:pPr>
-            <w:hyperlink w:history="1" r:id="rIdcumaacr8wfnrlhsy-2m8n">
+            <w:hyperlink w:history="1" r:id="rIdxyodkoboihrufpyjsxwp9">
               <w:r>
                 <w:rPr>
                   <w:rFonts w:ascii="Arial" w:cs="Arial" w:eastAsia="Arial" w:hAnsi="Arial"/>
@@ -17273,7 +17273,7 @@
             <w:pPr>
               <w:spacing w:after="20" w:before="0"/>
             </w:pPr>
-            <w:hyperlink w:history="1" r:id="rIduibog_cci7nmbwm_pteek">
+            <w:hyperlink w:history="1" r:id="rIdm-0fcnthoa65qrl-caphy">
               <w:r>
                 <w:rPr>
                   <w:rFonts w:ascii="Arial" w:cs="Arial" w:eastAsia="Arial" w:hAnsi="Arial"/>
@@ -17322,7 +17322,7 @@
               <w:spacing w:after="10" w:before="0"/>
               <w:ind w:left="120"/>
             </w:pPr>
-            <w:hyperlink w:history="1" r:id="rIdgxb0q8__xj6uywgiwx0s-">
+            <w:hyperlink w:history="1" r:id="rIdydyy0kc8muomscgibgu6_">
               <w:r>
                 <w:rPr>
                   <w:rFonts w:ascii="Arial" w:cs="Arial" w:eastAsia="Arial" w:hAnsi="Arial"/>
@@ -17367,7 +17367,7 @@
             <w:pPr>
               <w:spacing w:after="20" w:before="0"/>
             </w:pPr>
-            <w:hyperlink w:history="1" r:id="rId3nzbyzjsfubd7dffzuvme">
+            <w:hyperlink w:history="1" r:id="rId2bl3jfpu7eorglgifcb4o">
               <w:r>
                 <w:rPr>
                   <w:rFonts w:ascii="Arial" w:cs="Arial" w:eastAsia="Arial" w:hAnsi="Arial"/>
@@ -17400,7 +17400,7 @@
               <w:spacing w:after="10" w:before="0"/>
               <w:ind w:left="120"/>
             </w:pPr>
-            <w:hyperlink w:history="1" r:id="rIdfdkhs1n9njpgkfctc1efd">
+            <w:hyperlink w:history="1" r:id="rIdrt1x__vz5eoh5vn73evzw">
               <w:r>
                 <w:rPr>
                   <w:rFonts w:ascii="Arial" w:cs="Arial" w:eastAsia="Arial" w:hAnsi="Arial"/>
@@ -17478,7 +17478,7 @@
               </w:rPr>
               <w:t xml:space="preserve">Teacher says: Your model has grown across four lessons. In Lesson 1 you drew the sun and some arrows. Now you should be able to trace energy from the sun all the way to a farmer in Embu who cannot predict when to plant their maize. Make sure every arrow on your model has a label — a label that names the physical process, not just says leads to. Circulate and prompt students who are drawing effects without labelling the connecting process. For the testimony rewrite, teacher says: If the farmer says the rains arrive later now, what would a physicist say is happening to the atmospheric circulation patterns that deliver those rains? Encourage students to use the phrase water cycle intensification and inter-tropical convergence zone shift if they encountered it in the video or class discussion. </w:t>
             </w:r>
-            <w:ins w:id="9210" w:author="Claude (AI) - proposed" w:date="2026-10-15T08:04:54Z">
+            <w:ins w:id="9210" w:author="Claude (AI) - proposed" w:date="2026-10-18T00:32:39Z">
               <w:r>
                 <w:rPr>
                   <w:rFonts w:ascii="Arial" w:cs="Arial" w:eastAsia="Arial" w:hAnsi="Arial"/>
@@ -17506,7 +17506,7 @@
               </w:rPr>
               <w:t xml:space="preserve">Collect two or three notebooks at the </w:t>
             </w:r>
-            <w:del w:id="9211" w:author="Claude (AI) - proposed" w:date="2026-10-15T08:04:54Z">
+            <w:del w:id="9211" w:author="Claude (AI) - proposed" w:date="2026-10-18T00:32:39Z">
               <w:r>
                 <w:rPr>
                   <w:rFonts w:ascii="Arial" w:cs="Arial" w:eastAsia="Arial" w:hAnsi="Arial"/>
@@ -17521,7 +17521,7 @@
                 <w:delText xml:space="preserve">end of class</w:delText>
               </w:r>
             </w:del>
-            <w:ins w:id="9212" w:author="Claude (AI) - proposed" w:date="2026-10-15T08:04:54Z">
+            <w:ins w:id="9212" w:author="Claude (AI) - proposed" w:date="2026-10-18T00:32:39Z">
               <w:r>
                 <w:rPr>
                   <w:rFonts w:ascii="Arial" w:cs="Arial" w:eastAsia="Arial" w:hAnsi="Arial"/>
@@ -17976,7 +17976,7 @@
               </w:rPr>
               <w:t xml:space="preserve">We explained that the Embu farmer is experiencing disrupted long rains because rising surface temperatures over the Indian Ocean alter evaporation rates and shift the inter-tropical convergence zone, changing when and where moisture-laden winds reach inland Kenya. The same warming mechanism that is melting the Lewis Glacier is intensifying and destabilising the water cycle that governs Kenyan rainfall — so both phenomena share a </w:t>
             </w:r>
-            <w:del w:id="9213" w:author="Claude (AI) - proposed" w:date="2026-10-15T08:04:54Z">
+            <w:del w:id="9213" w:author="Claude (AI) - proposed" w:date="2026-10-18T00:32:39Z">
               <w:r>
                 <w:rPr>
                   <w:rFonts w:ascii="Arial" w:cs="Arial" w:eastAsia="Arial" w:hAnsi="Arial"/>
@@ -17991,7 +17991,7 @@
                 <w:delText xml:space="preserve">single physical cause:</w:delText>
               </w:r>
             </w:del>
-            <w:ins w:id="9214" w:author="Claude (AI) - proposed" w:date="2026-10-15T08:04:54Z">
+            <w:ins w:id="9214" w:author="Claude (AI) - proposed" w:date="2026-10-18T00:32:39Z">
               <w:r>
                 <w:rPr>
                   <w:rFonts w:ascii="Arial" w:cs="Arial" w:eastAsia="Arial" w:hAnsi="Arial"/>
@@ -18019,7 +18019,7 @@
               </w:rPr>
               <w:t xml:space="preserve"> the enhanced greenhouse effect driven by rising greenhouse gas concentrations</w:t>
             </w:r>
-            <w:ins w:id="9215" w:author="Claude (AI) - proposed" w:date="2026-10-15T08:04:54Z">
+            <w:ins w:id="9215" w:author="Claude (AI) - proposed" w:date="2026-10-18T00:32:39Z">
               <w:r>
                 <w:rPr>
                   <w:rFonts w:ascii="Arial" w:cs="Arial" w:eastAsia="Arial" w:hAnsi="Arial"/>
@@ -18067,7 +18067,7 @@
         </w:rPr>
         <w:t xml:space="preserve">© 2026 SeaVuria and ARES. Aligned with KICD objectives. Developed by SeaVuria; technical implementation by ARES (with AI assistance from Claude). Licensed under </w:t>
       </w:r>
-      <w:hyperlink w:history="1" r:id="rIdll5bznwaheeamircxn9nu">
+      <w:hyperlink w:history="1" r:id="rIddt3iotolctx9uy4ncek43">
         <w:r>
           <w:rPr>
             <w:rFonts w:ascii="Arial" w:cs="Arial" w:eastAsia="Arial" w:hAnsi="Arial"/>
@@ -18088,7 +18088,7 @@
         </w:rPr>
         <w:t xml:space="preserve"> (</w:t>
       </w:r>
-      <w:hyperlink w:history="1" r:id="rIdjj6ujexwdlm1fuv-vnjow">
+      <w:hyperlink w:history="1" r:id="rIdtcoojh-6cnuxdabtexqvh">
         <w:r>
           <w:rPr>
             <w:rFonts w:ascii="Arial" w:cs="Arial" w:eastAsia="Arial" w:hAnsi="Arial"/>
@@ -18165,7 +18165,7 @@
               </w:rPr>
               <w:t xml:space="preserve">LESSON 5 (</w:t>
             </w:r>
-            <w:del w:id="9216" w:author="Claude (AI) - proposed" w:date="2026-10-15T08:04:54Z">
+            <w:del w:id="9216" w:author="Claude (AI) - proposed" w:date="2026-10-18T00:32:39Z">
               <w:r>
                 <w:rPr>
                   <w:rFonts w:ascii="Arial" w:cs="Arial" w:eastAsia="Arial" w:hAnsi="Arial"/>
@@ -18180,7 +18180,7 @@
                 <w:delText xml:space="preserve">2 lessons (80 minutes)</w:delText>
               </w:r>
             </w:del>
-            <w:ins w:id="9217" w:author="Claude (AI) - proposed" w:date="2026-10-15T08:04:54Z">
+            <w:ins w:id="9217" w:author="Claude (AI) - proposed" w:date="2026-10-18T00:32:39Z">
               <w:r>
                 <w:rPr>
                   <w:rFonts w:ascii="Arial" w:cs="Arial" w:eastAsia="Arial" w:hAnsi="Arial"/>
@@ -18639,10 +18639,10 @@
               <w:spacing w:after="40" w:before="0"/>
               <w:jc w:val="left"/>
               <w:rPr>
-                <w:ins w:id="9219" w:author="Claude (AI) - proposed" w:date="2026-10-15T08:04:54Z"/>
-              </w:rPr>
-            </w:pPr>
-            <w:ins w:id="9218" w:author="Claude (AI) - proposed" w:date="2026-10-15T08:04:54Z">
+                <w:ins w:id="9219" w:author="Claude (AI) - proposed" w:date="2026-10-18T00:32:39Z"/>
+              </w:rPr>
+            </w:pPr>
+            <w:ins w:id="9218" w:author="Claude (AI) - proposed" w:date="2026-10-18T00:32:39Z">
               <w:r>
                 <w:rPr>
                   <w:rFonts w:ascii="Arial" w:cs="Arial" w:eastAsia="Arial" w:hAnsi="Arial"/>
@@ -18664,10 +18664,10 @@
               <w:spacing w:after="40" w:before="0"/>
               <w:jc w:val="left"/>
               <w:rPr>
-                <w:del w:id="9221" w:author="Claude (AI) - proposed" w:date="2026-10-15T08:04:54Z"/>
-              </w:rPr>
-            </w:pPr>
-            <w:del w:id="9220" w:author="Claude (AI) - proposed" w:date="2026-10-15T08:04:54Z">
+                <w:del w:id="9221" w:author="Claude (AI) - proposed" w:date="2026-10-18T00:32:39Z"/>
+              </w:rPr>
+            </w:pPr>
+            <w:del w:id="9220" w:author="Claude (AI) - proposed" w:date="2026-10-18T00:32:39Z">
               <w:r>
                 <w:rPr>
                   <w:rFonts w:ascii="Arial" w:cs="Arial" w:eastAsia="Arial" w:hAnsi="Arial"/>
@@ -18750,7 +18750,7 @@
               </w:rPr>
               <w:t xml:space="preserve">Lessons 1–4 established</w:t>
             </w:r>
-            <w:del w:id="9222" w:author="Claude (AI) - proposed" w:date="2026-10-15T08:04:54Z">
+            <w:del w:id="9222" w:author="Claude (AI) - proposed" w:date="2026-10-18T00:32:39Z">
               <w:r>
                 <w:rPr>
                   <w:rFonts w:ascii="Arial" w:cs="Arial" w:eastAsia="Arial" w:hAnsi="Arial"/>
@@ -18778,7 +18778,7 @@
               </w:rPr>
               <w:t xml:space="preserve"> how the greenhouse effect works naturally</w:t>
             </w:r>
-            <w:del w:id="9223" w:author="Claude (AI) - proposed" w:date="2026-10-15T08:04:54Z">
+            <w:del w:id="9223" w:author="Claude (AI) - proposed" w:date="2026-10-18T00:32:39Z">
               <w:r>
                 <w:rPr>
                   <w:rFonts w:ascii="Arial" w:cs="Arial" w:eastAsia="Arial" w:hAnsi="Arial"/>
@@ -18793,7 +18793,7 @@
                 <w:delText xml:space="preserve">, how</w:delText>
               </w:r>
             </w:del>
-            <w:ins w:id="9224" w:author="Claude (AI) - proposed" w:date="2026-10-15T08:04:54Z">
+            <w:ins w:id="9224" w:author="Claude (AI) - proposed" w:date="2026-10-18T00:32:39Z">
               <w:r>
                 <w:rPr>
                   <w:rFonts w:ascii="Arial" w:cs="Arial" w:eastAsia="Arial" w:hAnsi="Arial"/>
@@ -18821,7 +18821,7 @@
               </w:rPr>
               <w:t xml:space="preserve"> the ozone layer </w:t>
             </w:r>
-            <w:del w:id="9225" w:author="Claude (AI) - proposed" w:date="2026-10-15T08:04:54Z">
+            <w:del w:id="9225" w:author="Claude (AI) - proposed" w:date="2026-10-18T00:32:39Z">
               <w:r>
                 <w:rPr>
                   <w:rFonts w:ascii="Arial" w:cs="Arial" w:eastAsia="Arial" w:hAnsi="Arial"/>
@@ -18836,7 +18836,7 @@
                 <w:delText xml:space="preserve">interacts with UV radiation, and how energy balance governs Earth's temperature</w:delText>
               </w:r>
             </w:del>
-            <w:ins w:id="9226" w:author="Claude (AI) - proposed" w:date="2026-10-15T08:04:54Z">
+            <w:ins w:id="9226" w:author="Claude (AI) - proposed" w:date="2026-10-18T00:32:39Z">
               <w:r>
                 <w:rPr>
                   <w:rFonts w:ascii="Arial" w:cs="Arial" w:eastAsia="Arial" w:hAnsi="Arial"/>
@@ -19315,7 +19315,7 @@
             <w:pPr>
               <w:spacing w:after="20" w:before="0"/>
             </w:pPr>
-            <w:hyperlink w:history="1" r:id="rIdde0rk78cifm0rzkgmjpp3">
+            <w:hyperlink w:history="1" r:id="rIdua8pafezgyvkvdnqi6mw6">
               <w:r>
                 <w:rPr>
                   <w:rFonts w:ascii="Arial" w:cs="Arial" w:eastAsia="Arial" w:hAnsi="Arial"/>
@@ -19348,7 +19348,7 @@
               <w:spacing w:after="10" w:before="0"/>
               <w:ind w:left="120"/>
             </w:pPr>
-            <w:hyperlink w:history="1" r:id="rIdkmiiprid4cadqijdvvkos">
+            <w:hyperlink w:history="1" r:id="rIdwupjfygjcy99mi2qpfqtd">
               <w:r>
                 <w:rPr>
                   <w:rFonts w:ascii="Arial" w:cs="Arial" w:eastAsia="Arial" w:hAnsi="Arial"/>
@@ -19410,7 +19410,7 @@
               <w:spacing w:after="10" w:before="0"/>
               <w:ind w:left="120"/>
             </w:pPr>
-            <w:hyperlink w:history="1" r:id="rId_mi8x_fky8kesfefbg3pv">
+            <w:hyperlink w:history="1" r:id="rIdes6vqbxnaelanwddm1xlc">
               <w:r>
                 <w:rPr>
                   <w:rFonts w:ascii="Arial" w:cs="Arial" w:eastAsia="Arial" w:hAnsi="Arial"/>
@@ -19470,7 +19470,7 @@
               </w:rPr>
               <w:t xml:space="preserve">Students revisit the anchoring phenomenon: the paired Lewis Glacier images (1934 vs. present) and the Embu maize farmer's testimony displayed on the classroom wall or screen. Each student silently re-reads their own Lesson 1 prediction card (kept in their science notebooks) answering: 'What is causing these changes?' Students then write a 3-sentence updated prediction responding to the prompt: 'Based on everything you have learned in Lessons 1–4 about radiation, the greenhouse effect</w:t>
             </w:r>
-            <w:del w:id="9227" w:author="Claude (AI) - proposed" w:date="2026-10-15T08:04:54Z">
+            <w:del w:id="9227" w:author="Claude (AI) - proposed" w:date="2026-10-18T00:32:39Z">
               <w:r>
                 <w:rPr>
                   <w:rFonts w:ascii="Arial" w:cs="Arial" w:eastAsia="Arial" w:hAnsi="Arial"/>
@@ -19485,7 +19485,7 @@
                 <w:delText xml:space="preserve">, energy balance, and the ozone layer</w:delText>
               </w:r>
             </w:del>
-            <w:ins w:id="9228" w:author="Claude (AI) - proposed" w:date="2026-10-15T08:04:54Z">
+            <w:ins w:id="9228" w:author="Claude (AI) - proposed" w:date="2026-10-18T00:32:39Z">
               <w:r>
                 <w:rPr>
                   <w:rFonts w:ascii="Arial" w:cs="Arial" w:eastAsia="Arial" w:hAnsi="Arial"/>
@@ -19668,7 +19668,7 @@
             <w:pPr>
               <w:spacing w:after="20" w:before="0"/>
             </w:pPr>
-            <w:hyperlink w:history="1" r:id="rId8m2cl46vt9qz9m-3olm-o">
+            <w:hyperlink w:history="1" r:id="rIdz_otng6utqijlzgwpimyq">
               <w:r>
                 <w:rPr>
                   <w:rFonts w:ascii="Arial" w:cs="Arial" w:eastAsia="Arial" w:hAnsi="Arial"/>
@@ -19701,7 +19701,7 @@
               <w:spacing w:after="10" w:before="0"/>
               <w:ind w:left="120"/>
             </w:pPr>
-            <w:hyperlink w:history="1" r:id="rIdofvk89uyagxr9x99kacbo">
+            <w:hyperlink w:history="1" r:id="rIdydnv5xai2eh7lx_bkrkgy">
               <w:r>
                 <w:rPr>
                   <w:rFonts w:ascii="Arial" w:cs="Arial" w:eastAsia="Arial" w:hAnsi="Arial"/>
@@ -19763,7 +19763,7 @@
               <w:spacing w:after="10" w:before="0"/>
               <w:ind w:left="120"/>
             </w:pPr>
-            <w:hyperlink w:history="1" r:id="rIdpgyxww-5jzpsmxvapqim-">
+            <w:hyperlink w:history="1" r:id="rIdzl7erqkyb1dw1jy6exedx">
               <w:r>
                 <w:rPr>
                   <w:rFonts w:ascii="Arial" w:cs="Arial" w:eastAsia="Arial" w:hAnsi="Arial"/>
@@ -19823,7 +19823,7 @@
               </w:rPr>
               <w:t xml:space="preserve">PART A — Graph Analysis (</w:t>
             </w:r>
-            <w:del w:id="9229" w:author="Claude (AI) - proposed" w:date="2026-10-15T08:04:54Z">
+            <w:del w:id="9229" w:author="Claude (AI) - proposed" w:date="2026-10-18T00:32:39Z">
               <w:r>
                 <w:rPr>
                   <w:rFonts w:ascii="Arial" w:cs="Arial" w:eastAsia="Arial" w:hAnsi="Arial"/>
@@ -19838,7 +19838,7 @@
                 <w:delText xml:space="preserve">30 minutes</w:delText>
               </w:r>
             </w:del>
-            <w:ins w:id="9230" w:author="Claude (AI) - proposed" w:date="2026-10-15T08:04:54Z">
+            <w:ins w:id="9230" w:author="Claude (AI) - proposed" w:date="2026-10-18T00:32:39Z">
               <w:r>
                 <w:rPr>
                   <w:rFonts w:ascii="Arial" w:cs="Arial" w:eastAsia="Arial" w:hAnsi="Arial"/>
@@ -19866,7 +19866,7 @@
               </w:rPr>
               <w:t xml:space="preserve">): In groups of three, students receive a printed or on-screen data pack containing: (1) the Keeling Curve showing atmospheric CO₂ concentration from 1958 to the present (labelled in ppm), annotated with key human milestones (post-WWII industrialisation, rapid motorisation of Nairobi 1970s–1990s, rise of Chinese manufacturing 2000s, Kenya's expanding charcoal trade); (2) NASA/NOAA global average temperature anomaly data from 1880 to present; (3) a simplified timeline of global fossil fuel extraction volumes from 1800 to present. Students complete a structured analysis worksheet: — 'Describe the trend in CO₂ concentration from 1958 to present. What was the concentration in 1958? What is it approximately today?' — 'Describe the trend in global average temperature anomaly from 1900 to present. When did the anomaly become consistently positive?' — 'Mark on both graphs the period 1950–2000. What happened to both variables during this period? What was happening in human society during the same period?' — 'What pattern do you notice between CO₂ concentration and temperature anomaly? Does correlation prove causation? What else would you need to know?' PART B — PhET </w:t>
             </w:r>
-            <w:del w:id="9231" w:author="Claude (AI) - proposed" w:date="2026-10-15T08:04:54Z">
+            <w:del w:id="9231" w:author="Claude (AI) - proposed" w:date="2026-10-18T00:32:39Z">
               <w:r>
                 <w:rPr>
                   <w:rFonts w:ascii="Arial" w:cs="Arial" w:eastAsia="Arial" w:hAnsi="Arial"/>
@@ -19881,7 +19881,7 @@
                 <w:delText xml:space="preserve">/ LabXchange Simulation (15</w:delText>
               </w:r>
             </w:del>
-            <w:ins w:id="9232" w:author="Claude (AI) - proposed" w:date="2026-10-15T08:04:54Z">
+            <w:ins w:id="9232" w:author="Claude (AI) - proposed" w:date="2026-10-18T00:32:39Z">
               <w:r>
                 <w:rPr>
                   <w:rFonts w:ascii="Arial" w:cs="Arial" w:eastAsia="Arial" w:hAnsi="Arial"/>
@@ -19909,7 +19909,7 @@
               </w:rPr>
               <w:t xml:space="preserve"> minutes): </w:t>
             </w:r>
-            <w:del w:id="9233" w:author="Claude (AI) - proposed" w:date="2026-10-15T08:04:54Z">
+            <w:del w:id="9233" w:author="Claude (AI) - proposed" w:date="2026-10-18T00:32:39Z">
               <w:r>
                 <w:rPr>
                   <w:rFonts w:ascii="Arial" w:cs="Arial" w:eastAsia="Arial" w:hAnsi="Arial"/>
@@ -19924,7 +19924,7 @@
                 <w:delText xml:space="preserve">Each student (or pair</w:delText>
               </w:r>
             </w:del>
-            <w:ins w:id="9234" w:author="Claude (AI) - proposed" w:date="2026-10-15T08:04:54Z">
+            <w:ins w:id="9234" w:author="Claude (AI) - proposed" w:date="2026-10-18T00:32:39Z">
               <w:r>
                 <w:rPr>
                   <w:rFonts w:ascii="Arial" w:cs="Arial" w:eastAsia="Arial" w:hAnsi="Arial"/>
@@ -19952,7 +19952,7 @@
               </w:rPr>
               <w:t xml:space="preserve"> if devices are limited) </w:t>
             </w:r>
-            <w:del w:id="9235" w:author="Claude (AI) - proposed" w:date="2026-10-15T08:04:54Z">
+            <w:del w:id="9235" w:author="Claude (AI) - proposed" w:date="2026-10-18T00:32:39Z">
               <w:r>
                 <w:rPr>
                   <w:rFonts w:ascii="Arial" w:cs="Arial" w:eastAsia="Arial" w:hAnsi="Arial"/>
@@ -19967,7 +19967,7 @@
                 <w:delText xml:space="preserve">opens</w:delText>
               </w:r>
             </w:del>
-            <w:ins w:id="9236" w:author="Claude (AI) - proposed" w:date="2026-10-15T08:04:54Z">
+            <w:ins w:id="9236" w:author="Claude (AI) - proposed" w:date="2026-10-18T00:32:39Z">
               <w:r>
                 <w:rPr>
                   <w:rFonts w:ascii="Arial" w:cs="Arial" w:eastAsia="Arial" w:hAnsi="Arial"/>
@@ -19995,7 +19995,7 @@
               </w:rPr>
               <w:t xml:space="preserve"> the PhET 'Greenhouse Effect' simulation</w:t>
             </w:r>
-            <w:ins w:id="9237" w:author="Claude (AI) - proposed" w:date="2026-10-15T08:04:54Z">
+            <w:ins w:id="9237" w:author="Claude (AI) - proposed" w:date="2026-10-18T00:32:39Z">
               <w:r>
                 <w:rPr>
                   <w:rFonts w:ascii="Arial" w:cs="Arial" w:eastAsia="Arial" w:hAnsi="Arial"/>
@@ -20023,7 +20023,7 @@
               </w:rPr>
               <w:t xml:space="preserve">. Students: — Set atmosphere to 'Today's atmosphere' and record the equilibrium temperature. — Add 'Lots of greenhouse gases' and record the new temperature. — Remove all greenhouse gases and record the temperature. — Record observations in their notebooks using the sentence frame: 'When I increased greenhouse gas concentration, the temperature _______ because _______.' PART C — Kenyan Emissions Context (5 minutes): Students read a short paragraph (provided on the worksheet) explaining that Kenya's CO₂ emissions per capita are low compared to industrialised nations, but that Kenya is acutely vulnerable to the effects of global emissions — the Lewis Glacier has lost </w:t>
             </w:r>
-            <w:del w:id="9238" w:author="Claude (AI) - proposed" w:date="2026-10-15T08:04:54Z">
+            <w:del w:id="9238" w:author="Claude (AI) - proposed" w:date="2026-10-18T00:32:39Z">
               <w:r>
                 <w:rPr>
                   <w:rFonts w:ascii="Arial" w:cs="Arial" w:eastAsia="Arial" w:hAnsi="Arial"/>
@@ -20038,7 +20038,7 @@
                 <w:delText xml:space="preserve">over 90</w:delText>
               </w:r>
             </w:del>
-            <w:ins w:id="9239" w:author="Claude (AI) - proposed" w:date="2026-10-15T08:04:54Z">
+            <w:ins w:id="9239" w:author="Claude (AI) - proposed" w:date="2026-10-18T00:32:39Z">
               <w:r>
                 <w:rPr>
                   <w:rFonts w:ascii="Arial" w:cs="Arial" w:eastAsia="Arial" w:hAnsi="Arial"/>
@@ -20066,7 +20066,7 @@
               </w:rPr>
               <w:t xml:space="preserve">% of its </w:t>
             </w:r>
-            <w:del w:id="9240" w:author="Claude (AI) - proposed" w:date="2026-10-15T08:04:54Z">
+            <w:del w:id="9240" w:author="Claude (AI) - proposed" w:date="2026-10-18T00:32:39Z">
               <w:r>
                 <w:rPr>
                   <w:rFonts w:ascii="Arial" w:cs="Arial" w:eastAsia="Arial" w:hAnsi="Arial"/>
@@ -20081,7 +20081,7 @@
                 <w:delText xml:space="preserve">mass since 1900, and the Kenya Meteorological Department has documented a 2–3 week delay in the onset of the long rains</w:delText>
               </w:r>
             </w:del>
-            <w:ins w:id="9241" w:author="Claude (AI) - proposed" w:date="2026-10-15T08:04:54Z">
+            <w:ins w:id="9241" w:author="Claude (AI) - proposed" w:date="2026-10-18T00:32:39Z">
               <w:r>
                 <w:rPr>
                   <w:rFonts w:ascii="Arial" w:cs="Arial" w:eastAsia="Arial" w:hAnsi="Arial"/>
@@ -20109,7 +20109,7 @@
               </w:rPr>
               <w:t xml:space="preserve"> since the 1980s</w:t>
             </w:r>
-            <w:ins w:id="9242" w:author="Claude (AI) - proposed" w:date="2026-10-15T08:04:54Z">
+            <w:ins w:id="9242" w:author="Claude (AI) - proposed" w:date="2026-10-18T00:32:39Z">
               <w:r>
                 <w:rPr>
                   <w:rFonts w:ascii="Arial" w:cs="Arial" w:eastAsia="Arial" w:hAnsi="Arial"/>
@@ -20170,7 +20170,7 @@
               </w:rPr>
               <w:t xml:space="preserve">Distribute data packs and worksheets before the lesson to save time. As groups work on Part A, circulate and use these targeted questions: 'What does ppm mean? How many CO₂ molecules are we talking about in every million molecules of air?' (Do NOT answer immediately — allow 10 seconds of group think first.) 'Where on this graph does the rate of increase appear to get steeper? What was happening in Kenya and the world at that time?' Cold-call one group to share their correlation observation and immediately ask a second group: 'Do you agree that correlation proves causation? What would a scientist say?' For Part B, </w:t>
             </w:r>
-            <w:del w:id="9243" w:author="Claude (AI) - proposed" w:date="2026-10-15T08:04:54Z">
+            <w:del w:id="9243" w:author="Claude (AI) - proposed" w:date="2026-10-18T00:32:39Z">
               <w:r>
                 <w:rPr>
                   <w:rFonts w:ascii="Arial" w:cs="Arial" w:eastAsia="Arial" w:hAnsi="Arial"/>
@@ -20185,7 +20185,7 @@
                 <w:delText xml:space="preserve">demonstrate the PhET simulation</w:delText>
               </w:r>
             </w:del>
-            <w:ins w:id="9244" w:author="Claude (AI) - proposed" w:date="2026-10-15T08:04:54Z">
+            <w:ins w:id="9244" w:author="Claude (AI) - proposed" w:date="2026-10-18T00:32:39Z">
               <w:r>
                 <w:rPr>
                   <w:rFonts w:ascii="Arial" w:cs="Arial" w:eastAsia="Arial" w:hAnsi="Arial"/>
@@ -20213,7 +20213,7 @@
               </w:rPr>
               <w:t xml:space="preserve"> on the projector </w:t>
             </w:r>
-            <w:del w:id="9245" w:author="Claude (AI) - proposed" w:date="2026-10-15T08:04:54Z">
+            <w:del w:id="9245" w:author="Claude (AI) - proposed" w:date="2026-10-18T00:32:39Z">
               <w:r>
                 <w:rPr>
                   <w:rFonts w:ascii="Arial" w:cs="Arial" w:eastAsia="Arial" w:hAnsi="Arial"/>
@@ -20228,7 +20228,7 @@
                 <w:delText xml:space="preserve">for 90 seconds before releasing students to work independently</w:delText>
               </w:r>
             </w:del>
-            <w:ins w:id="9246" w:author="Claude (AI) - proposed" w:date="2026-10-15T08:04:54Z">
+            <w:ins w:id="9246" w:author="Claude (AI) - proposed" w:date="2026-10-18T00:32:39Z">
               <w:r>
                 <w:rPr>
                   <w:rFonts w:ascii="Arial" w:cs="Arial" w:eastAsia="Arial" w:hAnsi="Arial"/>
@@ -20378,7 +20378,7 @@
             <w:pPr>
               <w:spacing w:after="20" w:before="0"/>
             </w:pPr>
-            <w:hyperlink w:history="1" r:id="rId74vtlhdcec0t7hjx_2dbb">
+            <w:hyperlink w:history="1" r:id="rIdz0fcdiwlys_r4uc9pi8kk">
               <w:r>
                 <w:rPr>
                   <w:rFonts w:ascii="Arial" w:cs="Arial" w:eastAsia="Arial" w:hAnsi="Arial"/>
@@ -20427,7 +20427,7 @@
               <w:spacing w:after="10" w:before="0"/>
               <w:ind w:left="120"/>
             </w:pPr>
-            <w:hyperlink w:history="1" r:id="rId3kxuxvoxs1q_z3pgqnbfe">
+            <w:hyperlink w:history="1" r:id="rId4r6v43tpwerfhalmrp0w6">
               <w:r>
                 <w:rPr>
                   <w:rFonts w:ascii="Arial" w:cs="Arial" w:eastAsia="Arial" w:hAnsi="Arial"/>
@@ -20489,7 +20489,7 @@
               <w:spacing w:after="10" w:before="0"/>
               <w:ind w:left="120"/>
             </w:pPr>
-            <w:hyperlink w:history="1" r:id="rIdaux4codtqyjcex8jln1l1">
+            <w:hyperlink w:history="1" r:id="rId57y9ua2bflsq15jgvup2v">
               <w:r>
                 <w:rPr>
                   <w:rFonts w:ascii="Arial" w:cs="Arial" w:eastAsia="Arial" w:hAnsi="Arial"/>
@@ -20549,7 +20549,7 @@
               </w:rPr>
               <w:t xml:space="preserve">Students individually construct a written causal chain in their notebooks using the following scaffold provided on the board: 'Step 1 → Human activities (name at least TWO specific ones relevant to Kenya) release _______ into the atmosphere. Step 2 → Increased concentration of _______ gases means that more _______ radiation emitted by Earth's surface is _______. Step 3 → Less energy escapes to space, so Earth's energy balance _______. Step 4 → Global average temperature _______. Step 5 → On Mount Kenya, this means _______. Step 6 → For a maize farmer in Embu County, this means _______.' After 8 minutes of individual writing, students share their causal chains in groups of four, identifying: (a) steps where all four members agree; (b) steps where members used different language — and deciding which language is most scientifically precise; (c) any step that no one in the group feels confident about. Groups then nominate one step they want the teacher to clarify. The class reconvenes; the teacher addresses the top 2–3 nominated unclear steps using the analogy of a blanket thickening around the Earth</w:t>
             </w:r>
-            <w:ins w:id="9247" w:author="Claude (AI) - proposed" w:date="2026-10-15T08:04:54Z">
+            <w:ins w:id="9247" w:author="Claude (AI) - proposed" w:date="2026-10-18T00:32:39Z">
               <w:r>
                 <w:rPr>
                   <w:rFonts w:ascii="Arial" w:cs="Arial" w:eastAsia="Arial" w:hAnsi="Arial"/>
@@ -20577,7 +20577,7 @@
               </w:rPr>
               <w:t xml:space="preserve">. Students also explicitly address and correct the common misconception that 'the ozone hole is causing warming' by distinguishing: ozone blocks UV (</w:t>
             </w:r>
-            <w:del w:id="9248" w:author="Claude (AI) - proposed" w:date="2026-10-15T08:04:54Z">
+            <w:del w:id="9248" w:author="Claude (AI) - proposed" w:date="2026-10-18T00:32:39Z">
               <w:r>
                 <w:rPr>
                   <w:rFonts w:ascii="Arial" w:cs="Arial" w:eastAsia="Arial" w:hAnsi="Arial"/>
@@ -20592,7 +20592,7 @@
                 <w:delText xml:space="preserve">Lesson 3</w:delText>
               </w:r>
             </w:del>
-            <w:ins w:id="9249" w:author="Claude (AI) - proposed" w:date="2026-10-15T08:04:54Z">
+            <w:ins w:id="9249" w:author="Claude (AI) - proposed" w:date="2026-10-18T00:32:39Z">
               <w:r>
                 <w:rPr>
                   <w:rFonts w:ascii="Arial" w:cs="Arial" w:eastAsia="Arial" w:hAnsi="Arial"/>
@@ -20775,7 +20775,7 @@
             <w:pPr>
               <w:spacing w:after="20" w:before="0"/>
             </w:pPr>
-            <w:hyperlink w:history="1" r:id="rIdatzm02xuvwlkg9hf1k1do">
+            <w:hyperlink w:history="1" r:id="rIdxe8swt3j68s6mjqjh5mni">
               <w:r>
                 <w:rPr>
                   <w:rFonts w:ascii="Arial" w:cs="Arial" w:eastAsia="Arial" w:hAnsi="Arial"/>
@@ -20824,7 +20824,7 @@
               <w:spacing w:after="10" w:before="0"/>
               <w:ind w:left="120"/>
             </w:pPr>
-            <w:hyperlink w:history="1" r:id="rIdkwtm8oi_ctrqojzdhiyk-">
+            <w:hyperlink w:history="1" r:id="rIdeqddfn1ih0wvje7fc0grc">
               <w:r>
                 <w:rPr>
                   <w:rFonts w:ascii="Arial" w:cs="Arial" w:eastAsia="Arial" w:hAnsi="Arial"/>
@@ -20886,7 +20886,7 @@
               <w:spacing w:after="10" w:before="0"/>
               <w:ind w:left="120"/>
             </w:pPr>
-            <w:hyperlink w:history="1" r:id="rIdbwll455ltbcemcjeigjch">
+            <w:hyperlink w:history="1" r:id="rIdv6gqcvbknkxjqhphtt_bs">
               <w:r>
                 <w:rPr>
                   <w:rFonts w:ascii="Arial" w:cs="Arial" w:eastAsia="Arial" w:hAnsi="Arial"/>
@@ -20946,7 +20946,7 @@
               </w:rPr>
               <w:t xml:space="preserve">Each student receives two sticky notes of different colours. On the FIRST (green) sticky note, they write one specific piece of evidence from today's lesson that helps answer the driving question: 'Why are Mount Kenya's glaciers melting and Kenyan farmers' rains becoming unpredictable?' On the SECOND (orange) sticky note, they write one new question that today's evidence has raised for them — something they still do not understand or want to know more about. Students post both sticky notes on the class Driving Question Board under the column 'Lesson 5 — Human Amplification.' The teacher reads 5–6 of the new questions aloud to the class and sorts them into two clusters on the board: 'Questions about causes' and 'Questions about responses/solutions.' The teacher previews: 'Your questions about what we can do about this — </w:t>
             </w:r>
-            <w:del w:id="9250" w:author="Claude (AI) - proposed" w:date="2026-10-15T08:04:54Z">
+            <w:del w:id="9250" w:author="Claude (AI) - proposed" w:date="2026-10-18T00:32:39Z">
               <w:r>
                 <w:rPr>
                   <w:rFonts w:ascii="Arial" w:cs="Arial" w:eastAsia="Arial" w:hAnsi="Arial"/>
@@ -20961,7 +20961,7 @@
                 <w:delText xml:space="preserve">those are exactly what Lessons 6 and 7 will address</w:delText>
               </w:r>
             </w:del>
-            <w:ins w:id="9251" w:author="Claude (AI) - proposed" w:date="2026-10-15T08:04:54Z">
+            <w:ins w:id="9251" w:author="Claude (AI) - proposed" w:date="2026-10-18T00:32:39Z">
               <w:r>
                 <w:rPr>
                   <w:rFonts w:ascii="Arial" w:cs="Arial" w:eastAsia="Arial" w:hAnsi="Arial"/>
@@ -21022,7 +21022,7 @@
               </w:rPr>
               <w:t xml:space="preserve">Hand out sticky notes before the DQB phase begins. Say: 'The green note is your evidence contribution — what did you learn today that counts as real evidence for answering our driving question? Make it specific: mention a number, a graph, a gas, or a physical process. Vague answers like 'CO₂ causes warming' without detail will not earn full credit.' Allow 3 minutes of individual writing. Say: 'The orange note is your intellectual honesty note. What are you genuinely still unsure about? What new question did today's lesson raise for you? There are no wrong questions here — the best scientists always have more questions than answers.' Allow 2 minutes. As students post, spend 90 seconds reading the orange notes and grouping them. Say: 'I am seeing two kinds of questions emerging. [Hold up the causes cluster.] Some of you are still asking HOW — how exactly does CO₂ trap heat, how long does it stay in the atmosphere. [Hold up the responses cluster.] Others of you are asking WHAT NOW — what can Kenya do, what can individuals do, is it already too late? Both kinds of questions are scientifically and humanly important. Let's note which lessons will address each.' Circle the 'responses' cluster and write '</w:t>
             </w:r>
-            <w:del w:id="9252" w:author="Claude (AI) - proposed" w:date="2026-10-15T08:04:54Z">
+            <w:del w:id="9252" w:author="Claude (AI) - proposed" w:date="2026-10-18T00:32:39Z">
               <w:r>
                 <w:rPr>
                   <w:rFonts w:ascii="Arial" w:cs="Arial" w:eastAsia="Arial" w:hAnsi="Arial"/>
@@ -21037,7 +21037,7 @@
                 <w:delText xml:space="preserve">Lessons 6 &amp; 7</w:delText>
               </w:r>
             </w:del>
-            <w:ins w:id="9253" w:author="Claude (AI) - proposed" w:date="2026-10-15T08:04:54Z">
+            <w:ins w:id="9253" w:author="Claude (AI) - proposed" w:date="2026-10-18T00:32:39Z">
               <w:r>
                 <w:rPr>
                   <w:rFonts w:ascii="Arial" w:cs="Arial" w:eastAsia="Arial" w:hAnsi="Arial"/>
@@ -21187,7 +21187,7 @@
             <w:pPr>
               <w:spacing w:after="20" w:before="0"/>
             </w:pPr>
-            <w:hyperlink w:history="1" r:id="rIdnt2wl6davb8nyixomz2lu">
+            <w:hyperlink w:history="1" r:id="rIdriaolgwcev3vxtgvbxnez">
               <w:r>
                 <w:rPr>
                   <w:rFonts w:ascii="Arial" w:cs="Arial" w:eastAsia="Arial" w:hAnsi="Arial"/>
@@ -21220,7 +21220,7 @@
               <w:spacing w:after="10" w:before="0"/>
               <w:ind w:left="120"/>
             </w:pPr>
-            <w:hyperlink w:history="1" r:id="rIdwt3thugqmwd1ogz-okmle">
+            <w:hyperlink w:history="1" r:id="rIdtlvxqxuiyy6oaz6kin0gn">
               <w:r>
                 <w:rPr>
                   <w:rFonts w:ascii="Arial" w:cs="Arial" w:eastAsia="Arial" w:hAnsi="Arial"/>
@@ -21282,7 +21282,7 @@
               <w:spacing w:after="10" w:before="0"/>
               <w:ind w:left="120"/>
             </w:pPr>
-            <w:hyperlink w:history="1" r:id="rIdrx38g3i3yr8dodtkk8qid">
+            <w:hyperlink w:history="1" r:id="rId3ijytb3qhtutp_m_mg-eq">
               <w:r>
                 <w:rPr>
                   <w:rFonts w:ascii="Arial" w:cs="Arial" w:eastAsia="Arial" w:hAnsi="Arial"/>
@@ -21342,7 +21342,7 @@
               </w:rPr>
               <w:t xml:space="preserve">Students retrieve their cumulative atmospheric energy model drawn in their notebooks across Lessons 1–4. The model currently shows: the sun emitting shortwave radiation; Earth absorbing and re-emitting IR; greenhouse gases absorbing and re-emitting IR</w:t>
             </w:r>
-            <w:del w:id="9254" w:author="Claude (AI) - proposed" w:date="2026-10-15T08:04:54Z">
+            <w:del w:id="9254" w:author="Claude (AI) - proposed" w:date="2026-10-18T00:32:39Z">
               <w:r>
                 <w:rPr>
                   <w:rFonts w:ascii="Arial" w:cs="Arial" w:eastAsia="Arial" w:hAnsi="Arial"/>
@@ -21357,7 +21357,7 @@
                 <w:delText xml:space="preserve">; </w:delText>
               </w:r>
             </w:del>
-            <w:ins w:id="9255" w:author="Claude (AI) - proposed" w:date="2026-10-15T08:04:54Z">
+            <w:ins w:id="9255" w:author="Claude (AI) - proposed" w:date="2026-10-18T00:32:39Z">
               <w:r>
                 <w:rPr>
                   <w:rFonts w:ascii="Arial" w:cs="Arial" w:eastAsia="Arial" w:hAnsi="Arial"/>
@@ -21385,7 +21385,7 @@
               </w:rPr>
               <w:t xml:space="preserve">the ozone layer </w:t>
             </w:r>
-            <w:del w:id="9256" w:author="Claude (AI) - proposed" w:date="2026-10-15T08:04:54Z">
+            <w:del w:id="9256" w:author="Claude (AI) - proposed" w:date="2026-10-18T00:32:39Z">
               <w:r>
                 <w:rPr>
                   <w:rFonts w:ascii="Arial" w:cs="Arial" w:eastAsia="Arial" w:hAnsi="Arial"/>
@@ -21400,7 +21400,7 @@
                 <w:delText xml:space="preserve">filtering UV</w:delText>
               </w:r>
             </w:del>
-            <w:ins w:id="9257" w:author="Claude (AI) - proposed" w:date="2026-10-15T08:04:54Z">
+            <w:ins w:id="9257" w:author="Claude (AI) - proposed" w:date="2026-10-18T00:32:39Z">
               <w:r>
                 <w:rPr>
                   <w:rFonts w:ascii="Arial" w:cs="Arial" w:eastAsia="Arial" w:hAnsi="Arial"/>
@@ -21527,7 +21527,7 @@
               </w:rPr>
               <w:t xml:space="preserve">Collect or photograph student models before Lesson 6. Observable indicators of mastery: (a) arrows correctly show increased IR re-emission back toward Earth's surface — not toward space; (b) the human amplification layer is distinct from the natural greenhouse effect layer drawn in earlier lessons; (c) both Kenyan consequence boxes are present and reference the phenomenon by name; (d) at least three specific numerical values are annotated (e.g., '315 ppm CO₂ in 1958,' '+1.1°C global anomaly by 2023,' '</w:t>
             </w:r>
-            <w:del w:id="9258" w:author="Claude (AI) - proposed" w:date="2026-10-15T08:04:54Z">
+            <w:del w:id="9258" w:author="Claude (AI) - proposed" w:date="2026-10-18T00:32:39Z">
               <w:r>
                 <w:rPr>
                   <w:rFonts w:ascii="Arial" w:cs="Arial" w:eastAsia="Arial" w:hAnsi="Arial"/>
@@ -21542,7 +21542,7 @@
                 <w:delText xml:space="preserve">90</w:delText>
               </w:r>
             </w:del>
-            <w:ins w:id="9259" w:author="Claude (AI) - proposed" w:date="2026-10-15T08:04:54Z">
+            <w:ins w:id="9259" w:author="Claude (AI) - proposed" w:date="2026-10-18T00:32:39Z">
               <w:r>
                 <w:rPr>
                   <w:rFonts w:ascii="Arial" w:cs="Arial" w:eastAsia="Arial" w:hAnsi="Arial"/>
@@ -21570,7 +21570,7 @@
               </w:rPr>
               <w:t xml:space="preserve">% of Lewis Glacier area lost since </w:t>
             </w:r>
-            <w:del w:id="9260" w:author="Claude (AI) - proposed" w:date="2026-10-15T08:04:54Z">
+            <w:del w:id="9260" w:author="Claude (AI) - proposed" w:date="2026-10-18T00:32:39Z">
               <w:r>
                 <w:rPr>
                   <w:rFonts w:ascii="Arial" w:cs="Arial" w:eastAsia="Arial" w:hAnsi="Arial"/>
@@ -21585,7 +21585,7 @@
                 <w:delText xml:space="preserve">1900</w:delText>
               </w:r>
             </w:del>
-            <w:ins w:id="9261" w:author="Claude (AI) - proposed" w:date="2026-10-15T08:04:54Z">
+            <w:ins w:id="9261" w:author="Claude (AI) - proposed" w:date="2026-10-18T00:32:39Z">
               <w:r>
                 <w:rPr>
                   <w:rFonts w:ascii="Arial" w:cs="Arial" w:eastAsia="Arial" w:hAnsi="Arial"/>
@@ -21708,7 +21708,7 @@
               </w:rPr>
               <w:t xml:space="preserve">After delivering this lesson, reflect on the following questions: (1) Did students successfully distinguish between the ozone layer mechanism (UV absorption, </w:t>
             </w:r>
-            <w:del w:id="9262" w:author="Claude (AI) - proposed" w:date="2026-10-15T08:04:54Z">
+            <w:del w:id="9262" w:author="Claude (AI) - proposed" w:date="2026-10-18T00:32:39Z">
               <w:r>
                 <w:rPr>
                   <w:rFonts w:ascii="Arial" w:cs="Arial" w:eastAsia="Arial" w:hAnsi="Arial"/>
@@ -21723,7 +21723,7 @@
                 <w:delText xml:space="preserve">Lesson 3</w:delText>
               </w:r>
             </w:del>
-            <w:ins w:id="9263" w:author="Claude (AI) - proposed" w:date="2026-10-15T08:04:54Z">
+            <w:ins w:id="9263" w:author="Claude (AI) - proposed" w:date="2026-10-18T00:32:39Z">
               <w:r>
                 <w:rPr>
                   <w:rFonts w:ascii="Arial" w:cs="Arial" w:eastAsia="Arial" w:hAnsi="Arial"/>
@@ -21751,7 +21751,7 @@
               </w:rPr>
               <w:t xml:space="preserve">) and the greenhouse effect mechanism (IR trapping, Lessons 1 and 3)? If the misconception persisted in causal chains or exam-style answers, plan a 5-minute explicit contrast activity at the start of Lesson 6. (2) Were students able to read the Keeling Curve and temperature anomaly graphs independently, or did they need more scaffolding? If graph literacy was a barrier, consider adding a worked example of reading a two-axis graph to the Lesson 6 warm-up. (3) How did students respond emotionally and intellectually to the Kenya climate justice paragraph — the observation that Kenya contributes little to global emissions but bears significant consequences? Were responses thoughtful and evidence-grounded, or did the discussion become unproductive? Use this to gauge readiness for the </w:t>
             </w:r>
-            <w:del w:id="9264" w:author="Claude (AI) - proposed" w:date="2026-10-15T08:04:54Z">
+            <w:del w:id="9264" w:author="Claude (AI) - proposed" w:date="2026-10-18T00:32:39Z">
               <w:r>
                 <w:rPr>
                   <w:rFonts w:ascii="Arial" w:cs="Arial" w:eastAsia="Arial" w:hAnsi="Arial"/>
@@ -21766,7 +21766,7 @@
                 <w:delText xml:space="preserve">solutions-focused Lessons 6 and</w:delText>
               </w:r>
             </w:del>
-            <w:ins w:id="9265" w:author="Claude (AI) - proposed" w:date="2026-10-15T08:04:54Z">
+            <w:ins w:id="9265" w:author="Claude (AI) - proposed" w:date="2026-10-18T00:32:39Z">
               <w:r>
                 <w:rPr>
                   <w:rFonts w:ascii="Arial" w:cs="Arial" w:eastAsia="Arial" w:hAnsi="Arial"/>
@@ -21924,7 +21924,7 @@
               </w:rPr>
               <w:t xml:space="preserve">Students analysed the Keeling Curve (CO₂ concentration 1958–present) and a global temperature anomaly graph, identifying a strong upward correlation between rising atmospheric CO₂ and rising global average temperatures. Students also used the PhET Greenhouse Effect simulation to observe that increasing greenhouse gas concentrations raises equilibrium surface temperature. Students noted that Kenya's Lewis Glacier has lost </w:t>
             </w:r>
-            <w:del w:id="9266" w:author="Claude (AI) - proposed" w:date="2026-10-15T08:04:54Z">
+            <w:del w:id="9266" w:author="Claude (AI) - proposed" w:date="2026-10-18T00:32:39Z">
               <w:r>
                 <w:rPr>
                   <w:rFonts w:ascii="Arial" w:cs="Arial" w:eastAsia="Arial" w:hAnsi="Arial"/>
@@ -21939,7 +21939,7 @@
                 <w:delText xml:space="preserve">over 90</w:delText>
               </w:r>
             </w:del>
-            <w:ins w:id="9267" w:author="Claude (AI) - proposed" w:date="2026-10-15T08:04:54Z">
+            <w:ins w:id="9267" w:author="Claude (AI) - proposed" w:date="2026-10-18T00:32:39Z">
               <w:r>
                 <w:rPr>
                   <w:rFonts w:ascii="Arial" w:cs="Arial" w:eastAsia="Arial" w:hAnsi="Arial"/>
@@ -21967,7 +21967,7 @@
               </w:rPr>
               <w:t xml:space="preserve">% of its </w:t>
             </w:r>
-            <w:del w:id="9268" w:author="Claude (AI) - proposed" w:date="2026-10-15T08:04:54Z">
+            <w:del w:id="9268" w:author="Claude (AI) - proposed" w:date="2026-10-18T00:32:39Z">
               <w:r>
                 <w:rPr>
                   <w:rFonts w:ascii="Arial" w:cs="Arial" w:eastAsia="Arial" w:hAnsi="Arial"/>
@@ -21982,7 +21982,7 @@
                 <w:delText xml:space="preserve">mass since 1900</w:delText>
               </w:r>
             </w:del>
-            <w:ins w:id="9269" w:author="Claude (AI) - proposed" w:date="2026-10-15T08:04:54Z">
+            <w:ins w:id="9269" w:author="Claude (AI) - proposed" w:date="2026-10-18T00:32:39Z">
               <w:r>
                 <w:rPr>
                   <w:rFonts w:ascii="Arial" w:cs="Arial" w:eastAsia="Arial" w:hAnsi="Arial"/>
@@ -22010,7 +22010,7 @@
               </w:rPr>
               <w:t xml:space="preserve">, and that the </w:t>
             </w:r>
-            <w:del w:id="9270" w:author="Claude (AI) - proposed" w:date="2026-10-15T08:04:54Z">
+            <w:del w:id="9270" w:author="Claude (AI) - proposed" w:date="2026-10-18T00:32:39Z">
               <w:r>
                 <w:rPr>
                   <w:rFonts w:ascii="Arial" w:cs="Arial" w:eastAsia="Arial" w:hAnsi="Arial"/>
@@ -22025,7 +22025,7 @@
                 <w:delText xml:space="preserve">Kenya Meteorological Department has recorded a 2–3 week delay in the onset of the long rains</w:delText>
               </w:r>
             </w:del>
-            <w:ins w:id="9271" w:author="Claude (AI) - proposed" w:date="2026-10-15T08:04:54Z">
+            <w:ins w:id="9271" w:author="Claude (AI) - proposed" w:date="2026-10-18T00:32:39Z">
               <w:r>
                 <w:rPr>
                   <w:rFonts w:ascii="Arial" w:cs="Arial" w:eastAsia="Arial" w:hAnsi="Arial"/>
@@ -22053,7 +22053,7 @@
               </w:rPr>
               <w:t xml:space="preserve"> since the 1980s</w:t>
             </w:r>
-            <w:ins w:id="9272" w:author="Claude (AI) - proposed" w:date="2026-10-15T08:04:54Z">
+            <w:ins w:id="9272" w:author="Claude (AI) - proposed" w:date="2026-10-18T00:32:39Z">
               <w:r>
                 <w:rPr>
                   <w:rFonts w:ascii="Arial" w:cs="Arial" w:eastAsia="Arial" w:hAnsi="Arial"/>
@@ -22237,7 +22237,7 @@
         </w:rPr>
         <w:t xml:space="preserve">© 2026 SeaVuria and ARES. Aligned with KICD objectives. Developed by SeaVuria; technical implementation by ARES (with AI assistance from Claude). Licensed under </w:t>
       </w:r>
-      <w:hyperlink w:history="1" r:id="rId3wo8z6b31qfq9xhzabwl3">
+      <w:hyperlink w:history="1" r:id="rId7j86c3c2ggt1zn6omolvz">
         <w:r>
           <w:rPr>
             <w:rFonts w:ascii="Arial" w:cs="Arial" w:eastAsia="Arial" w:hAnsi="Arial"/>
@@ -22258,7 +22258,7 @@
         </w:rPr>
         <w:t xml:space="preserve"> (</w:t>
       </w:r>
-      <w:hyperlink w:history="1" r:id="rIdkehin93jad7l6nekwluoi">
+      <w:hyperlink w:history="1" r:id="rId47tl7phvapdhx-xqj8ocw">
         <w:r>
           <w:rPr>
             <w:rFonts w:ascii="Arial" w:cs="Arial" w:eastAsia="Arial" w:hAnsi="Arial"/>
@@ -22507,7 +22507,7 @@
               </w:rPr>
               <w:t xml:space="preserve">To investigate the structure and function of the ozone layer, distinguish ozone depletion from the greenhouse effect, and </w:t>
             </w:r>
-            <w:del w:id="9273" w:author="Claude (AI) - proposed" w:date="2026-10-15T08:04:54Z">
+            <w:del w:id="9273" w:author="Claude (AI) - proposed" w:date="2026-10-18T00:32:39Z">
               <w:r>
                 <w:rPr>
                   <w:rFonts w:ascii="Arial" w:cs="Arial" w:eastAsia="Arial" w:hAnsi="Arial"/>
@@ -22522,7 +22522,7 @@
                 <w:delText xml:space="preserve">evaluate how both atmospheric processes interact to drive</w:delText>
               </w:r>
             </w:del>
-            <w:ins w:id="9274" w:author="Claude (AI) - proposed" w:date="2026-10-15T08:04:54Z">
+            <w:ins w:id="9274" w:author="Claude (AI) - proposed" w:date="2026-10-18T00:32:39Z">
               <w:r>
                 <w:rPr>
                   <w:rFonts w:ascii="Arial" w:cs="Arial" w:eastAsia="Arial" w:hAnsi="Arial"/>
@@ -22809,10 +22809,10 @@
               <w:spacing w:after="40" w:before="0"/>
               <w:jc w:val="left"/>
               <w:rPr>
-                <w:ins w:id="9276" w:author="Claude (AI) - proposed" w:date="2026-10-15T08:04:54Z"/>
-              </w:rPr>
-            </w:pPr>
-            <w:ins w:id="9275" w:author="Claude (AI) - proposed" w:date="2026-10-15T08:04:54Z">
+                <w:ins w:id="9276" w:author="Claude (AI) - proposed" w:date="2026-10-18T00:32:39Z"/>
+              </w:rPr>
+            </w:pPr>
+            <w:ins w:id="9275" w:author="Claude (AI) - proposed" w:date="2026-10-18T00:32:39Z">
               <w:r>
                 <w:rPr>
                   <w:rFonts w:ascii="Arial" w:cs="Arial" w:eastAsia="Arial" w:hAnsi="Arial"/>
@@ -22834,10 +22834,10 @@
               <w:spacing w:after="40" w:before="0"/>
               <w:jc w:val="left"/>
               <w:rPr>
-                <w:del w:id="9278" w:author="Claude (AI) - proposed" w:date="2026-10-15T08:04:54Z"/>
-              </w:rPr>
-            </w:pPr>
-            <w:del w:id="9277" w:author="Claude (AI) - proposed" w:date="2026-10-15T08:04:54Z">
+                <w:del w:id="9278" w:author="Claude (AI) - proposed" w:date="2026-10-18T00:32:39Z"/>
+              </w:rPr>
+            </w:pPr>
+            <w:del w:id="9277" w:author="Claude (AI) - proposed" w:date="2026-10-18T00:32:39Z">
               <w:r>
                 <w:rPr>
                   <w:rFonts w:ascii="Arial" w:cs="Arial" w:eastAsia="Arial" w:hAnsi="Arial"/>
@@ -23083,7 +23083,7 @@
               </w:rPr>
               <w:t xml:space="preserve">In this 80-minute lesson — the sixth in a seven-lesson evidence-gathering sequence — Grade 10 Physics students investigate the ozone layer as a distinct but interacting atmospheric shield. Beginning with a provocative re-examination of the anchoring phenomenon (Why </w:t>
             </w:r>
-            <w:del w:id="9279" w:author="Claude (AI) - proposed" w:date="2026-10-15T08:04:54Z">
+            <w:del w:id="9279" w:author="Claude (AI) - proposed" w:date="2026-10-18T00:32:39Z">
               <w:r>
                 <w:rPr>
                   <w:rFonts w:ascii="Arial" w:cs="Arial" w:eastAsia="Arial" w:hAnsi="Arial"/>
@@ -23098,7 +23098,7 @@
                 <w:delText xml:space="preserve">are</w:delText>
               </w:r>
             </w:del>
-            <w:ins w:id="9280" w:author="Claude (AI) - proposed" w:date="2026-10-15T08:04:54Z">
+            <w:ins w:id="9280" w:author="Claude (AI) - proposed" w:date="2026-10-18T00:32:39Z">
               <w:r>
                 <w:rPr>
                   <w:rFonts w:ascii="Arial" w:cs="Arial" w:eastAsia="Arial" w:hAnsi="Arial"/>
@@ -23126,7 +23126,7 @@
               </w:rPr>
               <w:t xml:space="preserve"> UV levels in Nairobi </w:t>
             </w:r>
-            <w:del w:id="9281" w:author="Claude (AI) - proposed" w:date="2026-10-15T08:04:54Z">
+            <w:del w:id="9281" w:author="Claude (AI) - proposed" w:date="2026-10-18T00:32:39Z">
               <w:r>
                 <w:rPr>
                   <w:rFonts w:ascii="Arial" w:cs="Arial" w:eastAsia="Arial" w:hAnsi="Arial"/>
@@ -23141,7 +23141,7 @@
                 <w:delText xml:space="preserve">rising even as we try to reduce warming</w:delText>
               </w:r>
             </w:del>
-            <w:ins w:id="9282" w:author="Claude (AI) - proposed" w:date="2026-10-15T08:04:54Z">
+            <w:ins w:id="9282" w:author="Claude (AI) - proposed" w:date="2026-10-18T00:32:39Z">
               <w:r>
                 <w:rPr>
                   <w:rFonts w:ascii="Arial" w:cs="Arial" w:eastAsia="Arial" w:hAnsi="Arial"/>
@@ -23457,7 +23457,7 @@
             <w:pPr>
               <w:spacing w:after="20" w:before="0"/>
             </w:pPr>
-            <w:hyperlink w:history="1" r:id="rIdtgwphbfcve42-rcg1yjnt">
+            <w:hyperlink w:history="1" r:id="rId28pfszeqg7zvsgsez0l5w">
               <w:r>
                 <w:rPr>
                   <w:rFonts w:ascii="Arial" w:cs="Arial" w:eastAsia="Arial" w:hAnsi="Arial"/>
@@ -23506,7 +23506,7 @@
               <w:spacing w:after="10" w:before="0"/>
               <w:ind w:left="120"/>
             </w:pPr>
-            <w:hyperlink w:history="1" r:id="rIdmprfjzao_mo_5yeeskpw4">
+            <w:hyperlink w:history="1" r:id="rIdd6-178oqzqr1bdyynwsi7">
               <w:r>
                 <w:rPr>
                   <w:rFonts w:ascii="Arial" w:cs="Arial" w:eastAsia="Arial" w:hAnsi="Arial"/>
@@ -23551,7 +23551,7 @@
             <w:pPr>
               <w:spacing w:after="20" w:before="0"/>
             </w:pPr>
-            <w:hyperlink w:history="1" r:id="rIdymoc3ch0z45ymglspfljy">
+            <w:hyperlink w:history="1" r:id="rIdxi_xhgqdh5eawrfsktoih">
               <w:r>
                 <w:rPr>
                   <w:rFonts w:ascii="Arial" w:cs="Arial" w:eastAsia="Arial" w:hAnsi="Arial"/>
@@ -23584,7 +23584,7 @@
               <w:spacing w:after="10" w:before="0"/>
               <w:ind w:left="120"/>
             </w:pPr>
-            <w:hyperlink w:history="1" r:id="rIdb9zqe4v-xzvpnlffmljj4">
+            <w:hyperlink w:history="1" r:id="rIdwvqigqmuzq31srg-hzgkf">
               <w:r>
                 <w:rPr>
                   <w:rFonts w:ascii="Arial" w:cs="Arial" w:eastAsia="Arial" w:hAnsi="Arial"/>
@@ -23784,7 +23784,7 @@
             <w:pPr>
               <w:spacing w:after="20" w:before="0"/>
             </w:pPr>
-            <w:hyperlink w:history="1" r:id="rIdqz3jewuyctxmpsxvwpvsf">
+            <w:hyperlink w:history="1" r:id="rIdhzvw8iwmvqsgmuagn1z1d">
               <w:r>
                 <w:rPr>
                   <w:rFonts w:ascii="Arial" w:cs="Arial" w:eastAsia="Arial" w:hAnsi="Arial"/>
@@ -23833,7 +23833,7 @@
               <w:spacing w:after="10" w:before="0"/>
               <w:ind w:left="120"/>
             </w:pPr>
-            <w:hyperlink w:history="1" r:id="rIdt6cqtnfr79ngrqptnnhwt">
+            <w:hyperlink w:history="1" r:id="rIdph1x5b3bnix_cldkrsi1g">
               <w:r>
                 <w:rPr>
                   <w:rFonts w:ascii="Arial" w:cs="Arial" w:eastAsia="Arial" w:hAnsi="Arial"/>
@@ -23878,7 +23878,7 @@
             <w:pPr>
               <w:spacing w:after="20" w:before="0"/>
             </w:pPr>
-            <w:hyperlink w:history="1" r:id="rIdzso7x8hij_h5cafszzrb6">
+            <w:hyperlink w:history="1" r:id="rIdpgniyrki1_409cqius1de">
               <w:r>
                 <w:rPr>
                   <w:rFonts w:ascii="Arial" w:cs="Arial" w:eastAsia="Arial" w:hAnsi="Arial"/>
@@ -23911,7 +23911,7 @@
               <w:spacing w:after="10" w:before="0"/>
               <w:ind w:left="120"/>
             </w:pPr>
-            <w:hyperlink w:history="1" r:id="rIdcsxo0pjvhye-hxbuvfsym">
+            <w:hyperlink w:history="1" r:id="rId8fofdtscawdahoucnynnf">
               <w:r>
                 <w:rPr>
                   <w:rFonts w:ascii="Arial" w:cs="Arial" w:eastAsia="Arial" w:hAnsi="Arial"/>
@@ -23956,7 +23956,7 @@
               </w:rPr>
               <w:t xml:space="preserve">Students gather evidence from two sources in sequence. SOURCE A (</w:t>
             </w:r>
-            <w:del w:id="9283" w:author="Claude (AI) - proposed" w:date="2026-10-15T08:04:54Z">
+            <w:del w:id="9283" w:author="Claude (AI) - proposed" w:date="2026-10-18T00:32:39Z">
               <w:r>
                 <w:rPr>
                   <w:rFonts w:ascii="Arial" w:cs="Arial" w:eastAsia="Arial" w:hAnsi="Arial"/>
@@ -23971,7 +23971,7 @@
                 <w:delText xml:space="preserve">25</w:delText>
               </w:r>
             </w:del>
-            <w:ins w:id="9284" w:author="Claude (AI) - proposed" w:date="2026-10-15T08:04:54Z">
+            <w:ins w:id="9284" w:author="Claude (AI) - proposed" w:date="2026-10-18T00:32:39Z">
               <w:r>
                 <w:rPr>
                   <w:rFonts w:ascii="Arial" w:cs="Arial" w:eastAsia="Arial" w:hAnsi="Arial"/>
@@ -23999,7 +23999,7 @@
               </w:rPr>
               <w:t xml:space="preserve"> minutes): Working in pairs, students work through a structured excerpt of the Khan Academy lesson 'Ozone Layer and Ozone Hole' (pre-loaded on devices or printed as a guided reading sheet if internet is unavailable). As they work, they complete a structured Evidence Collection Table with four columns: 'What the ozone layer is made of,' 'What it does (what radiation does it block and where),' 'What damages it and how (the chemistry of CFC catalysis in simple terms),' and 'What has been done about it.' Students write in their own words — not copy-pasted. SOURCE B (</w:t>
             </w:r>
-            <w:del w:id="9285" w:author="Claude (AI) - proposed" w:date="2026-10-15T08:04:54Z">
+            <w:del w:id="9285" w:author="Claude (AI) - proposed" w:date="2026-10-18T00:32:39Z">
               <w:r>
                 <w:rPr>
                   <w:rFonts w:ascii="Arial" w:cs="Arial" w:eastAsia="Arial" w:hAnsi="Arial"/>
@@ -24014,7 +24014,7 @@
                 <w:delText xml:space="preserve">15</w:delText>
               </w:r>
             </w:del>
-            <w:ins w:id="9286" w:author="Claude (AI) - proposed" w:date="2026-10-15T08:04:54Z">
+            <w:ins w:id="9286" w:author="Claude (AI) - proposed" w:date="2026-10-18T00:32:39Z">
               <w:r>
                 <w:rPr>
                   <w:rFonts w:ascii="Arial" w:cs="Arial" w:eastAsia="Arial" w:hAnsi="Arial"/>
@@ -24075,7 +24075,7 @@
               </w:rPr>
               <w:t xml:space="preserve">Before Source A, say: 'You have </w:t>
             </w:r>
-            <w:del w:id="9287" w:author="Claude (AI) - proposed" w:date="2026-10-15T08:04:54Z">
+            <w:del w:id="9287" w:author="Claude (AI) - proposed" w:date="2026-10-18T00:32:39Z">
               <w:r>
                 <w:rPr>
                   <w:rFonts w:ascii="Arial" w:cs="Arial" w:eastAsia="Arial" w:hAnsi="Arial"/>
@@ -24090,7 +24090,7 @@
                 <w:delText xml:space="preserve">25</w:delText>
               </w:r>
             </w:del>
-            <w:ins w:id="9288" w:author="Claude (AI) - proposed" w:date="2026-10-15T08:04:54Z">
+            <w:ins w:id="9288" w:author="Claude (AI) - proposed" w:date="2026-10-18T00:32:39Z">
               <w:r>
                 <w:rPr>
                   <w:rFonts w:ascii="Arial" w:cs="Arial" w:eastAsia="Arial" w:hAnsi="Arial"/>
@@ -24118,7 +24118,7 @@
               </w:rPr>
               <w:t xml:space="preserve"> minutes for Source A. Your job is NOT to copy — your job is to understand well enough to explain it to someone who wasn't here. Write in your own words. Go.' Set a </w:t>
             </w:r>
-            <w:del w:id="9289" w:author="Claude (AI) - proposed" w:date="2026-10-15T08:04:54Z">
+            <w:del w:id="9289" w:author="Claude (AI) - proposed" w:date="2026-10-18T00:32:39Z">
               <w:r>
                 <w:rPr>
                   <w:rFonts w:ascii="Arial" w:cs="Arial" w:eastAsia="Arial" w:hAnsi="Arial"/>
@@ -24133,7 +24133,7 @@
                 <w:delText xml:space="preserve">25</w:delText>
               </w:r>
             </w:del>
-            <w:ins w:id="9290" w:author="Claude (AI) - proposed" w:date="2026-10-15T08:04:54Z">
+            <w:ins w:id="9290" w:author="Claude (AI) - proposed" w:date="2026-10-18T00:32:39Z">
               <w:r>
                 <w:rPr>
                   <w:rFonts w:ascii="Arial" w:cs="Arial" w:eastAsia="Arial" w:hAnsi="Arial"/>
@@ -24161,7 +24161,7 @@
               </w:rPr>
               <w:t xml:space="preserve">-minute timer. Circulate every 4–5 minutes, pausing at pairs who are copying verbatim and redirecting: 'Close the screen/text for a moment — what did that section mean in your own words?' At the </w:t>
             </w:r>
-            <w:del w:id="9291" w:author="Claude (AI) - proposed" w:date="2026-10-15T08:04:54Z">
+            <w:del w:id="9291" w:author="Claude (AI) - proposed" w:date="2026-10-18T00:32:39Z">
               <w:r>
                 <w:rPr>
                   <w:rFonts w:ascii="Arial" w:cs="Arial" w:eastAsia="Arial" w:hAnsi="Arial"/>
@@ -24176,7 +24176,7 @@
                 <w:delText xml:space="preserve">20</w:delText>
               </w:r>
             </w:del>
-            <w:ins w:id="9292" w:author="Claude (AI) - proposed" w:date="2026-10-15T08:04:54Z">
+            <w:ins w:id="9292" w:author="Claude (AI) - proposed" w:date="2026-10-18T00:32:39Z">
               <w:r>
                 <w:rPr>
                   <w:rFonts w:ascii="Arial" w:cs="Arial" w:eastAsia="Arial" w:hAnsi="Arial"/>
@@ -24204,7 +24204,7 @@
               </w:rPr>
               <w:t xml:space="preserve">-minute mark, give a 5-minute warning: 'Five minutes — make sure all four columns have something in them.' Transition to Source B: 'Now we're looking at real data from Nairobi. Scientists at UNEP have been measuring UV-B levels in East Africa for decades. Your job: read the graph and annotate it — three observations minimum. What story does this data tell?' Allow </w:t>
             </w:r>
-            <w:del w:id="9293" w:author="Claude (AI) - proposed" w:date="2026-10-15T08:04:54Z">
+            <w:del w:id="9293" w:author="Claude (AI) - proposed" w:date="2026-10-18T00:32:39Z">
               <w:r>
                 <w:rPr>
                   <w:rFonts w:ascii="Arial" w:cs="Arial" w:eastAsia="Arial" w:hAnsi="Arial"/>
@@ -24219,7 +24219,7 @@
                 <w:delText xml:space="preserve">15</w:delText>
               </w:r>
             </w:del>
-            <w:ins w:id="9294" w:author="Claude (AI) - proposed" w:date="2026-10-15T08:04:54Z">
+            <w:ins w:id="9294" w:author="Claude (AI) - proposed" w:date="2026-10-18T00:32:39Z">
               <w:r>
                 <w:rPr>
                   <w:rFonts w:ascii="Arial" w:cs="Arial" w:eastAsia="Arial" w:hAnsi="Arial"/>
@@ -24247,7 +24247,7 @@
               </w:rPr>
               <w:t xml:space="preserve"> minutes. At the midpoint (</w:t>
             </w:r>
-            <w:del w:id="9295" w:author="Claude (AI) - proposed" w:date="2026-10-15T08:04:54Z">
+            <w:del w:id="9295" w:author="Claude (AI) - proposed" w:date="2026-10-18T00:32:39Z">
               <w:r>
                 <w:rPr>
                   <w:rFonts w:ascii="Arial" w:cs="Arial" w:eastAsia="Arial" w:hAnsi="Arial"/>
@@ -24262,7 +24262,7 @@
                 <w:delText xml:space="preserve">7–8</w:delText>
               </w:r>
             </w:del>
-            <w:ins w:id="9296" w:author="Claude (AI) - proposed" w:date="2026-10-15T08:04:54Z">
+            <w:ins w:id="9296" w:author="Claude (AI) - proposed" w:date="2026-10-18T00:32:39Z">
               <w:r>
                 <w:rPr>
                   <w:rFonts w:ascii="Arial" w:cs="Arial" w:eastAsia="Arial" w:hAnsi="Arial"/>
@@ -24356,7 +24356,7 @@
               </w:rPr>
               <w:t xml:space="preserve">During Source A circulation, check that the 'What damages it' column reflects the catalytic cycle of CFCs (ozone destroyed, CFC molecule regenerated) — a key conceptual point. Students who write only 'CFCs destroy ozone' without noting the catalytic/cyclical nature need a prompt: 'Read that section again — does the CFC molecule get used up, or does it keep working? Why does that matter?' During Source B annotation, look for students who can connect the post-2000 decline in UV-B to the Montreal Protocol's effect — this is the key causal inference. Students who cannot make this link need scaffolding: 'What year did the Montreal Protocol begin reducing CFC production? Now look at the graph — what happens to UV-B after that lag period?'</w:t>
             </w:r>
-            <w:ins w:id="9297" w:author="Claude (AI) - proposed" w:date="2026-10-15T08:04:54Z">
+            <w:ins w:id="9297" w:author="Claude (AI) - proposed" w:date="2026-10-18T00:32:39Z">
               <w:r>
                 <w:rPr>
                   <w:rFonts w:ascii="Arial" w:cs="Arial" w:eastAsia="Arial" w:hAnsi="Arial"/>
@@ -24427,7 +24427,7 @@
             <w:pPr>
               <w:spacing w:after="20" w:before="0"/>
             </w:pPr>
-            <w:hyperlink w:history="1" r:id="rIdsuvlwlclf6xk2dt4ukhet">
+            <w:hyperlink w:history="1" r:id="rIdo9cxgsuf5_auol7jmioxa">
               <w:r>
                 <w:rPr>
                   <w:rFonts w:ascii="Arial" w:cs="Arial" w:eastAsia="Arial" w:hAnsi="Arial"/>
@@ -24476,7 +24476,7 @@
               <w:spacing w:after="10" w:before="0"/>
               <w:ind w:left="120"/>
             </w:pPr>
-            <w:hyperlink w:history="1" r:id="rId0j3n2cdosb3-a5-w_sehn">
+            <w:hyperlink w:history="1" r:id="rId-kwzcpygm9ejpwwb7dtvp">
               <w:r>
                 <w:rPr>
                   <w:rFonts w:ascii="Arial" w:cs="Arial" w:eastAsia="Arial" w:hAnsi="Arial"/>
@@ -24521,7 +24521,7 @@
             <w:pPr>
               <w:spacing w:after="20" w:before="0"/>
             </w:pPr>
-            <w:hyperlink w:history="1" r:id="rIdaevkuwcwo72yuvwd5h2xe">
+            <w:hyperlink w:history="1" r:id="rIdjwnfyelkdrlz0bgwf802o">
               <w:r>
                 <w:rPr>
                   <w:rFonts w:ascii="Arial" w:cs="Arial" w:eastAsia="Arial" w:hAnsi="Arial"/>
@@ -24554,7 +24554,7 @@
               <w:spacing w:after="10" w:before="0"/>
               <w:ind w:left="120"/>
             </w:pPr>
-            <w:hyperlink w:history="1" r:id="rIdcb0ftv7z4dhmbkl--0x_o">
+            <w:hyperlink w:history="1" r:id="rIdbmsuuxvngz6zb5skiqyql">
               <w:r>
                 <w:rPr>
                   <w:rFonts w:ascii="Arial" w:cs="Arial" w:eastAsia="Arial" w:hAnsi="Arial"/>
@@ -24599,7 +24599,7 @@
               </w:rPr>
               <w:t xml:space="preserve">Students complete a structured T-chart in their notebooks titled: 'Ozone Depletion vs. Greenhouse Effect — Same or Different?' The T-chart has eight comparison rows: (1) Which layer of the atmosphere is involved, (2) What type of radiation is affected, (3) What gases are responsible, (4) What human activities cause it, (5) What the effect on Earth's surface temperature is, (6) What the effect on ecosystems/health is, (7) What international agreements address it, (8) What the current trend is (getting better or worse?). Students complete the T-chart individually (</w:t>
             </w:r>
-            <w:del w:id="9298" w:author="Claude (AI) - proposed" w:date="2026-10-15T08:04:54Z">
+            <w:del w:id="9298" w:author="Claude (AI) - proposed" w:date="2026-10-18T00:32:39Z">
               <w:r>
                 <w:rPr>
                   <w:rFonts w:ascii="Arial" w:cs="Arial" w:eastAsia="Arial" w:hAnsi="Arial"/>
@@ -24614,7 +24614,7 @@
                 <w:delText xml:space="preserve">8</w:delText>
               </w:r>
             </w:del>
-            <w:ins w:id="9299" w:author="Claude (AI) - proposed" w:date="2026-10-15T08:04:54Z">
+            <w:ins w:id="9299" w:author="Claude (AI) - proposed" w:date="2026-10-18T00:32:39Z">
               <w:r>
                 <w:rPr>
                   <w:rFonts w:ascii="Arial" w:cs="Arial" w:eastAsia="Arial" w:hAnsi="Arial"/>
@@ -24642,7 +24642,7 @@
               </w:rPr>
               <w:t xml:space="preserve"> minutes), then discuss in groups of four to reconcile differences (</w:t>
             </w:r>
-            <w:del w:id="9300" w:author="Claude (AI) - proposed" w:date="2026-10-15T08:04:54Z">
+            <w:del w:id="9300" w:author="Claude (AI) - proposed" w:date="2026-10-18T00:32:39Z">
               <w:r>
                 <w:rPr>
                   <w:rFonts w:ascii="Arial" w:cs="Arial" w:eastAsia="Arial" w:hAnsi="Arial"/>
@@ -24657,7 +24657,7 @@
                 <w:delText xml:space="preserve">5</w:delText>
               </w:r>
             </w:del>
-            <w:ins w:id="9301" w:author="Claude (AI) - proposed" w:date="2026-10-15T08:04:54Z">
+            <w:ins w:id="9301" w:author="Claude (AI) - proposed" w:date="2026-10-18T00:32:39Z">
               <w:r>
                 <w:rPr>
                   <w:rFonts w:ascii="Arial" w:cs="Arial" w:eastAsia="Arial" w:hAnsi="Arial"/>
@@ -24718,7 +24718,7 @@
               </w:rPr>
               <w:t xml:space="preserve">Distribute the T-chart (or write the eight rows on the board). Say: 'You have </w:t>
             </w:r>
-            <w:del w:id="9302" w:author="Claude (AI) - proposed" w:date="2026-10-15T08:04:54Z">
+            <w:del w:id="9302" w:author="Claude (AI) - proposed" w:date="2026-10-18T00:32:39Z">
               <w:r>
                 <w:rPr>
                   <w:rFonts w:ascii="Arial" w:cs="Arial" w:eastAsia="Arial" w:hAnsi="Arial"/>
@@ -24733,7 +24733,7 @@
                 <w:delText xml:space="preserve">8</w:delText>
               </w:r>
             </w:del>
-            <w:ins w:id="9303" w:author="Claude (AI) - proposed" w:date="2026-10-15T08:04:54Z">
+            <w:ins w:id="9303" w:author="Claude (AI) - proposed" w:date="2026-10-18T00:32:39Z">
               <w:r>
                 <w:rPr>
                   <w:rFonts w:ascii="Arial" w:cs="Arial" w:eastAsia="Arial" w:hAnsi="Arial"/>
@@ -24761,7 +24761,7 @@
               </w:rPr>
               <w:t xml:space="preserve"> minutes to fill this in on your own — use your Evidence Collection Table from Phase 2 and your notes from Lessons 1–5. This is a thinking task, not a copying task.' Set </w:t>
             </w:r>
-            <w:del w:id="9304" w:author="Claude (AI) - proposed" w:date="2026-10-15T08:04:54Z">
+            <w:del w:id="9304" w:author="Claude (AI) - proposed" w:date="2026-10-18T00:32:39Z">
               <w:r>
                 <w:rPr>
                   <w:rFonts w:ascii="Arial" w:cs="Arial" w:eastAsia="Arial" w:hAnsi="Arial"/>
@@ -24776,7 +24776,7 @@
                 <w:delText xml:space="preserve">an 8</w:delText>
               </w:r>
             </w:del>
-            <w:ins w:id="9305" w:author="Claude (AI) - proposed" w:date="2026-10-15T08:04:54Z">
+            <w:ins w:id="9305" w:author="Claude (AI) - proposed" w:date="2026-10-18T00:32:39Z">
               <w:r>
                 <w:rPr>
                   <w:rFonts w:ascii="Arial" w:cs="Arial" w:eastAsia="Arial" w:hAnsi="Arial"/>
@@ -24804,7 +24804,7 @@
               </w:rPr>
               <w:t xml:space="preserve">-minute timer. After </w:t>
             </w:r>
-            <w:del w:id="9306" w:author="Claude (AI) - proposed" w:date="2026-10-15T08:04:54Z">
+            <w:del w:id="9306" w:author="Claude (AI) - proposed" w:date="2026-10-18T00:32:39Z">
               <w:r>
                 <w:rPr>
                   <w:rFonts w:ascii="Arial" w:cs="Arial" w:eastAsia="Arial" w:hAnsi="Arial"/>
@@ -24819,7 +24819,7 @@
                 <w:delText xml:space="preserve">8</w:delText>
               </w:r>
             </w:del>
-            <w:ins w:id="9307" w:author="Claude (AI) - proposed" w:date="2026-10-15T08:04:54Z">
+            <w:ins w:id="9307" w:author="Claude (AI) - proposed" w:date="2026-10-18T00:32:39Z">
               <w:r>
                 <w:rPr>
                   <w:rFonts w:ascii="Arial" w:cs="Arial" w:eastAsia="Arial" w:hAnsi="Arial"/>
@@ -24847,7 +24847,7 @@
               </w:rPr>
               <w:t xml:space="preserve"> minutes: 'Now, in your group of four, compare your T-charts. Where do you disagree? Spend </w:t>
             </w:r>
-            <w:del w:id="9308" w:author="Claude (AI) - proposed" w:date="2026-10-15T08:04:54Z">
+            <w:del w:id="9308" w:author="Claude (AI) - proposed" w:date="2026-10-18T00:32:39Z">
               <w:r>
                 <w:rPr>
                   <w:rFonts w:ascii="Arial" w:cs="Arial" w:eastAsia="Arial" w:hAnsi="Arial"/>
@@ -24862,7 +24862,7 @@
                 <w:delText xml:space="preserve">5</w:delText>
               </w:r>
             </w:del>
-            <w:ins w:id="9309" w:author="Claude (AI) - proposed" w:date="2026-10-15T08:04:54Z">
+            <w:ins w:id="9309" w:author="Claude (AI) - proposed" w:date="2026-10-18T00:32:39Z">
               <w:r>
                 <w:rPr>
                   <w:rFonts w:ascii="Arial" w:cs="Arial" w:eastAsia="Arial" w:hAnsi="Arial"/>
@@ -24890,7 +24890,7 @@
               </w:rPr>
               <w:t xml:space="preserve"> minutes reconciling.' After group discussion, say: 'Each group — I want ONE sentence that describes how these two phenomena interact. Not just what each one does separately — how do they affect each other?' Cold-call four groups in sequence. After each response, wait 10 seconds, then ask the class: 'Does the next group agree? What would you add or change?' After all four groups have shared, synthesise on the board: draw a two-circle Venn diagram with 'Ozone Depletion' and 'Greenhouse Effect' and populate the overlap with student-generated interactions. Then pivot: 'Let's go back to our phenomenon. </w:t>
             </w:r>
-            <w:del w:id="9310" w:author="Claude (AI) - proposed" w:date="2026-10-15T08:04:54Z">
+            <w:del w:id="9310" w:author="Claude (AI) - proposed" w:date="2026-10-18T00:32:39Z">
               <w:r>
                 <w:rPr>
                   <w:rFonts w:ascii="Arial" w:cs="Arial" w:eastAsia="Arial" w:hAnsi="Arial"/>
@@ -24905,7 +24905,7 @@
                 <w:delText xml:space="preserve">Mwangi</w:delText>
               </w:r>
             </w:del>
-            <w:ins w:id="9311" w:author="Claude (AI) - proposed" w:date="2026-10-15T08:04:54Z">
+            <w:ins w:id="9311" w:author="Claude (AI) - proposed" w:date="2026-10-18T00:32:39Z">
               <w:r>
                 <w:rPr>
                   <w:rFonts w:ascii="Arial" w:cs="Arial" w:eastAsia="Arial" w:hAnsi="Arial"/>
@@ -25055,7 +25055,7 @@
             <w:pPr>
               <w:spacing w:after="20" w:before="0"/>
             </w:pPr>
-            <w:hyperlink w:history="1" r:id="rIdkssszr5rk4dyahpjl_wz-">
+            <w:hyperlink w:history="1" r:id="rIdz9seem4lagee-z5nhri6z">
               <w:r>
                 <w:rPr>
                   <w:rFonts w:ascii="Arial" w:cs="Arial" w:eastAsia="Arial" w:hAnsi="Arial"/>
@@ -25104,7 +25104,7 @@
               <w:spacing w:after="10" w:before="0"/>
               <w:ind w:left="120"/>
             </w:pPr>
-            <w:hyperlink w:history="1" r:id="rIdy-3ognwzbjrtruyjddbq_">
+            <w:hyperlink w:history="1" r:id="rIdrebbxh26t5uthffge-dqd">
               <w:r>
                 <w:rPr>
                   <w:rFonts w:ascii="Arial" w:cs="Arial" w:eastAsia="Arial" w:hAnsi="Arial"/>
@@ -25149,7 +25149,7 @@
             <w:pPr>
               <w:spacing w:after="20" w:before="0"/>
             </w:pPr>
-            <w:hyperlink w:history="1" r:id="rId0yvo-pw1-ssxe5fvqjiaw">
+            <w:hyperlink w:history="1" r:id="rIdv9lecgxatozbsyn0i43q9">
               <w:r>
                 <w:rPr>
                   <w:rFonts w:ascii="Arial" w:cs="Arial" w:eastAsia="Arial" w:hAnsi="Arial"/>
@@ -25182,7 +25182,7 @@
               <w:spacing w:after="10" w:before="0"/>
               <w:ind w:left="120"/>
             </w:pPr>
-            <w:hyperlink w:history="1" r:id="rIdfb3jcyfvzlq9fannuql7d">
+            <w:hyperlink w:history="1" r:id="rIdvmjq9idut7eqzeij0ol8_">
               <w:r>
                 <w:rPr>
                   <w:rFonts w:ascii="Arial" w:cs="Arial" w:eastAsia="Arial" w:hAnsi="Arial"/>
@@ -25382,7 +25382,7 @@
             <w:pPr>
               <w:spacing w:after="20" w:before="0"/>
             </w:pPr>
-            <w:hyperlink w:history="1" r:id="rId1vxuhs5r1b6c8wg0igicj">
+            <w:hyperlink w:history="1" r:id="rId283eyy7l8fqwc1ns9uovw">
               <w:r>
                 <w:rPr>
                   <w:rFonts w:ascii="Arial" w:cs="Arial" w:eastAsia="Arial" w:hAnsi="Arial"/>
@@ -25431,7 +25431,7 @@
               <w:spacing w:after="10" w:before="0"/>
               <w:ind w:left="120"/>
             </w:pPr>
-            <w:hyperlink w:history="1" r:id="rId0n09-oo0l31rbvemix6jg">
+            <w:hyperlink w:history="1" r:id="rId-4bh0kv8vgeirocoeene8">
               <w:r>
                 <w:rPr>
                   <w:rFonts w:ascii="Arial" w:cs="Arial" w:eastAsia="Arial" w:hAnsi="Arial"/>
@@ -25476,7 +25476,7 @@
             <w:pPr>
               <w:spacing w:after="20" w:before="0"/>
             </w:pPr>
-            <w:hyperlink w:history="1" r:id="rIdazfahny7hdaiidbyfjp_h">
+            <w:hyperlink w:history="1" r:id="rIdtmpstrn0de0fnqgmuwzi9">
               <w:r>
                 <w:rPr>
                   <w:rFonts w:ascii="Arial" w:cs="Arial" w:eastAsia="Arial" w:hAnsi="Arial"/>
@@ -25525,7 +25525,7 @@
               <w:spacing w:after="10" w:before="0"/>
               <w:ind w:left="120"/>
             </w:pPr>
-            <w:hyperlink w:history="1" r:id="rId_kpakfit-qvn4budbeoo6">
+            <w:hyperlink w:history="1" r:id="rId2diw3yzeug3vfgvwaihoq">
               <w:r>
                 <w:rPr>
                   <w:rFonts w:ascii="Arial" w:cs="Arial" w:eastAsia="Arial" w:hAnsi="Arial"/>
@@ -25962,7 +25962,7 @@
               </w:rPr>
               <w:t xml:space="preserve">The ozone layer is a stratospheric shield (15–35 km altitude) that absorbs incoming UV-B radiation before it reaches Earth's surface; it is chemically distinct from the tropospheric greenhouse gas layer that traps outgoing infrared radiation; CFCs (chlorofluorocarbons) catalytically destroy ozone molecules — one CFC molecule can destroy thousands of ozone molecules; the Montreal Protocol (1987) has successfully reduced CFC production and the ozone layer is gradually recovering; CFCs are also potent greenhouse gases, meaning ozone depletion and the greenhouse effect are distinct but interacting phenomena; and </w:t>
             </w:r>
-            <w:del w:id="9312" w:author="Claude (AI) - proposed" w:date="2026-10-15T08:04:54Z">
+            <w:del w:id="9312" w:author="Claude (AI) - proposed" w:date="2026-10-18T00:32:39Z">
               <w:r>
                 <w:rPr>
                   <w:rFonts w:ascii="Arial" w:cs="Arial" w:eastAsia="Arial" w:hAnsi="Arial"/>
@@ -25977,7 +25977,7 @@
                 <w:delText xml:space="preserve">rising</w:delText>
               </w:r>
             </w:del>
-            <w:ins w:id="9313" w:author="Claude (AI) - proposed" w:date="2026-10-15T08:04:54Z">
+            <w:ins w:id="9313" w:author="Claude (AI) - proposed" w:date="2026-10-18T00:32:39Z">
               <w:r>
                 <w:rPr>
                   <w:rFonts w:ascii="Arial" w:cs="Arial" w:eastAsia="Arial" w:hAnsi="Arial"/>
@@ -26005,7 +26005,7 @@
               </w:rPr>
               <w:t xml:space="preserve"> UV-B </w:t>
             </w:r>
-            <w:del w:id="9314" w:author="Claude (AI) - proposed" w:date="2026-10-15T08:04:54Z">
+            <w:del w:id="9314" w:author="Claude (AI) - proposed" w:date="2026-10-18T00:32:39Z">
               <w:r>
                 <w:rPr>
                   <w:rFonts w:ascii="Arial" w:cs="Arial" w:eastAsia="Arial" w:hAnsi="Arial"/>
@@ -26020,7 +26020,7 @@
                 <w:delText xml:space="preserve">levels in Nairobi during the 1990s are real, measurable evidence of ozone depletion's local impact in Kenya</w:delText>
               </w:r>
             </w:del>
-            <w:ins w:id="9315" w:author="Claude (AI) - proposed" w:date="2026-10-15T08:04:54Z">
+            <w:ins w:id="9315" w:author="Claude (AI) - proposed" w:date="2026-10-18T00:32:39Z">
               <w:r>
                 <w:rPr>
                   <w:rFonts w:ascii="Arial" w:cs="Arial" w:eastAsia="Arial" w:hAnsi="Arial"/>
@@ -26136,7 +26136,7 @@
         </w:rPr>
         <w:t xml:space="preserve">© 2026 SeaVuria and ARES. Aligned with KICD objectives. Developed by SeaVuria; technical implementation by ARES (with AI assistance from Claude). Licensed under </w:t>
       </w:r>
-      <w:hyperlink w:history="1" r:id="rIdfkkxtpnxowvatknoifrfd">
+      <w:hyperlink w:history="1" r:id="rId8sjeazulwnyhiqj_kep-u">
         <w:r>
           <w:rPr>
             <w:rFonts w:ascii="Arial" w:cs="Arial" w:eastAsia="Arial" w:hAnsi="Arial"/>
@@ -26157,7 +26157,7 @@
         </w:rPr>
         <w:t xml:space="preserve"> (</w:t>
       </w:r>
-      <w:hyperlink w:history="1" r:id="rIdx_veynmxqv4xhasbfyr8d">
+      <w:hyperlink w:history="1" r:id="rIdx2xrg9yb9jeaecya8gibj">
         <w:r>
           <w:rPr>
             <w:rFonts w:ascii="Arial" w:cs="Arial" w:eastAsia="Arial" w:hAnsi="Arial"/>
@@ -26474,7 +26474,7 @@
               </w:rPr>
               <w:t xml:space="preserve">Students will demonstrate knowledge of: (1) the mechanism of the greenhouse effect — solar shortwave radiation passes through the atmosphere, Earth re-emits longwave infrared radiation, and greenhouse gases such as CO2, CH4, and N2O absorb and re-radiate that infrared energy, warming the lower atmosphere; (2) human activities in Kenya that increase greenhouse gas concentrations, including charcoal burning, deforestation of Mau Forest, and livestock emissions; (3) the distinct but interacting role of the ozone layer in absorbing UV-B radiation and how CFC-driven ozone depletion compounds atmospheric damage; (4) observed effects of global warming on Kenya, including Lewis Glacier retreat, disrupted long rains in Embu, Lake Victoria level changes, and </w:t>
             </w:r>
-            <w:del w:id="9316" w:author="Claude (AI) - proposed" w:date="2026-10-15T08:04:54Z">
+            <w:del w:id="9316" w:author="Claude (AI) - proposed" w:date="2026-10-18T00:32:39Z">
               <w:r>
                 <w:rPr>
                   <w:rFonts w:ascii="Arial" w:cs="Arial" w:eastAsia="Arial" w:hAnsi="Arial"/>
@@ -26489,7 +26489,7 @@
                 <w:delText xml:space="preserve">Turkana droughts</w:delText>
               </w:r>
             </w:del>
-            <w:ins w:id="9317" w:author="Claude (AI) - proposed" w:date="2026-10-15T08:04:54Z">
+            <w:ins w:id="9317" w:author="Claude (AI) - proposed" w:date="2026-10-18T00:32:39Z">
               <w:r>
                 <w:rPr>
                   <w:rFonts w:ascii="Arial" w:cs="Arial" w:eastAsia="Arial" w:hAnsi="Arial"/>
@@ -26708,10 +26708,10 @@
               <w:spacing w:after="40" w:before="0"/>
               <w:jc w:val="left"/>
               <w:rPr>
-                <w:ins w:id="9319" w:author="Claude (AI) - proposed" w:date="2026-10-15T08:04:54Z"/>
-              </w:rPr>
-            </w:pPr>
-            <w:ins w:id="9318" w:author="Claude (AI) - proposed" w:date="2026-10-15T08:04:54Z">
+                <w:ins w:id="9319" w:author="Claude (AI) - proposed" w:date="2026-10-18T00:32:39Z"/>
+              </w:rPr>
+            </w:pPr>
+            <w:ins w:id="9318" w:author="Claude (AI) - proposed" w:date="2026-10-18T00:32:39Z">
               <w:r>
                 <w:rPr>
                   <w:rFonts w:ascii="Arial" w:cs="Arial" w:eastAsia="Arial" w:hAnsi="Arial"/>
@@ -26733,10 +26733,10 @@
               <w:spacing w:after="40" w:before="0"/>
               <w:jc w:val="left"/>
               <w:rPr>
-                <w:del w:id="9321" w:author="Claude (AI) - proposed" w:date="2026-10-15T08:04:54Z"/>
-              </w:rPr>
-            </w:pPr>
-            <w:del w:id="9320" w:author="Claude (AI) - proposed" w:date="2026-10-15T08:04:54Z">
+                <w:del w:id="9321" w:author="Claude (AI) - proposed" w:date="2026-10-18T00:32:39Z"/>
+              </w:rPr>
+            </w:pPr>
+            <w:del w:id="9320" w:author="Claude (AI) - proposed" w:date="2026-10-18T00:32:39Z">
               <w:r>
                 <w:rPr>
                   <w:rFonts w:ascii="Arial" w:cs="Arial" w:eastAsia="Arial" w:hAnsi="Arial"/>
@@ -27270,7 +27270,7 @@
             <w:pPr>
               <w:spacing w:after="20" w:before="0"/>
             </w:pPr>
-            <w:hyperlink w:history="1" r:id="rIdcvrmbsk-bfnmjrbrx0era">
+            <w:hyperlink w:history="1" r:id="rIdubuhx0vfyd2dvhcsyk9jy">
               <w:r>
                 <w:rPr>
                   <w:rFonts w:ascii="Arial" w:cs="Arial" w:eastAsia="Arial" w:hAnsi="Arial"/>
@@ -27319,7 +27319,7 @@
               <w:spacing w:after="10" w:before="0"/>
               <w:ind w:left="120"/>
             </w:pPr>
-            <w:hyperlink w:history="1" r:id="rIdsfe6yr3e62odw0rkfkgml">
+            <w:hyperlink w:history="1" r:id="rId2efwkr8_not0k5tbam-ou">
               <w:r>
                 <w:rPr>
                   <w:rFonts w:ascii="Arial" w:cs="Arial" w:eastAsia="Arial" w:hAnsi="Arial"/>
@@ -27364,7 +27364,7 @@
             <w:pPr>
               <w:spacing w:after="20" w:before="0"/>
             </w:pPr>
-            <w:hyperlink w:history="1" r:id="rIdx5kww7s2z2y-lppmuby_t">
+            <w:hyperlink w:history="1" r:id="rIdju6accewqqd58_fd2kpbn">
               <w:r>
                 <w:rPr>
                   <w:rFonts w:ascii="Arial" w:cs="Arial" w:eastAsia="Arial" w:hAnsi="Arial"/>
@@ -27413,7 +27413,7 @@
               <w:spacing w:after="10" w:before="0"/>
               <w:ind w:left="120"/>
             </w:pPr>
-            <w:hyperlink w:history="1" r:id="rIdkp5qwxjpq9x0kbhbn1oip">
+            <w:hyperlink w:history="1" r:id="rId1pl9erbioqxa7zcdsnin7">
               <w:r>
                 <w:rPr>
                   <w:rFonts w:ascii="Arial" w:cs="Arial" w:eastAsia="Arial" w:hAnsi="Arial"/>
@@ -27613,7 +27613,7 @@
             <w:pPr>
               <w:spacing w:after="20" w:before="0"/>
             </w:pPr>
-            <w:hyperlink w:history="1" r:id="rIdkerdgb_mvce7qelwwegii">
+            <w:hyperlink w:history="1" r:id="rIdrdq4dt4ekcbu1ticf_fss">
               <w:r>
                 <w:rPr>
                   <w:rFonts w:ascii="Arial" w:cs="Arial" w:eastAsia="Arial" w:hAnsi="Arial"/>
@@ -27662,7 +27662,7 @@
               <w:spacing w:after="10" w:before="0"/>
               <w:ind w:left="120"/>
             </w:pPr>
-            <w:hyperlink w:history="1" r:id="rIdflz_pkziszxvbuvur3qof">
+            <w:hyperlink w:history="1" r:id="rId-z1flvcroyfpq2gklvhys">
               <w:r>
                 <w:rPr>
                   <w:rFonts w:ascii="Arial" w:cs="Arial" w:eastAsia="Arial" w:hAnsi="Arial"/>
@@ -27707,7 +27707,7 @@
             <w:pPr>
               <w:spacing w:after="20" w:before="0"/>
             </w:pPr>
-            <w:hyperlink w:history="1" r:id="rIdc_qtk1vjyrguxbevyc1rj">
+            <w:hyperlink w:history="1" r:id="rIdfbnetveifvh9oneyt98-x">
               <w:r>
                 <w:rPr>
                   <w:rFonts w:ascii="Arial" w:cs="Arial" w:eastAsia="Arial" w:hAnsi="Arial"/>
@@ -27756,7 +27756,7 @@
               <w:spacing w:after="10" w:before="0"/>
               <w:ind w:left="120"/>
             </w:pPr>
-            <w:hyperlink w:history="1" r:id="rIdqvu9sfky4pwiyedt44djx">
+            <w:hyperlink w:history="1" r:id="rIdy1pmkom8in23n-uykfffi">
               <w:r>
                 <w:rPr>
                   <w:rFonts w:ascii="Arial" w:cs="Arial" w:eastAsia="Arial" w:hAnsi="Arial"/>
@@ -27801,7 +27801,7 @@
               </w:rPr>
               <w:t xml:space="preserve">The teacher displays a structured 'Evidence Timeline' on the board — a visual strip showing the six lessons as six panels, each with its key evidence item: Lesson 1 — Lewis Glacier images and James Muriithi's testimony; Lesson 2 — Kenyan charcoal burning and Mau Forest deforestation data; Lesson 3 — PhET simulation showing infrared absorption; Lesson 4 — NASA temperature data and Lake Victoria flooding; Lesson 5 — Keeling Curve and temperature anomaly data; Lesson 6 — ozone layer UV-B shield and CFC data from Nairobi. </w:t>
             </w:r>
-            <w:del w:id="9322" w:author="Claude (AI) - proposed" w:date="2026-10-15T08:04:54Z">
+            <w:del w:id="9322" w:author="Claude (AI) - proposed" w:date="2026-10-18T00:32:39Z">
               <w:r>
                 <w:rPr>
                   <w:rFonts w:ascii="Arial" w:cs="Arial" w:eastAsia="Arial" w:hAnsi="Arial"/>
@@ -27816,7 +27816,7 @@
                 <w:delText xml:space="preserve">Students spend 5</w:delText>
               </w:r>
             </w:del>
-            <w:ins w:id="9323" w:author="Claude (AI) - proposed" w:date="2026-10-15T08:04:54Z">
+            <w:ins w:id="9323" w:author="Claude (AI) - proposed" w:date="2026-10-18T00:32:39Z">
               <w:r>
                 <w:rPr>
                   <w:rFonts w:ascii="Arial" w:cs="Arial" w:eastAsia="Arial" w:hAnsi="Arial"/>
@@ -27844,7 +27844,7 @@
               </w:rPr>
               <w:t xml:space="preserve"> minutes in groups of four reviewing the timeline and answering three focus questions written on the board</w:t>
             </w:r>
-            <w:ins w:id="9324" w:author="Claude (AI) - proposed" w:date="2026-10-15T08:04:54Z">
+            <w:ins w:id="9324" w:author="Claude (AI) - proposed" w:date="2026-10-18T00:32:39Z">
               <w:r>
                 <w:rPr>
                   <w:rFonts w:ascii="Arial" w:cs="Arial" w:eastAsia="Arial" w:hAnsi="Arial"/>
@@ -27905,7 +27905,7 @@
               </w:rPr>
               <w:t xml:space="preserve">Display the Evidence Timeline prominently. Say: 'This strip tells the story of what we have investigated over seven lessons. Each panel is one piece of evidence we gathered together. In your groups, discuss the three questions on the board. You have </w:t>
             </w:r>
-            <w:del w:id="9325" w:author="Claude (AI) - proposed" w:date="2026-10-15T08:04:54Z">
+            <w:del w:id="9325" w:author="Claude (AI) - proposed" w:date="2026-10-18T00:32:39Z">
               <w:r>
                 <w:rPr>
                   <w:rFonts w:ascii="Arial" w:cs="Arial" w:eastAsia="Arial" w:hAnsi="Arial"/>
@@ -27920,7 +27920,7 @@
                 <w:delText xml:space="preserve">five</w:delText>
               </w:r>
             </w:del>
-            <w:ins w:id="9326" w:author="Claude (AI) - proposed" w:date="2026-10-15T08:04:54Z">
+            <w:ins w:id="9326" w:author="Claude (AI) - proposed" w:date="2026-10-18T00:32:39Z">
               <w:r>
                 <w:rPr>
                   <w:rFonts w:ascii="Arial" w:cs="Arial" w:eastAsia="Arial" w:hAnsi="Arial"/>
@@ -27948,7 +27948,7 @@
               </w:rPr>
               <w:t xml:space="preserve"> minutes. I want every person in the group to speak at least once.' Circulate and listen. When you hear a group struggling with question 3 — the link between atmospheric physics and the Embu farmer — pose a probing question without answering it: 'What happens to the water cycle when surface temperatures rise? Where does Embu get its rainfall from? Think about what we learned about evaporation and shifting rainfall patterns in Lesson 4.' WAIT TIME: After posing this probe, step back and allow 8 seconds before any further support. After 5 minutes, ask one group to share their answer to question 1 and a different group to share their answer to question 3. Acknowledge both with: 'That is exactly the kind of scientific reasoning this unit has been building toward.'</w:t>
             </w:r>
-            <w:ins w:id="9327" w:author="Claude (AI) - proposed" w:date="2026-10-15T08:04:54Z">
+            <w:ins w:id="9327" w:author="Claude (AI) - proposed" w:date="2026-10-18T00:32:39Z">
               <w:r>
                 <w:rPr>
                   <w:rFonts w:ascii="Arial" w:cs="Arial" w:eastAsia="Arial" w:hAnsi="Arial"/>
@@ -28029,7 +28029,7 @@
               </w:rPr>
               <w:t xml:space="preserve">Teacher listens for: (1) whether groups can articulate the infrared mechanism in their own words when answering question 1; (2) whether groups identify the water cycle disruption or shifting inter-tropical convergence zone as the mechanism connecting atmospheric warming to Embu rainfall — if not, this becomes a targeted input in the Explain phase; (3) whether any groups reference the ozone layer distinction correctly, showing they have retained the nuance from Lesson 6</w:t>
             </w:r>
-            <w:ins w:id="9328" w:author="Claude (AI) - proposed" w:date="2026-10-15T08:04:54Z">
+            <w:ins w:id="9328" w:author="Claude (AI) - proposed" w:date="2026-10-18T00:32:39Z">
               <w:r>
                 <w:rPr>
                   <w:rFonts w:ascii="Arial" w:cs="Arial" w:eastAsia="Arial" w:hAnsi="Arial"/>
@@ -28113,7 +28113,7 @@
             <w:pPr>
               <w:spacing w:after="20" w:before="0"/>
             </w:pPr>
-            <w:hyperlink w:history="1" r:id="rIdhygmhfbaef1affnaixf3d">
+            <w:hyperlink w:history="1" r:id="rIdcmccfvrqvr_wpbln_cxoy">
               <w:r>
                 <w:rPr>
                   <w:rFonts w:ascii="Arial" w:cs="Arial" w:eastAsia="Arial" w:hAnsi="Arial"/>
@@ -28162,7 +28162,7 @@
               <w:spacing w:after="10" w:before="0"/>
               <w:ind w:left="120"/>
             </w:pPr>
-            <w:hyperlink w:history="1" r:id="rIdz2wxoskvlpwzr6wbxdtwb">
+            <w:hyperlink w:history="1" r:id="rIdlr_hscd0uqvnglcra1tss">
               <w:r>
                 <w:rPr>
                   <w:rFonts w:ascii="Arial" w:cs="Arial" w:eastAsia="Arial" w:hAnsi="Arial"/>
@@ -28207,7 +28207,7 @@
             <w:pPr>
               <w:spacing w:after="20" w:before="0"/>
             </w:pPr>
-            <w:hyperlink w:history="1" r:id="rIdbv1vdgpwarouactwnx1sd">
+            <w:hyperlink w:history="1" r:id="rIdo8kdr7pk_va8hczwermnn">
               <w:r>
                 <w:rPr>
                   <w:rFonts w:ascii="Arial" w:cs="Arial" w:eastAsia="Arial" w:hAnsi="Arial"/>
@@ -28256,7 +28256,7 @@
               <w:spacing w:after="10" w:before="0"/>
               <w:ind w:left="120"/>
             </w:pPr>
-            <w:hyperlink w:history="1" r:id="rId6er_zw-k1phon5zbmv-pm">
+            <w:hyperlink w:history="1" r:id="rIdihtba5an7bxjlljkdyt5y">
               <w:r>
                 <w:rPr>
                   <w:rFonts w:ascii="Arial" w:cs="Arial" w:eastAsia="Arial" w:hAnsi="Arial"/>
@@ -28301,7 +28301,7 @@
               </w:rPr>
               <w:t xml:space="preserve">Each student receives a structured Final Explanation Sheet with two components. Component A is a labelled cumulative model template: an outline diagram showing the sun, Earth's atmosphere (divided into troposphere and stratosphere), Earth's surface, and arrows for incoming solar radiation and outgoing infrared radiation. Students must annotate the diagram with: the names and sources of key greenhouse gases relevant to Kenya; the mechanism of infrared absorption and re-radiation; the ozone layer position and UV-B absorption function; the connection between enhanced greenhouse effect and surface temperature rise; and at least two observed effects on Kenya (glacier retreat and rainfall disruption). Component B is a written scientific explanation of 150 to 200 words responding to the prompt: 'Using the physics of the atmosphere, explain why Mount Kenya's Lewis Glacier has retreated since 1934 and why the long rains in Embu County have become harder to predict. Your explanation must include the greenhouse effect mechanism, at least one Kenyan human activity that contributes to the problem, and at least one action that Kenyans are taking in response.' Students work individually for </w:t>
             </w:r>
-            <w:del w:id="9329" w:author="Claude (AI) - proposed" w:date="2026-10-15T08:04:54Z">
+            <w:del w:id="9329" w:author="Claude (AI) - proposed" w:date="2026-10-18T00:32:39Z">
               <w:r>
                 <w:rPr>
                   <w:rFonts w:ascii="Arial" w:cs="Arial" w:eastAsia="Arial" w:hAnsi="Arial"/>
@@ -28316,7 +28316,7 @@
                 <w:delText xml:space="preserve">10</w:delText>
               </w:r>
             </w:del>
-            <w:ins w:id="9330" w:author="Claude (AI) - proposed" w:date="2026-10-15T08:04:54Z">
+            <w:ins w:id="9330" w:author="Claude (AI) - proposed" w:date="2026-10-18T00:32:39Z">
               <w:r>
                 <w:rPr>
                   <w:rFonts w:ascii="Arial" w:cs="Arial" w:eastAsia="Arial" w:hAnsi="Arial"/>
@@ -28344,7 +28344,7 @@
               </w:rPr>
               <w:t xml:space="preserve"> minutes, then share their written explanation with a partner for</w:t>
             </w:r>
-            <w:ins w:id="9331" w:author="Claude (AI) - proposed" w:date="2026-10-15T08:04:54Z">
+            <w:ins w:id="9331" w:author="Claude (AI) - proposed" w:date="2026-10-18T00:32:39Z">
               <w:r>
                 <w:rPr>
                   <w:rFonts w:ascii="Arial" w:cs="Arial" w:eastAsia="Arial" w:hAnsi="Arial"/>
@@ -28405,7 +28405,7 @@
               </w:rPr>
               <w:t xml:space="preserve">Distribute the Final Explanation Sheet. Say: 'This is your moment to show everything you have learned. Component A is your model — annotate it fully. Component B is your explanation — write it as if you are explaining to a scientist from another country who has never been to Kenya but wants to understand what is happening here. Be precise. Be Kenyan. Use real places and real data where you can.' Set a timer for </w:t>
             </w:r>
-            <w:del w:id="9332" w:author="Claude (AI) - proposed" w:date="2026-10-15T08:04:54Z">
+            <w:del w:id="9332" w:author="Claude (AI) - proposed" w:date="2026-10-18T00:32:39Z">
               <w:r>
                 <w:rPr>
                   <w:rFonts w:ascii="Arial" w:cs="Arial" w:eastAsia="Arial" w:hAnsi="Arial"/>
@@ -28420,7 +28420,7 @@
                 <w:delText xml:space="preserve">10</w:delText>
               </w:r>
             </w:del>
-            <w:ins w:id="9333" w:author="Claude (AI) - proposed" w:date="2026-10-15T08:04:54Z">
+            <w:ins w:id="9333" w:author="Claude (AI) - proposed" w:date="2026-10-18T00:32:39Z">
               <w:r>
                 <w:rPr>
                   <w:rFonts w:ascii="Arial" w:cs="Arial" w:eastAsia="Arial" w:hAnsi="Arial"/>
@@ -28514,7 +28514,7 @@
               </w:rPr>
               <w:t xml:space="preserve">Teacher collects Component B written explanations at the end of the lesson as the primary summative evidence of learning. During circulation, the teacher uses a simple three-level rubric mentally: Level 1 — student names greenhouse gases and glacier retreat but does not explain the infrared mechanism; Level 2 — student explains the mechanism and connects it to at least one Kenyan cause and one Kenyan effect; Level 3 — student explains the full causal chain including water cycle disruption for rainfall, references specific Kenyan mitigation actions, and uses precise physical language (infrared radiation, re-radiation, energy balance). </w:t>
             </w:r>
-            <w:ins w:id="9334" w:author="Claude (AI) - proposed" w:date="2026-10-15T08:04:54Z">
+            <w:ins w:id="9334" w:author="Claude (AI) - proposed" w:date="2026-10-18T00:32:39Z">
               <w:r>
                 <w:rPr>
                   <w:rFonts w:ascii="Arial" w:cs="Arial" w:eastAsia="Arial" w:hAnsi="Arial"/>
@@ -28598,7 +28598,7 @@
             <w:pPr>
               <w:spacing w:after="20" w:before="0"/>
             </w:pPr>
-            <w:hyperlink w:history="1" r:id="rIdy5egucoesnzgkmkcfqiff">
+            <w:hyperlink w:history="1" r:id="rId9oe1krgfewj-1jfaj7h0c">
               <w:r>
                 <w:rPr>
                   <w:rFonts w:ascii="Arial" w:cs="Arial" w:eastAsia="Arial" w:hAnsi="Arial"/>
@@ -28647,7 +28647,7 @@
               <w:spacing w:after="10" w:before="0"/>
               <w:ind w:left="120"/>
             </w:pPr>
-            <w:hyperlink w:history="1" r:id="rIdobl5wqm1a_09tntg4loiy">
+            <w:hyperlink w:history="1" r:id="rIdafyst3-fyojnujqa_coe8">
               <w:r>
                 <w:rPr>
                   <w:rFonts w:ascii="Arial" w:cs="Arial" w:eastAsia="Arial" w:hAnsi="Arial"/>
@@ -28692,7 +28692,7 @@
             <w:pPr>
               <w:spacing w:after="20" w:before="0"/>
             </w:pPr>
-            <w:hyperlink w:history="1" r:id="rIdjadgfwnz8n78haknqf8lt">
+            <w:hyperlink w:history="1" r:id="rIdzujrypv0hs8x5bhkrx4ga">
               <w:r>
                 <w:rPr>
                   <w:rFonts w:ascii="Arial" w:cs="Arial" w:eastAsia="Arial" w:hAnsi="Arial"/>
@@ -28741,7 +28741,7 @@
               <w:spacing w:after="10" w:before="0"/>
               <w:ind w:left="120"/>
             </w:pPr>
-            <w:hyperlink w:history="1" r:id="rIdgk6mn4izsf0wt4ksloqjy">
+            <w:hyperlink w:history="1" r:id="rIdnpy17liyhtg1h_ntvrpai">
               <w:r>
                 <w:rPr>
                   <w:rFonts w:ascii="Arial" w:cs="Arial" w:eastAsia="Arial" w:hAnsi="Arial"/>
@@ -28786,7 +28786,7 @@
               </w:rPr>
               <w:t xml:space="preserve">The original Driving Question Board from Lesson 1 is displayed — either the physical board if it has been maintained in the classroom, or a photograph of it projected on the screen. Students can see the questions, predictions, and wonderings they posted in Lesson 1 using sticky notes or cards. In groups, students receive three coloured cards: green (We can now answer this question fully), yellow (We can partly answer this question but some uncertainty remains), and red (This is a new or deeper question that our learning has raised). Groups spend </w:t>
             </w:r>
-            <w:del w:id="9335" w:author="Claude (AI) - proposed" w:date="2026-10-15T08:04:54Z">
+            <w:del w:id="9335" w:author="Claude (AI) - proposed" w:date="2026-10-18T00:32:39Z">
               <w:r>
                 <w:rPr>
                   <w:rFonts w:ascii="Arial" w:cs="Arial" w:eastAsia="Arial" w:hAnsi="Arial"/>
@@ -28801,7 +28801,7 @@
                 <w:delText xml:space="preserve">5</w:delText>
               </w:r>
             </w:del>
-            <w:ins w:id="9336" w:author="Claude (AI) - proposed" w:date="2026-10-15T08:04:54Z">
+            <w:ins w:id="9336" w:author="Claude (AI) - proposed" w:date="2026-10-18T00:32:39Z">
               <w:r>
                 <w:rPr>
                   <w:rFonts w:ascii="Arial" w:cs="Arial" w:eastAsia="Arial" w:hAnsi="Arial"/>
@@ -28829,7 +28829,7 @@
               </w:rPr>
               <w:t xml:space="preserve"> minutes categorising the original DQB questions and writing at least one red card — a new question that has emerged from their deeper understanding. Groups then post their colour-coded cards next to the original questions. The class does a brief gallery walk (</w:t>
             </w:r>
-            <w:del w:id="9337" w:author="Claude (AI) - proposed" w:date="2026-10-15T08:04:54Z">
+            <w:del w:id="9337" w:author="Claude (AI) - proposed" w:date="2026-10-18T00:32:39Z">
               <w:r>
                 <w:rPr>
                   <w:rFonts w:ascii="Arial" w:cs="Arial" w:eastAsia="Arial" w:hAnsi="Arial"/>
@@ -28844,7 +28844,7 @@
                 <w:delText xml:space="preserve">2 minutes</w:delText>
               </w:r>
             </w:del>
-            <w:ins w:id="9338" w:author="Claude (AI) - proposed" w:date="2026-10-15T08:04:54Z">
+            <w:ins w:id="9338" w:author="Claude (AI) - proposed" w:date="2026-10-18T00:32:39Z">
               <w:r>
                 <w:rPr>
                   <w:rFonts w:ascii="Arial" w:cs="Arial" w:eastAsia="Arial" w:hAnsi="Arial"/>
@@ -29027,7 +29027,7 @@
             <w:pPr>
               <w:spacing w:after="20" w:before="0"/>
             </w:pPr>
-            <w:hyperlink w:history="1" r:id="rIdo9bwo_8kk5sakvudt_isy">
+            <w:hyperlink w:history="1" r:id="rIdwgnnvlt_w8sysfbxvsyfx">
               <w:r>
                 <w:rPr>
                   <w:rFonts w:ascii="Arial" w:cs="Arial" w:eastAsia="Arial" w:hAnsi="Arial"/>
@@ -29076,7 +29076,7 @@
               <w:spacing w:after="10" w:before="0"/>
               <w:ind w:left="120"/>
             </w:pPr>
-            <w:hyperlink w:history="1" r:id="rIdslyjlnfqonbmqhpoj1enp">
+            <w:hyperlink w:history="1" r:id="rIdsezd0_iz5wvhp5qzjfxby">
               <w:r>
                 <w:rPr>
                   <w:rFonts w:ascii="Arial" w:cs="Arial" w:eastAsia="Arial" w:hAnsi="Arial"/>
@@ -29121,7 +29121,7 @@
             <w:pPr>
               <w:spacing w:after="20" w:before="0"/>
             </w:pPr>
-            <w:hyperlink w:history="1" r:id="rIdcg1zfvicuf4cfgdigeeo0">
+            <w:hyperlink w:history="1" r:id="rIdre4u_vejq4zhi49cqrtd4">
               <w:r>
                 <w:rPr>
                   <w:rFonts w:ascii="Arial" w:cs="Arial" w:eastAsia="Arial" w:hAnsi="Arial"/>
@@ -29170,7 +29170,7 @@
               <w:spacing w:after="10" w:before="0"/>
               <w:ind w:left="120"/>
             </w:pPr>
-            <w:hyperlink w:history="1" r:id="rIded2plhsxch0iiykibi85n">
+            <w:hyperlink w:history="1" r:id="rIdbwigwqtf9dmaxs6jfkdg5">
               <w:r>
                 <w:rPr>
                   <w:rFonts w:ascii="Arial" w:cs="Arial" w:eastAsia="Arial" w:hAnsi="Arial"/>
@@ -29215,7 +29215,7 @@
               </w:rPr>
               <w:t xml:space="preserve">Each group has </w:t>
             </w:r>
-            <w:del w:id="9339" w:author="Claude (AI) - proposed" w:date="2026-10-15T08:04:54Z">
+            <w:del w:id="9339" w:author="Claude (AI) - proposed" w:date="2026-10-18T00:32:39Z">
               <w:r>
                 <w:rPr>
                   <w:rFonts w:ascii="Arial" w:cs="Arial" w:eastAsia="Arial" w:hAnsi="Arial"/>
@@ -29230,7 +29230,7 @@
                 <w:delText xml:space="preserve">3 minutes</w:delText>
               </w:r>
             </w:del>
-            <w:ins w:id="9340" w:author="Claude (AI) - proposed" w:date="2026-10-15T08:04:54Z">
+            <w:ins w:id="9340" w:author="Claude (AI) - proposed" w:date="2026-10-18T00:32:39Z">
               <w:r>
                 <w:rPr>
                   <w:rFonts w:ascii="Arial" w:cs="Arial" w:eastAsia="Arial" w:hAnsi="Arial"/>
@@ -29258,7 +29258,7 @@
               </w:rPr>
               <w:t xml:space="preserve"> to do a final check of their annotated cumulative model from Component A of the Final Explanation Sheet, adding any details they noticed were missing during the DQB closure phase. Then one representative from each group holds up their model and gives a </w:t>
             </w:r>
-            <w:del w:id="9341" w:author="Claude (AI) - proposed" w:date="2026-10-15T08:04:54Z">
+            <w:del w:id="9341" w:author="Claude (AI) - proposed" w:date="2026-10-18T00:32:39Z">
               <w:r>
                 <w:rPr>
                   <w:rFonts w:ascii="Arial" w:cs="Arial" w:eastAsia="Arial" w:hAnsi="Arial"/>
@@ -29273,7 +29273,7 @@
                 <w:delText xml:space="preserve">60</w:delText>
               </w:r>
             </w:del>
-            <w:ins w:id="9342" w:author="Claude (AI) - proposed" w:date="2026-10-15T08:04:54Z">
+            <w:ins w:id="9342" w:author="Claude (AI) - proposed" w:date="2026-10-18T00:32:39Z">
               <w:r>
                 <w:rPr>
                   <w:rFonts w:ascii="Arial" w:cs="Arial" w:eastAsia="Arial" w:hAnsi="Arial"/>
@@ -29301,7 +29301,7 @@
               </w:rPr>
               <w:t xml:space="preserve">-second verbal summary: 'Our model shows...' The class listens and </w:t>
             </w:r>
-            <w:del w:id="9343" w:author="Claude (AI) - proposed" w:date="2026-10-15T08:04:54Z">
+            <w:del w:id="9343" w:author="Claude (AI) - proposed" w:date="2026-10-18T00:32:39Z">
               <w:r>
                 <w:rPr>
                   <w:rFonts w:ascii="Arial" w:cs="Arial" w:eastAsia="Arial" w:hAnsi="Arial"/>
@@ -29316,7 +29316,7 @@
                 <w:delText xml:space="preserve">after each presentation has 30 seconds to identify one thing this</w:delText>
               </w:r>
             </w:del>
-            <w:ins w:id="9344" w:author="Claude (AI) - proposed" w:date="2026-10-15T08:04:54Z">
+            <w:ins w:id="9344" w:author="Claude (AI) - proposed" w:date="2026-10-18T00:32:39Z">
               <w:r>
                 <w:rPr>
                   <w:rFonts w:ascii="Arial" w:cs="Arial" w:eastAsia="Arial" w:hAnsi="Arial"/>
@@ -29344,7 +29344,7 @@
               </w:rPr>
               <w:t xml:space="preserve"> group included that their own model did not</w:t>
             </w:r>
-            <w:ins w:id="9345" w:author="Claude (AI) - proposed" w:date="2026-10-15T08:04:54Z">
+            <w:ins w:id="9345" w:author="Claude (AI) - proposed" w:date="2026-10-18T00:32:39Z">
               <w:r>
                 <w:rPr>
                   <w:rFonts w:ascii="Arial" w:cs="Arial" w:eastAsia="Arial" w:hAnsi="Arial"/>
@@ -29372,7 +29372,7 @@
               </w:rPr>
               <w:t xml:space="preserve">. After all groups have presented (approximately </w:t>
             </w:r>
-            <w:del w:id="9346" w:author="Claude (AI) - proposed" w:date="2026-10-15T08:04:54Z">
+            <w:del w:id="9346" w:author="Claude (AI) - proposed" w:date="2026-10-18T00:32:39Z">
               <w:r>
                 <w:rPr>
                   <w:rFonts w:ascii="Arial" w:cs="Arial" w:eastAsia="Arial" w:hAnsi="Arial"/>
@@ -29387,7 +29387,7 @@
                 <w:delText xml:space="preserve">6</w:delText>
               </w:r>
             </w:del>
-            <w:ins w:id="9347" w:author="Claude (AI) - proposed" w:date="2026-10-15T08:04:54Z">
+            <w:ins w:id="9347" w:author="Claude (AI) - proposed" w:date="2026-10-18T00:32:39Z">
               <w:r>
                 <w:rPr>
                   <w:rFonts w:ascii="Arial" w:cs="Arial" w:eastAsia="Arial" w:hAnsi="Arial"/>
@@ -29448,7 +29448,7 @@
               </w:rPr>
               <w:t xml:space="preserve">Give groups </w:t>
             </w:r>
-            <w:del w:id="9348" w:author="Claude (AI) - proposed" w:date="2026-10-15T08:04:54Z">
+            <w:del w:id="9348" w:author="Claude (AI) - proposed" w:date="2026-10-18T00:32:39Z">
               <w:r>
                 <w:rPr>
                   <w:rFonts w:ascii="Arial" w:cs="Arial" w:eastAsia="Arial" w:hAnsi="Arial"/>
@@ -29463,7 +29463,7 @@
                 <w:delText xml:space="preserve">3 minutes</w:delText>
               </w:r>
             </w:del>
-            <w:ins w:id="9349" w:author="Claude (AI) - proposed" w:date="2026-10-15T08:04:54Z">
+            <w:ins w:id="9349" w:author="Claude (AI) - proposed" w:date="2026-10-18T00:32:39Z">
               <w:r>
                 <w:rPr>
                   <w:rFonts w:ascii="Arial" w:cs="Arial" w:eastAsia="Arial" w:hAnsi="Arial"/>
@@ -29491,7 +29491,7 @@
               </w:rPr>
               <w:t xml:space="preserve"> for final model revision. Then say: 'Each group will have </w:t>
             </w:r>
-            <w:del w:id="9350" w:author="Claude (AI) - proposed" w:date="2026-10-15T08:04:54Z">
+            <w:del w:id="9350" w:author="Claude (AI) - proposed" w:date="2026-10-18T00:32:39Z">
               <w:r>
                 <w:rPr>
                   <w:rFonts w:ascii="Arial" w:cs="Arial" w:eastAsia="Arial" w:hAnsi="Arial"/>
@@ -29506,7 +29506,7 @@
                 <w:delText xml:space="preserve">60</w:delText>
               </w:r>
             </w:del>
-            <w:ins w:id="9351" w:author="Claude (AI) - proposed" w:date="2026-10-15T08:04:54Z">
+            <w:ins w:id="9351" w:author="Claude (AI) - proposed" w:date="2026-10-18T00:32:39Z">
               <w:r>
                 <w:rPr>
                   <w:rFonts w:ascii="Arial" w:cs="Arial" w:eastAsia="Arial" w:hAnsi="Arial"/>
@@ -29534,7 +29534,7 @@
               </w:rPr>
               <w:t xml:space="preserve"> seconds to present their model. Listeners: your job is to find one thing this group included that your group missed. Be generous — celebrate what others figured out that you did not.' Facilitate presentations briskly, keeping each group to </w:t>
             </w:r>
-            <w:del w:id="9352" w:author="Claude (AI) - proposed" w:date="2026-10-15T08:04:54Z">
+            <w:del w:id="9352" w:author="Claude (AI) - proposed" w:date="2026-10-18T00:32:39Z">
               <w:r>
                 <w:rPr>
                   <w:rFonts w:ascii="Arial" w:cs="Arial" w:eastAsia="Arial" w:hAnsi="Arial"/>
@@ -29549,7 +29549,7 @@
                 <w:delText xml:space="preserve">60</w:delText>
               </w:r>
             </w:del>
-            <w:ins w:id="9353" w:author="Claude (AI) - proposed" w:date="2026-10-15T08:04:54Z">
+            <w:ins w:id="9353" w:author="Claude (AI) - proposed" w:date="2026-10-18T00:32:39Z">
               <w:r>
                 <w:rPr>
                   <w:rFonts w:ascii="Arial" w:cs="Arial" w:eastAsia="Arial" w:hAnsi="Arial"/>
@@ -30024,7 +30024,7 @@
         </w:rPr>
         <w:t xml:space="preserve">© 2026 SeaVuria and ARES. Aligned with KICD objectives. Developed by SeaVuria; technical implementation by ARES (with AI assistance from Claude). Licensed under </w:t>
       </w:r>
-      <w:hyperlink w:history="1" r:id="rIdevfbc3zvspasojjyqwwzg">
+      <w:hyperlink w:history="1" r:id="rIdkjqarnklb319slm0ozzkb">
         <w:r>
           <w:rPr>
             <w:rFonts w:ascii="Arial" w:cs="Arial" w:eastAsia="Arial" w:hAnsi="Arial"/>
@@ -30045,7 +30045,7 @@
         </w:rPr>
         <w:t xml:space="preserve"> (</w:t>
       </w:r>
-      <w:hyperlink w:history="1" r:id="rIdkzk9bvfddzbjqfq5qvv0l">
+      <w:hyperlink w:history="1" r:id="rIdeszvbw5jgz7gvl8sgm7mh">
         <w:r>
           <w:rPr>
             <w:rFonts w:ascii="Arial" w:cs="Arial" w:eastAsia="Arial" w:hAnsi="Arial"/>
